--- a/第一节生成式大模型与下一代AI技术在中医药中的适配前景0611.docx
+++ b/第一节生成式大模型与下一代AI技术在中医药中的适配前景0611.docx
@@ -43,131 +43,7 @@
         <w:rPr>
           <w:rFonts w:hint="eastAsia"/>
         </w:rPr>
-        <w:t>本节导语:本书前九章回答的是</w:t>
-      </w:r>
-      <w:r>
-        <w:rPr>
-          <w:rFonts w:hint="eastAsia"/>
-          <w:lang w:eastAsia="zh-CN"/>
-        </w:rPr>
-        <w:t>“</w:t>
-      </w:r>
-      <w:r>
-        <w:rPr>
-          <w:rFonts w:hint="eastAsia"/>
-        </w:rPr>
-        <w:t>用何种方法处理何种数据</w:t>
-      </w:r>
-      <w:r>
-        <w:rPr>
-          <w:rFonts w:hint="eastAsia"/>
-          <w:lang w:eastAsia="zh-CN"/>
-        </w:rPr>
-        <w:t>“</w:t>
-      </w:r>
-      <w:r>
-        <w:rPr>
-          <w:rFonts w:hint="eastAsia"/>
-        </w:rPr>
-        <w:t>,本章则把视线投向</w:t>
-      </w:r>
-      <w:r>
-        <w:rPr>
-          <w:rFonts w:hint="eastAsia"/>
-          <w:lang w:eastAsia="zh-CN"/>
-        </w:rPr>
-        <w:t>“</w:t>
-      </w:r>
-      <w:r>
-        <w:rPr>
-          <w:rFonts w:hint="eastAsia"/>
-        </w:rPr>
-        <w:t>方法学将走向何处</w:t>
-      </w:r>
-      <w:r>
-        <w:rPr>
-          <w:rFonts w:hint="eastAsia"/>
-          <w:lang w:eastAsia="zh-CN"/>
-        </w:rPr>
-        <w:t>”的</w:t>
-      </w:r>
-      <w:r>
-        <w:rPr>
-          <w:rFonts w:hint="eastAsia"/>
-          <w:lang w:val="en-US" w:eastAsia="zh-CN"/>
-        </w:rPr>
-        <w:t>终极问题与挑战</w:t>
-      </w:r>
-      <w:r>
-        <w:rPr>
-          <w:rFonts w:hint="eastAsia"/>
-        </w:rPr>
-        <w:t>。</w:t>
-      </w:r>
-      <w:r>
-        <w:rPr>
-          <w:rFonts w:hint="eastAsia"/>
-          <w:lang w:val="en-US" w:eastAsia="zh-CN"/>
-        </w:rPr>
-        <w:t>毋庸置疑的是</w:t>
-      </w:r>
-      <w:r>
-        <w:rPr>
-          <w:rFonts w:hint="eastAsia"/>
-        </w:rPr>
-        <w:t>在所有正在重塑研究范式的技术中,生成式人工智能(Generative Artificial Intelligence)——尤其以大语言模型(Large Language Model, LLM)为代表——影响最为深远。本节首先简述生成式大模型在中医药中</w:t>
-      </w:r>
-      <w:r>
-        <w:rPr>
-          <w:rFonts w:hint="eastAsia"/>
-          <w:lang w:eastAsia="zh-CN"/>
-        </w:rPr>
-        <w:t>“</w:t>
-      </w:r>
-      <w:r>
-        <w:rPr>
-          <w:rFonts w:hint="eastAsia"/>
-        </w:rPr>
-        <w:t>已经走到哪里</w:t>
-      </w:r>
-      <w:r>
-        <w:rPr>
-          <w:rFonts w:hint="eastAsia"/>
-          <w:lang w:eastAsia="zh-CN"/>
-        </w:rPr>
-        <w:t>”</w:t>
-      </w:r>
-      <w:r>
-        <w:rPr>
-          <w:rFonts w:hint="eastAsia"/>
-        </w:rPr>
-        <w:t>(基线),随即把主要篇幅用于讨论</w:t>
-      </w:r>
-      <w:r>
-        <w:rPr>
-          <w:rFonts w:hint="eastAsia"/>
-          <w:lang w:eastAsia="zh-CN"/>
-        </w:rPr>
-        <w:t>“</w:t>
-      </w:r>
-      <w:r>
-        <w:rPr>
-          <w:rFonts w:hint="eastAsia"/>
-        </w:rPr>
-        <w:t>还应往哪里走</w:t>
-      </w:r>
-      <w:r>
-        <w:rPr>
-          <w:rFonts w:hint="eastAsia"/>
-          <w:lang w:eastAsia="zh-CN"/>
-        </w:rPr>
-        <w:t>“</w:t>
-      </w:r>
-      <w:r>
-        <w:rPr>
-          <w:rFonts w:hint="eastAsia"/>
-        </w:rPr>
-        <w:t>:五条适配路径各自的演进方向、尚未解决的科学问题,以及下一代AI技术(智能体、推理模型、多模态融合、神经符号结合、科学发现AI、具身与脑机接口、隐私计算等)在中医药研究中可能的落点与前置条件。读者应在阅读后能够判断:面对某一类中医药问题,未来应朝哪条路径投入、为什么、又要警惕什么。</w:t>
+        <w:t>本节导语:本书前九章回答的是“用何种方法处理何种数据”,本章则把视线投向“方法学将走向何处”的终极问题与挑战。在所有正在重塑研究范式的技术中,生成式人工智能(Generative Artificial Intelligence)——尤其以大语言模型(Large Language Model, LLM)为代表——影响最为深远。本节首先简述生成式大模型在中医药中“已经走到哪里”(基线),随即把主要篇幅用于讨论“还应往哪里走”:五条适配路径各自的演进方向、尚未解决的科学问题,以及下一代AI技术(智能体、推理模型、多模态融合、神经符号结合、科学发现AI、具身与脑机接口、隐私计算等)在中医药研究中可能的落点与前置条件。读者应在阅读后能够判断:面对某一类中医药问题,未来应朝哪条路径投入、为什么、又要警惕什么。</w:t>
       </w:r>
     </w:p>
     <w:p>
@@ -243,7 +119,7 @@
           <w:rFonts w:hint="eastAsia"/>
           <w:lang w:eastAsia="zh-CN"/>
         </w:rPr>
-        <w:t>“</w:t>
+        <w:t>”</w:t>
       </w:r>
       <w:r>
         <w:rPr>
@@ -269,7 +145,7 @@
           <w:rFonts w:hint="eastAsia"/>
           <w:lang w:eastAsia="zh-CN"/>
         </w:rPr>
-        <w:t>“</w:t>
+        <w:t>”</w:t>
       </w:r>
       <w:r>
         <w:rPr>
@@ -303,111 +179,35 @@
         <w:rPr>
           <w:rFonts w:hint="eastAsia"/>
         </w:rPr>
-        <w:t>要谈展望,先要厘清起点。经过约两年的快速演进,中医药垂直大模型已从</w:t>
-      </w:r>
-      <w:r>
-        <w:rPr>
-          <w:rFonts w:hint="eastAsia"/>
-          <w:lang w:eastAsia="zh-CN"/>
-        </w:rPr>
-        <w:t>“</w:t>
-      </w:r>
-      <w:r>
-        <w:rPr>
-          <w:rFonts w:hint="eastAsia"/>
-        </w:rPr>
-        <w:t>单一问答</w:t>
-      </w:r>
-      <w:r>
-        <w:rPr>
-          <w:rFonts w:hint="eastAsia"/>
-          <w:lang w:eastAsia="zh-CN"/>
-        </w:rPr>
-        <w:t>“</w:t>
-      </w:r>
-      <w:r>
-        <w:rPr>
-          <w:rFonts w:hint="eastAsia"/>
-        </w:rPr>
-        <w:t>走向覆盖知识管理、辅助诊疗、方药推荐与教育培训的模型族:研究者普遍以 Baichuan、ChatGLM、LLaMA、Qwen、DeepSeek 等开源模型为底座,通过预训练与微调构建出 TCMChat、</w:t>
-      </w:r>
-      <w:r>
-        <w:rPr>
-          <w:rFonts w:hint="eastAsia"/>
-          <w:lang w:eastAsia="zh-CN"/>
-        </w:rPr>
-        <w:t>“</w:t>
-      </w:r>
-      <w:r>
-        <w:rPr>
-          <w:rFonts w:hint="eastAsia"/>
-        </w:rPr>
-        <w:t>仲景</w:t>
-      </w:r>
-      <w:r>
-        <w:rPr>
-          <w:rFonts w:hint="eastAsia"/>
-          <w:lang w:eastAsia="zh-CN"/>
-        </w:rPr>
-        <w:t>“</w:t>
-      </w:r>
-      <w:r>
-        <w:rPr>
-          <w:rFonts w:hint="eastAsia"/>
-        </w:rPr>
-        <w:t>、</w:t>
-      </w:r>
-      <w:r>
-        <w:rPr>
-          <w:rFonts w:hint="eastAsia"/>
-          <w:lang w:eastAsia="zh-CN"/>
-        </w:rPr>
-        <w:t>“</w:t>
-      </w:r>
-      <w:r>
-        <w:rPr>
-          <w:rFonts w:hint="eastAsia"/>
-        </w:rPr>
-        <w:t>岐黄</w:t>
-      </w:r>
-      <w:r>
-        <w:rPr>
-          <w:rFonts w:hint="eastAsia"/>
-          <w:lang w:eastAsia="zh-CN"/>
-        </w:rPr>
-        <w:t>“</w:t>
-      </w:r>
-      <w:r>
-        <w:rPr>
-          <w:rFonts w:hint="eastAsia"/>
-        </w:rPr>
-        <w:t>、</w:t>
-      </w:r>
-      <w:r>
-        <w:rPr>
-          <w:rFonts w:hint="eastAsia"/>
-          <w:lang w:eastAsia="zh-CN"/>
-        </w:rPr>
-        <w:t>“</w:t>
-      </w:r>
-      <w:r>
-        <w:rPr>
-          <w:rFonts w:hint="eastAsia"/>
-        </w:rPr>
-        <w:t>灵丹</w:t>
-      </w:r>
-      <w:r>
-        <w:rPr>
-          <w:rFonts w:hint="eastAsia"/>
-          <w:lang w:eastAsia="zh-CN"/>
-        </w:rPr>
-        <w:t>“</w:t>
-      </w:r>
-      <w:r>
-        <w:rPr>
-          <w:rFonts w:hint="eastAsia"/>
-        </w:rPr>
-        <w:t>等代表性系统 [Dai et al., 2024; Zhu et al., 2023; Jia et al., 2025; Hua et al., 2024]。多篇综述对这一阶段作了总结:中医药专用模型在执业医师考试中约达 70% 准确率,通用中文模型约 60% [Ren et al., 2025]。这些数字标示了一个事实——生成式大模型在中医药</w:t>
+        <w:t>要谈展望,先要厘清起点。经过约两年的快速演进,中医药垂直大模型已从“单一问答”走向覆盖知识管理、辅助诊疗、方药推荐与教育培训的模型族:研究者普遍以 Baichuan、ChatGLM、LLaMA、Qwen、DeepSeek 等开源模型为底座,通过预训练与微调构建出 TCMChat、“仲景”、“岐黄”、“灵丹”等代表性系统 [Dai et al., 2024; Zhu et al., 2023; Jia et al., 2025; Hua et al., 2024]。多篇综述对这一阶段作了总结:中医药专用模型在执业医师考试中约达 70% 准确率,通用中文模型约 60% [Ren et al., 2025]。这些数字共同说明,生成式大模型在中医药“能用”已无悬念。</w:t>
+      </w:r>
+    </w:p>
+    <w:p>
+      <w:pPr>
+        <w:pageBreakBefore w:val="0"/>
+        <w:widowControl w:val="0"/>
+        <w:kinsoku/>
+        <w:wordWrap/>
+        <w:overflowPunct/>
+        <w:topLinePunct w:val="0"/>
+        <w:autoSpaceDE/>
+        <w:autoSpaceDN/>
+        <w:bidi w:val="0"/>
+        <w:adjustRightInd/>
+        <w:snapToGrid/>
+        <w:spacing w:beforeAutospacing="0" w:afterAutospacing="0"/>
+        <w:ind w:firstLine="480" w:firstLineChars="200"/>
+        <w:textAlignment w:val="auto"/>
+        <w:rPr>
+          <w:rFonts w:hint="eastAsia" w:eastAsia="仿宋_GB2312"/>
+          <w:lang w:eastAsia="zh-CN"/>
+        </w:rPr>
+      </w:pPr>
+      <w:r>
+        <w:rPr>
+          <w:rFonts w:hint="eastAsia"/>
+        </w:rPr>
+        <w:t>然而,本章关心的不是</w:t>
       </w:r>
       <w:r>
         <w:rPr>
@@ -427,41 +227,13 @@
           <w:rFonts w:hint="eastAsia"/>
           <w:lang w:eastAsia="zh-CN"/>
         </w:rPr>
-        <w:t>“</w:t>
-      </w:r>
-      <w:r>
-        <w:rPr>
-          <w:rFonts w:hint="eastAsia"/>
-        </w:rPr>
-        <w:t>已无悬念。</w:t>
-      </w:r>
-    </w:p>
-    <w:p>
-      <w:pPr>
-        <w:pageBreakBefore w:val="0"/>
-        <w:widowControl w:val="0"/>
-        <w:kinsoku/>
-        <w:wordWrap/>
-        <w:overflowPunct/>
-        <w:topLinePunct w:val="0"/>
-        <w:autoSpaceDE/>
-        <w:autoSpaceDN/>
-        <w:bidi w:val="0"/>
-        <w:adjustRightInd/>
-        <w:snapToGrid/>
-        <w:spacing w:beforeAutospacing="0" w:afterAutospacing="0"/>
-        <w:ind w:firstLine="480" w:firstLineChars="200"/>
-        <w:textAlignment w:val="auto"/>
-        <w:rPr>
-          <w:rFonts w:hint="eastAsia" w:eastAsia="仿宋_GB2312"/>
-          <w:lang w:eastAsia="zh-CN"/>
-        </w:rPr>
-      </w:pPr>
-      <w:r>
-        <w:rPr>
-          <w:rFonts w:hint="eastAsia"/>
-        </w:rPr>
-        <w:t>然而,本章关心的不是</w:t>
+        <w:t>”</w:t>
+      </w:r>
+      <w:r>
+        <w:rPr>
+          <w:rFonts w:hint="eastAsia"/>
+        </w:rPr>
+        <w:t>,而是横亘在</w:t>
       </w:r>
       <w:r>
         <w:rPr>
@@ -481,33 +253,7 @@
           <w:rFonts w:hint="eastAsia"/>
           <w:lang w:eastAsia="zh-CN"/>
         </w:rPr>
-        <w:t>“</w:t>
-      </w:r>
-      <w:r>
-        <w:rPr>
-          <w:rFonts w:hint="eastAsia"/>
-        </w:rPr>
-        <w:t>,而是横亘在</w:t>
-      </w:r>
-      <w:r>
-        <w:rPr>
-          <w:rFonts w:hint="eastAsia"/>
-          <w:lang w:eastAsia="zh-CN"/>
-        </w:rPr>
-        <w:t>“</w:t>
-      </w:r>
-      <w:r>
-        <w:rPr>
-          <w:rFonts w:hint="eastAsia"/>
-        </w:rPr>
-        <w:t>能用</w:t>
-      </w:r>
-      <w:r>
-        <w:rPr>
-          <w:rFonts w:hint="eastAsia"/>
-          <w:lang w:eastAsia="zh-CN"/>
-        </w:rPr>
-        <w:t>“</w:t>
+        <w:t>”</w:t>
       </w:r>
       <w:r>
         <w:rPr>
@@ -533,7 +279,7 @@
           <w:rFonts w:hint="eastAsia"/>
           <w:lang w:eastAsia="zh-CN"/>
         </w:rPr>
-        <w:t>“</w:t>
+        <w:t>”</w:t>
       </w:r>
       <w:r>
         <w:rPr>
@@ -559,7 +305,7 @@
           <w:rFonts w:hint="eastAsia"/>
           <w:lang w:eastAsia="zh-CN"/>
         </w:rPr>
-        <w:t>“</w:t>
+        <w:t>”</w:t>
       </w:r>
       <w:r>
         <w:rPr>
@@ -585,7 +331,7 @@
           <w:rFonts w:hint="eastAsia"/>
           <w:lang w:eastAsia="zh-CN"/>
         </w:rPr>
-        <w:t>“</w:t>
+        <w:t>”</w:t>
       </w:r>
       <w:r>
         <w:rPr>
@@ -640,7 +386,7 @@
           <w:rFonts w:hint="eastAsia"/>
           <w:lang w:eastAsia="zh-CN"/>
         </w:rPr>
-        <w:t>“</w:t>
+        <w:t>”</w:t>
       </w:r>
       <w:r>
         <w:rPr>
@@ -666,7 +412,7 @@
           <w:rFonts w:hint="eastAsia"/>
           <w:lang w:eastAsia="zh-CN"/>
         </w:rPr>
-        <w:t>“</w:t>
+        <w:t>”</w:t>
       </w:r>
     </w:p>
     <w:p>
@@ -714,7 +460,7 @@
           <w:rFonts w:hint="eastAsia"/>
           <w:lang w:eastAsia="zh-CN"/>
         </w:rPr>
-        <w:t>“</w:t>
+        <w:t>”</w:t>
       </w:r>
       <w:r>
         <w:rPr>
@@ -740,7 +486,7 @@
           <w:rFonts w:hint="eastAsia"/>
           <w:lang w:eastAsia="zh-CN"/>
         </w:rPr>
-        <w:t>“</w:t>
+        <w:t>”</w:t>
       </w:r>
       <w:r>
         <w:rPr>
@@ -766,7 +512,7 @@
           <w:rFonts w:hint="eastAsia"/>
           <w:lang w:eastAsia="zh-CN"/>
         </w:rPr>
-        <w:t>“</w:t>
+        <w:t>”</w:t>
       </w:r>
       <w:r>
         <w:rPr>
@@ -792,7 +538,7 @@
           <w:rFonts w:hint="eastAsia"/>
           <w:lang w:eastAsia="zh-CN"/>
         </w:rPr>
-        <w:t>“</w:t>
+        <w:t>”</w:t>
       </w:r>
       <w:r>
         <w:rPr>
@@ -846,7 +592,7 @@
           <w:rFonts w:hint="eastAsia"/>
           <w:lang w:eastAsia="zh-CN"/>
         </w:rPr>
-        <w:t>“</w:t>
+        <w:t>”</w:t>
       </w:r>
       <w:r>
         <w:rPr>
@@ -872,7 +618,7 @@
           <w:rFonts w:hint="eastAsia"/>
           <w:lang w:eastAsia="zh-CN"/>
         </w:rPr>
-        <w:t>“</w:t>
+        <w:t>”</w:t>
       </w:r>
       <w:r>
         <w:rPr>
@@ -930,7 +676,7 @@
           <w:rFonts w:hint="eastAsia"/>
           <w:lang w:eastAsia="zh-CN"/>
         </w:rPr>
-        <w:t>“</w:t>
+        <w:t>”</w:t>
       </w:r>
       <w:r>
         <w:rPr>
@@ -964,7 +710,7 @@
           <w:rFonts w:hint="eastAsia"/>
           <w:lang w:eastAsia="zh-CN"/>
         </w:rPr>
-        <w:t>“</w:t>
+        <w:t>”</w:t>
       </w:r>
       <w:r>
         <w:rPr>
@@ -990,7 +736,7 @@
           <w:rFonts w:hint="eastAsia"/>
           <w:lang w:eastAsia="zh-CN"/>
         </w:rPr>
-        <w:t>“</w:t>
+        <w:t>”</w:t>
       </w:r>
       <w:r>
         <w:rPr>
@@ -1016,7 +762,7 @@
           <w:rFonts w:hint="eastAsia"/>
           <w:lang w:eastAsia="zh-CN"/>
         </w:rPr>
-        <w:t>“</w:t>
+        <w:t>”</w:t>
       </w:r>
       <w:r>
         <w:rPr>
@@ -1042,7 +788,7 @@
           <w:rFonts w:hint="eastAsia"/>
           <w:lang w:eastAsia="zh-CN"/>
         </w:rPr>
-        <w:t>“</w:t>
+        <w:t>”</w:t>
       </w:r>
       <w:r>
         <w:rPr>
@@ -1097,7 +843,7 @@
           <w:rFonts w:hint="eastAsia"/>
           <w:lang w:eastAsia="zh-CN"/>
         </w:rPr>
-        <w:t>“</w:t>
+        <w:t>”</w:t>
       </w:r>
       <w:r>
         <w:rPr>
@@ -1123,7 +869,7 @@
           <w:rFonts w:hint="eastAsia"/>
           <w:lang w:eastAsia="zh-CN"/>
         </w:rPr>
-        <w:t>“</w:t>
+        <w:t>”</w:t>
       </w:r>
     </w:p>
     <w:p>
@@ -1171,7 +917,7 @@
           <w:rFonts w:hint="eastAsia"/>
           <w:lang w:eastAsia="zh-CN"/>
         </w:rPr>
-        <w:t>“</w:t>
+        <w:t>”</w:t>
       </w:r>
       <w:r>
         <w:rPr>
@@ -1197,7 +943,7 @@
           <w:rFonts w:hint="eastAsia"/>
           <w:lang w:eastAsia="zh-CN"/>
         </w:rPr>
-        <w:t>“</w:t>
+        <w:t>”</w:t>
       </w:r>
       <w:r>
         <w:rPr>
@@ -1251,7 +997,7 @@
           <w:rFonts w:hint="eastAsia"/>
           <w:lang w:eastAsia="zh-CN"/>
         </w:rPr>
-        <w:t>“</w:t>
+        <w:t>”</w:t>
       </w:r>
       <w:r>
         <w:rPr>
@@ -1277,7 +1023,7 @@
           <w:rFonts w:hint="eastAsia"/>
           <w:lang w:eastAsia="zh-CN"/>
         </w:rPr>
-        <w:t>“</w:t>
+        <w:t>”</w:t>
       </w:r>
       <w:r>
         <w:rPr>
@@ -1303,7 +1049,7 @@
           <w:rFonts w:hint="eastAsia"/>
           <w:lang w:eastAsia="zh-CN"/>
         </w:rPr>
-        <w:t>“</w:t>
+        <w:t>”</w:t>
       </w:r>
       <w:r>
         <w:rPr>
@@ -1329,7 +1075,7 @@
           <w:rFonts w:hint="eastAsia"/>
           <w:lang w:eastAsia="zh-CN"/>
         </w:rPr>
-        <w:t>“</w:t>
+        <w:t>”</w:t>
       </w:r>
       <w:r>
         <w:rPr>
@@ -1355,7 +1101,7 @@
           <w:rFonts w:hint="eastAsia"/>
           <w:lang w:eastAsia="zh-CN"/>
         </w:rPr>
-        <w:t>“</w:t>
+        <w:t>”</w:t>
       </w:r>
       <w:r>
         <w:rPr>
@@ -1381,7 +1127,7 @@
           <w:rFonts w:hint="eastAsia"/>
           <w:lang w:eastAsia="zh-CN"/>
         </w:rPr>
-        <w:t>“</w:t>
+        <w:t>”</w:t>
       </w:r>
       <w:r>
         <w:rPr>
@@ -1407,7 +1153,7 @@
           <w:rFonts w:hint="eastAsia"/>
           <w:lang w:eastAsia="zh-CN"/>
         </w:rPr>
-        <w:t>“</w:t>
+        <w:t>”</w:t>
       </w:r>
       <w:r>
         <w:rPr>
@@ -1433,7 +1179,7 @@
           <w:rFonts w:hint="eastAsia"/>
           <w:lang w:eastAsia="zh-CN"/>
         </w:rPr>
-        <w:t>“</w:t>
+        <w:t>”</w:t>
       </w:r>
       <w:r>
         <w:rPr>
@@ -1459,7 +1205,7 @@
           <w:rFonts w:hint="eastAsia"/>
           <w:lang w:eastAsia="zh-CN"/>
         </w:rPr>
-        <w:t>“</w:t>
+        <w:t>”</w:t>
       </w:r>
       <w:r>
         <w:rPr>
@@ -1485,7 +1231,7 @@
           <w:rFonts w:hint="eastAsia"/>
           <w:lang w:eastAsia="zh-CN"/>
         </w:rPr>
-        <w:t>“</w:t>
+        <w:t>”</w:t>
       </w:r>
       <w:r>
         <w:rPr>
@@ -1526,7 +1272,7 @@
           <w:rFonts w:hint="eastAsia"/>
           <w:lang w:eastAsia="zh-CN"/>
         </w:rPr>
-        <w:t>“</w:t>
+        <w:t>”</w:t>
       </w:r>
       <w:r>
         <w:rPr>
@@ -1580,7 +1326,7 @@
           <w:rFonts w:hint="eastAsia"/>
           <w:lang w:eastAsia="zh-CN"/>
         </w:rPr>
-        <w:t>“</w:t>
+        <w:t>”</w:t>
       </w:r>
       <w:r>
         <w:rPr>
@@ -1606,7 +1352,7 @@
           <w:rFonts w:hint="eastAsia"/>
           <w:lang w:eastAsia="zh-CN"/>
         </w:rPr>
-        <w:t>“</w:t>
+        <w:t>”</w:t>
       </w:r>
       <w:r>
         <w:rPr>
@@ -1640,189 +1386,7 @@
         <w:rPr>
           <w:rFonts w:hint="eastAsia"/>
         </w:rPr>
-        <w:t>未来 PEFT 在中医药的价值,可能从</w:t>
-      </w:r>
-      <w:r>
-        <w:rPr>
-          <w:rFonts w:hint="eastAsia"/>
-          <w:lang w:eastAsia="zh-CN"/>
-        </w:rPr>
-        <w:t>“</w:t>
-      </w:r>
-      <w:r>
-        <w:rPr>
-          <w:rFonts w:hint="eastAsia"/>
-        </w:rPr>
-        <w:t>省钱的微调技巧</w:t>
-      </w:r>
-      <w:r>
-        <w:rPr>
-          <w:rFonts w:hint="eastAsia"/>
-          <w:lang w:eastAsia="zh-CN"/>
-        </w:rPr>
-        <w:t>“</w:t>
-      </w:r>
-      <w:r>
-        <w:rPr>
-          <w:rFonts w:hint="eastAsia"/>
-        </w:rPr>
-        <w:t>升级为</w:t>
-      </w:r>
-      <w:r>
-        <w:rPr>
-          <w:rFonts w:hint="eastAsia"/>
-          <w:lang w:eastAsia="zh-CN"/>
-        </w:rPr>
-        <w:t>“</w:t>
-      </w:r>
-      <w:r>
-        <w:rPr>
-          <w:rFonts w:hint="eastAsia"/>
-        </w:rPr>
-        <w:t>可组合的知识模块</w:t>
-      </w:r>
-      <w:r>
-        <w:rPr>
-          <w:rFonts w:hint="eastAsia"/>
-          <w:lang w:eastAsia="zh-CN"/>
-        </w:rPr>
-        <w:t>“</w:t>
-      </w:r>
-      <w:r>
-        <w:rPr>
-          <w:rFonts w:hint="eastAsia"/>
-        </w:rPr>
-        <w:t>。设想一个前景:不同流派、不同专科、不同地域的中医知识被训练成可插拔的低秩</w:t>
-      </w:r>
-      <w:r>
-        <w:rPr>
-          <w:rFonts w:hint="eastAsia"/>
-          <w:lang w:eastAsia="zh-CN"/>
-        </w:rPr>
-        <w:t>“</w:t>
-      </w:r>
-      <w:r>
-        <w:rPr>
-          <w:rFonts w:hint="eastAsia"/>
-        </w:rPr>
-        <w:t>适配器(adapter)</w:t>
-      </w:r>
-      <w:r>
-        <w:rPr>
-          <w:rFonts w:hint="eastAsia"/>
-          <w:lang w:eastAsia="zh-CN"/>
-        </w:rPr>
-        <w:t>“</w:t>
-      </w:r>
-      <w:r>
-        <w:rPr>
-          <w:rFonts w:hint="eastAsia"/>
-        </w:rPr>
-        <w:t>,临床使用时按需加载与组合——治脾胃病时挂载</w:t>
-      </w:r>
-      <w:r>
-        <w:rPr>
-          <w:rFonts w:hint="eastAsia"/>
-          <w:lang w:eastAsia="zh-CN"/>
-        </w:rPr>
-        <w:t>“</w:t>
-      </w:r>
-      <w:r>
-        <w:rPr>
-          <w:rFonts w:hint="eastAsia"/>
-        </w:rPr>
-        <w:t>脾胃流派适配器</w:t>
-      </w:r>
-      <w:r>
-        <w:rPr>
-          <w:rFonts w:hint="eastAsia"/>
-          <w:lang w:eastAsia="zh-CN"/>
-        </w:rPr>
-        <w:t>“</w:t>
-      </w:r>
-      <w:r>
-        <w:rPr>
-          <w:rFonts w:hint="eastAsia"/>
-        </w:rPr>
-        <w:t>,治外感时切换</w:t>
-      </w:r>
-      <w:r>
-        <w:rPr>
-          <w:rFonts w:hint="eastAsia"/>
-          <w:lang w:eastAsia="zh-CN"/>
-        </w:rPr>
-        <w:t>“</w:t>
-      </w:r>
-      <w:r>
-        <w:rPr>
-          <w:rFonts w:hint="eastAsia"/>
-        </w:rPr>
-        <w:t>伤寒适配器</w:t>
-      </w:r>
-      <w:r>
-        <w:rPr>
-          <w:rFonts w:hint="eastAsia"/>
-          <w:lang w:eastAsia="zh-CN"/>
-        </w:rPr>
-        <w:t>“</w:t>
-      </w:r>
-      <w:r>
-        <w:rPr>
-          <w:rFonts w:hint="eastAsia"/>
-        </w:rPr>
-        <w:t>。这种</w:t>
-      </w:r>
-      <w:r>
-        <w:rPr>
-          <w:rFonts w:hint="eastAsia"/>
-          <w:lang w:eastAsia="zh-CN"/>
-        </w:rPr>
-        <w:t>“</w:t>
-      </w:r>
-      <w:r>
-        <w:rPr>
-          <w:rFonts w:hint="eastAsia"/>
-        </w:rPr>
-        <w:t>基座模型 + 可组合领域模块</w:t>
-      </w:r>
-      <w:r>
-        <w:rPr>
-          <w:rFonts w:hint="eastAsia"/>
-          <w:lang w:eastAsia="zh-CN"/>
-        </w:rPr>
-        <w:t>“</w:t>
-      </w:r>
-      <w:r>
-        <w:rPr>
-          <w:rFonts w:hint="eastAsia"/>
-        </w:rPr>
-        <w:t>的范式,既契合中医</w:t>
-      </w:r>
-      <w:r>
-        <w:rPr>
-          <w:rFonts w:hint="eastAsia"/>
-          <w:lang w:eastAsia="zh-CN"/>
-        </w:rPr>
-        <w:t>“</w:t>
-      </w:r>
-      <w:r>
-        <w:rPr>
-          <w:rFonts w:hint="eastAsia"/>
-        </w:rPr>
-        <w:t>同病异治、因人因地制宜</w:t>
-      </w:r>
-      <w:r>
-        <w:rPr>
-          <w:rFonts w:hint="eastAsia"/>
-          <w:lang w:eastAsia="zh-CN"/>
-        </w:rPr>
-        <w:t>“</w:t>
-      </w:r>
-      <w:r>
-        <w:rPr>
-          <w:rFonts w:hint="eastAsia"/>
-        </w:rPr>
-        <w:t>的特点,也为流派传承的数字化提供了新载体。其前置条件是适配器之间的兼容性与冲突消解,目前在中医药场景下尚缺乏系统研究【待补文献:可组合/模块化 PEFT(适配器融合)在多流派多专科领域适配中的实证研究】。</w:t>
+        <w:t>未来 PEFT 在中医药的价值,可能从“省钱的微调技巧”升级为“可组合的知识模块”。设想一个前景:不同流派、不同专科、不同地域的中医知识被训练成可插拔的低秩“适配器(adapter)”,临床使用时按需加载与组合——治脾胃病时挂载“脾胃流派适配器”,治外感时切换“伤寒适配器”。这种“基座模型 + 可组合领域模块”的范式,既契合中医“同病异治、因人因地制宜”的特点,也为流派传承的数字化提供了新载体。其前置条件是适配器之间的兼容性与冲突消解；通用领域已有可组合、模块化适配器的方法学基础(如 AdapterFusion 与 LoRAHub)[Pfeiffer et al., 2021; Huang et al., 2024],但面向中医药多流派、多专科适配的实证研究仍然缺乏。</w:t>
       </w:r>
     </w:p>
     <w:p>
@@ -1857,7 +1421,7 @@
           <w:rFonts w:hint="eastAsia"/>
           <w:lang w:eastAsia="zh-CN"/>
         </w:rPr>
-        <w:t>“</w:t>
+        <w:t>”</w:t>
       </w:r>
       <w:r>
         <w:rPr>
@@ -1911,7 +1475,7 @@
           <w:rFonts w:hint="eastAsia"/>
           <w:lang w:eastAsia="zh-CN"/>
         </w:rPr>
-        <w:t>“</w:t>
+        <w:t>”</w:t>
       </w:r>
       <w:r>
         <w:rPr>
@@ -1945,59 +1509,7 @@
         <w:rPr>
           <w:rFonts w:hint="eastAsia"/>
         </w:rPr>
-        <w:t>但</w:t>
-      </w:r>
-      <w:r>
-        <w:rPr>
-          <w:rFonts w:hint="eastAsia"/>
-          <w:lang w:eastAsia="zh-CN"/>
-        </w:rPr>
-        <w:t>“</w:t>
-      </w:r>
-      <w:r>
-        <w:rPr>
-          <w:rFonts w:hint="eastAsia"/>
-        </w:rPr>
-        <w:t>缓解幻觉</w:t>
-      </w:r>
-      <w:r>
-        <w:rPr>
-          <w:rFonts w:hint="eastAsia"/>
-          <w:lang w:eastAsia="zh-CN"/>
-        </w:rPr>
-        <w:t>“</w:t>
-      </w:r>
-      <w:r>
-        <w:rPr>
-          <w:rFonts w:hint="eastAsia"/>
-        </w:rPr>
-        <w:t>不等于</w:t>
-      </w:r>
-      <w:r>
-        <w:rPr>
-          <w:rFonts w:hint="eastAsia"/>
-          <w:lang w:eastAsia="zh-CN"/>
-        </w:rPr>
-        <w:t>“</w:t>
-      </w:r>
-      <w:r>
-        <w:rPr>
-          <w:rFonts w:hint="eastAsia"/>
-        </w:rPr>
-        <w:t>消除幻觉</w:t>
-      </w:r>
-      <w:r>
-        <w:rPr>
-          <w:rFonts w:hint="eastAsia"/>
-          <w:lang w:eastAsia="zh-CN"/>
-        </w:rPr>
-        <w:t>“</w:t>
-      </w:r>
-      <w:r>
-        <w:rPr>
-          <w:rFonts w:hint="eastAsia"/>
-        </w:rPr>
-        <w:t>,这恰是未来工作的起点。展望中,有三条值得重点投入的方向。</w:t>
+        <w:t>但“缓解幻觉”不等于“消除幻觉”,这恰是未来工作的起点。其中有三条方向值得重点投入。</w:t>
       </w:r>
     </w:p>
     <w:p>
@@ -2045,7 +1557,7 @@
           <w:rFonts w:hint="eastAsia"/>
           <w:lang w:eastAsia="zh-CN"/>
         </w:rPr>
-        <w:t>“</w:t>
+        <w:t>”</w:t>
       </w:r>
       <w:r>
         <w:rPr>
@@ -2071,7 +1583,7 @@
           <w:rFonts w:hint="eastAsia"/>
           <w:lang w:eastAsia="zh-CN"/>
         </w:rPr>
-        <w:t>“</w:t>
+        <w:t>”</w:t>
       </w:r>
       <w:r>
         <w:rPr>
@@ -2097,7 +1609,7 @@
           <w:rFonts w:hint="eastAsia"/>
           <w:lang w:eastAsia="zh-CN"/>
         </w:rPr>
-        <w:t>“</w:t>
+        <w:t>”</w:t>
       </w:r>
       <w:r>
         <w:rPr>
@@ -2123,7 +1635,7 @@
           <w:rFonts w:hint="eastAsia"/>
           <w:lang w:eastAsia="zh-CN"/>
         </w:rPr>
-        <w:t>“</w:t>
+        <w:t>”</w:t>
       </w:r>
       <w:r>
         <w:rPr>
@@ -2149,7 +1661,7 @@
           <w:rFonts w:hint="eastAsia"/>
           <w:lang w:eastAsia="zh-CN"/>
         </w:rPr>
-        <w:t>“</w:t>
+        <w:t>”</w:t>
       </w:r>
       <w:r>
         <w:rPr>
@@ -2175,7 +1687,7 @@
           <w:rFonts w:hint="eastAsia"/>
           <w:lang w:eastAsia="zh-CN"/>
         </w:rPr>
-        <w:t>“</w:t>
+        <w:t>”</w:t>
       </w:r>
       <w:r>
         <w:rPr>
@@ -2229,7 +1741,7 @@
           <w:rFonts w:hint="eastAsia"/>
           <w:lang w:eastAsia="zh-CN"/>
         </w:rPr>
-        <w:t>“</w:t>
+        <w:t>”</w:t>
       </w:r>
       <w:r>
         <w:rPr>
@@ -2255,7 +1767,7 @@
           <w:rFonts w:hint="eastAsia"/>
           <w:lang w:eastAsia="zh-CN"/>
         </w:rPr>
-        <w:t>“</w:t>
+        <w:t>”</w:t>
       </w:r>
       <w:r>
         <w:rPr>
@@ -2281,7 +1793,7 @@
           <w:rFonts w:hint="eastAsia"/>
           <w:lang w:eastAsia="zh-CN"/>
         </w:rPr>
-        <w:t>“</w:t>
+        <w:t>”</w:t>
       </w:r>
       <w:r>
         <w:rPr>
@@ -2307,7 +1819,7 @@
           <w:rFonts w:hint="eastAsia"/>
           <w:lang w:eastAsia="zh-CN"/>
         </w:rPr>
-        <w:t>“</w:t>
+        <w:t>”</w:t>
       </w:r>
       <w:r>
         <w:rPr>
@@ -2333,7 +1845,7 @@
           <w:rFonts w:hint="eastAsia"/>
           <w:lang w:eastAsia="zh-CN"/>
         </w:rPr>
-        <w:t>“</w:t>
+        <w:t>”</w:t>
       </w:r>
       <w:r>
         <w:rPr>
@@ -2359,7 +1871,7 @@
           <w:rFonts w:hint="eastAsia"/>
           <w:lang w:eastAsia="zh-CN"/>
         </w:rPr>
-        <w:t>“</w:t>
+        <w:t>”</w:t>
       </w:r>
       <w:r>
         <w:rPr>
@@ -2385,7 +1897,7 @@
           <w:rFonts w:hint="eastAsia"/>
           <w:lang w:eastAsia="zh-CN"/>
         </w:rPr>
-        <w:t>“</w:t>
+        <w:t>”</w:t>
       </w:r>
       <w:r>
         <w:rPr>
@@ -2439,7 +1951,7 @@
           <w:rFonts w:hint="eastAsia"/>
           <w:lang w:eastAsia="zh-CN"/>
         </w:rPr>
-        <w:t>“</w:t>
+        <w:t>”</w:t>
       </w:r>
       <w:r>
         <w:rPr>
@@ -2481,7 +1993,7 @@
           <w:rFonts w:hint="eastAsia"/>
           <w:lang w:eastAsia="zh-CN"/>
         </w:rPr>
-        <w:t>“</w:t>
+        <w:t>”</w:t>
       </w:r>
       <w:r>
         <w:rPr>
@@ -2507,7 +2019,7 @@
           <w:rFonts w:hint="eastAsia"/>
           <w:lang w:eastAsia="zh-CN"/>
         </w:rPr>
-        <w:t>“</w:t>
+        <w:t>”</w:t>
       </w:r>
     </w:p>
     <w:p>
@@ -2555,7 +2067,7 @@
           <w:rFonts w:hint="eastAsia"/>
           <w:lang w:eastAsia="zh-CN"/>
         </w:rPr>
-        <w:t>“</w:t>
+        <w:t>”</w:t>
       </w:r>
       <w:r>
         <w:rPr>
@@ -2581,7 +2093,7 @@
           <w:rFonts w:hint="eastAsia"/>
           <w:lang w:eastAsia="zh-CN"/>
         </w:rPr>
-        <w:t>“</w:t>
+        <w:t>”</w:t>
       </w:r>
       <w:r>
         <w:rPr>
@@ -2650,7 +2162,7 @@
           <w:rFonts w:hint="eastAsia"/>
           <w:lang w:eastAsia="zh-CN"/>
         </w:rPr>
-        <w:t>“</w:t>
+        <w:t>”</w:t>
       </w:r>
       <w:r>
         <w:rPr>
@@ -2676,7 +2188,7 @@
           <w:rFonts w:hint="eastAsia"/>
           <w:lang w:eastAsia="zh-CN"/>
         </w:rPr>
-        <w:t>“</w:t>
+        <w:t>”</w:t>
       </w:r>
       <w:r>
         <w:rPr>
@@ -2745,7 +2257,7 @@
           <w:rFonts w:hint="eastAsia"/>
           <w:lang w:eastAsia="zh-CN"/>
         </w:rPr>
-        <w:t>“</w:t>
+        <w:t>”</w:t>
       </w:r>
       <w:r>
         <w:rPr>
@@ -2771,7 +2283,7 @@
           <w:rFonts w:hint="eastAsia"/>
           <w:lang w:eastAsia="zh-CN"/>
         </w:rPr>
-        <w:t>“</w:t>
+        <w:t>”</w:t>
       </w:r>
       <w:r>
         <w:rPr>
@@ -2853,7 +2365,7 @@
           <w:rFonts w:hint="eastAsia"/>
           <w:lang w:eastAsia="zh-CN"/>
         </w:rPr>
-        <w:t>“</w:t>
+        <w:t>”</w:t>
       </w:r>
       <w:r>
         <w:rPr>
@@ -2879,7 +2391,7 @@
           <w:rFonts w:hint="eastAsia"/>
           <w:lang w:eastAsia="zh-CN"/>
         </w:rPr>
-        <w:t>“</w:t>
+        <w:t>”</w:t>
       </w:r>
       <w:r>
         <w:rPr>
@@ -2905,7 +2417,7 @@
           <w:rFonts w:hint="eastAsia"/>
           <w:lang w:eastAsia="zh-CN"/>
         </w:rPr>
-        <w:t>“</w:t>
+        <w:t>”</w:t>
       </w:r>
       <w:r>
         <w:rPr>
@@ -2939,163 +2451,7 @@
         <w:rPr>
           <w:rFonts w:hint="eastAsia"/>
         </w:rPr>
-        <w:t>展望而言,多智能体协作(Multi-Agent Collaboration)有望成为中医临床AI的主导架构。设想一个未来系统:由</w:t>
-      </w:r>
-      <w:r>
-        <w:rPr>
-          <w:rFonts w:hint="eastAsia"/>
-          <w:lang w:eastAsia="zh-CN"/>
-        </w:rPr>
-        <w:t>“</w:t>
-      </w:r>
-      <w:r>
-        <w:rPr>
-          <w:rFonts w:hint="eastAsia"/>
-        </w:rPr>
-        <w:t>问诊体</w:t>
-      </w:r>
-      <w:r>
-        <w:rPr>
-          <w:rFonts w:hint="eastAsia"/>
-          <w:lang w:eastAsia="zh-CN"/>
-        </w:rPr>
-        <w:t>“</w:t>
-      </w:r>
-      <w:r>
-        <w:rPr>
-          <w:rFonts w:hint="eastAsia"/>
-        </w:rPr>
-        <w:t>负责动态追问、</w:t>
-      </w:r>
-      <w:r>
-        <w:rPr>
-          <w:rFonts w:hint="eastAsia"/>
-          <w:lang w:eastAsia="zh-CN"/>
-        </w:rPr>
-        <w:t>“</w:t>
-      </w:r>
-      <w:r>
-        <w:rPr>
-          <w:rFonts w:hint="eastAsia"/>
-        </w:rPr>
-        <w:t>辨证体</w:t>
-      </w:r>
-      <w:r>
-        <w:rPr>
-          <w:rFonts w:hint="eastAsia"/>
-          <w:lang w:eastAsia="zh-CN"/>
-        </w:rPr>
-        <w:t>“</w:t>
-      </w:r>
-      <w:r>
-        <w:rPr>
-          <w:rFonts w:hint="eastAsia"/>
-        </w:rPr>
-        <w:t>负责四诊合参与证候推断、</w:t>
-      </w:r>
-      <w:r>
-        <w:rPr>
-          <w:rFonts w:hint="eastAsia"/>
-          <w:lang w:eastAsia="zh-CN"/>
-        </w:rPr>
-        <w:t>“</w:t>
-      </w:r>
-      <w:r>
-        <w:rPr>
-          <w:rFonts w:hint="eastAsia"/>
-        </w:rPr>
-        <w:t>方药体</w:t>
-      </w:r>
-      <w:r>
-        <w:rPr>
-          <w:rFonts w:hint="eastAsia"/>
-          <w:lang w:eastAsia="zh-CN"/>
-        </w:rPr>
-        <w:t>“</w:t>
-      </w:r>
-      <w:r>
-        <w:rPr>
-          <w:rFonts w:hint="eastAsia"/>
-        </w:rPr>
-        <w:t>负责遣方用药、</w:t>
-      </w:r>
-      <w:r>
-        <w:rPr>
-          <w:rFonts w:hint="eastAsia"/>
-          <w:lang w:eastAsia="zh-CN"/>
-        </w:rPr>
-        <w:t>“</w:t>
-      </w:r>
-      <w:r>
-        <w:rPr>
-          <w:rFonts w:hint="eastAsia"/>
-        </w:rPr>
-        <w:t>安全审查体</w:t>
-      </w:r>
-      <w:r>
-        <w:rPr>
-          <w:rFonts w:hint="eastAsia"/>
-          <w:lang w:eastAsia="zh-CN"/>
-        </w:rPr>
-        <w:t>“</w:t>
-      </w:r>
-      <w:r>
-        <w:rPr>
-          <w:rFonts w:hint="eastAsia"/>
-        </w:rPr>
-        <w:t>负责禁忌与相互作用核查、</w:t>
-      </w:r>
-      <w:r>
-        <w:rPr>
-          <w:rFonts w:hint="eastAsia"/>
-          <w:lang w:eastAsia="zh-CN"/>
-        </w:rPr>
-        <w:t>“</w:t>
-      </w:r>
-      <w:r>
-        <w:rPr>
-          <w:rFonts w:hint="eastAsia"/>
-        </w:rPr>
-        <w:t>循证体</w:t>
-      </w:r>
-      <w:r>
-        <w:rPr>
-          <w:rFonts w:hint="eastAsia"/>
-          <w:lang w:eastAsia="zh-CN"/>
-        </w:rPr>
-        <w:t>“</w:t>
-      </w:r>
-      <w:r>
-        <w:rPr>
-          <w:rFonts w:hint="eastAsia"/>
-        </w:rPr>
-        <w:t>负责检索指南与文献——多个智能体分工协同、交叉复核,既模拟了中医临床的分步推理,又内建了多重把关。这一架构尤其契合中医</w:t>
-      </w:r>
-      <w:r>
-        <w:rPr>
-          <w:rFonts w:hint="eastAsia"/>
-          <w:lang w:eastAsia="zh-CN"/>
-        </w:rPr>
-        <w:t>“</w:t>
-      </w:r>
-      <w:r>
-        <w:rPr>
-          <w:rFonts w:hint="eastAsia"/>
-        </w:rPr>
-        <w:t>君臣佐使</w:t>
-      </w:r>
-      <w:r>
-        <w:rPr>
-          <w:rFonts w:hint="eastAsia"/>
-          <w:lang w:eastAsia="zh-CN"/>
-        </w:rPr>
-        <w:t>“</w:t>
-      </w:r>
-      <w:r>
-        <w:rPr>
-          <w:rFonts w:hint="eastAsia"/>
-        </w:rPr>
-        <w:t>的系统性思维。但其前景的兑现有明确前置条件:智能体之间的协议与冲突消解机制、整体系统的可靠性与可解释性、以及在真实临床中的对照验证——目前这些仍属空白,缺乏严格的前瞻性研究【待补文献:多智能体协作系统在中医临床决策中的前瞻性对照实证研究】。</w:t>
+        <w:t>再往前看,多智能体协作(Multi-Agent Collaboration)有望成为中医临床AI的主导架构。设想一个未来系统:由“问诊体”负责动态追问、“辨证体”负责四诊合参与证候推断、“方药体”负责遣方用药、“安全审查体”负责禁忌与相互作用核查、“循证体”负责检索指南与文献——多个智能体分工协同、交叉复核,既模拟了中医临床的分步推理,又内建了多重把关。这一架构尤其契合中医“君臣佐使”的系统性思维。但其前景的兑现有明确前置条件:智能体之间的协议与冲突消解机制、整体系统的可靠性与可解释性、以及在真实临床中的对照验证。通用医疗领域已出现多智能体协作决策的代表性框架(如 MedAgents、MDAgents)[Tang et al., 2024; Kim et al., 2024],但面向中医临床决策的前瞻性对照研究仍属空白。</w:t>
       </w:r>
     </w:p>
     <w:p>
@@ -3184,7 +2540,7 @@
           <w:rFonts w:hint="eastAsia"/>
           <w:lang w:eastAsia="zh-CN"/>
         </w:rPr>
-        <w:t>“</w:t>
+        <w:t>”</w:t>
       </w:r>
       <w:r>
         <w:rPr>
@@ -3210,7 +2566,7 @@
           <w:rFonts w:hint="eastAsia"/>
           <w:lang w:eastAsia="zh-CN"/>
         </w:rPr>
-        <w:t>“</w:t>
+        <w:t>”</w:t>
       </w:r>
       <w:r>
         <w:rPr>
@@ -3236,7 +2592,7 @@
           <w:rFonts w:hint="eastAsia"/>
           <w:lang w:eastAsia="zh-CN"/>
         </w:rPr>
-        <w:t>“</w:t>
+        <w:t>”</w:t>
       </w:r>
       <w:r>
         <w:rPr>
@@ -3262,7 +2618,7 @@
           <w:rFonts w:hint="eastAsia"/>
           <w:lang w:eastAsia="zh-CN"/>
         </w:rPr>
-        <w:t>“</w:t>
+        <w:t>”</w:t>
       </w:r>
       <w:r>
         <w:rPr>
@@ -3316,7 +2672,7 @@
           <w:rFonts w:hint="eastAsia"/>
           <w:lang w:eastAsia="zh-CN"/>
         </w:rPr>
-        <w:t>“</w:t>
+        <w:t>”</w:t>
       </w:r>
       <w:r>
         <w:rPr>
@@ -3342,7 +2698,7 @@
           <w:rFonts w:hint="eastAsia"/>
           <w:lang w:eastAsia="zh-CN"/>
         </w:rPr>
-        <w:t>“</w:t>
+        <w:t>”</w:t>
       </w:r>
       <w:r>
         <w:rPr>
@@ -3368,7 +2724,7 @@
           <w:rFonts w:hint="eastAsia"/>
           <w:lang w:eastAsia="zh-CN"/>
         </w:rPr>
-        <w:t>“</w:t>
+        <w:t>”</w:t>
       </w:r>
       <w:r>
         <w:rPr>
@@ -3394,7 +2750,7 @@
           <w:rFonts w:hint="eastAsia"/>
           <w:lang w:eastAsia="zh-CN"/>
         </w:rPr>
-        <w:t>“</w:t>
+        <w:t>”</w:t>
       </w:r>
       <w:r>
         <w:rPr>
@@ -3420,7 +2776,7 @@
           <w:rFonts w:hint="eastAsia"/>
           <w:lang w:eastAsia="zh-CN"/>
         </w:rPr>
-        <w:t>“</w:t>
+        <w:t>”</w:t>
       </w:r>
       <w:r>
         <w:rPr>
@@ -3497,189 +2853,7 @@
         <w:rPr>
           <w:rFonts w:hint="eastAsia"/>
         </w:rPr>
-        <w:t>展望中,真正端到端的</w:t>
-      </w:r>
-      <w:r>
-        <w:rPr>
-          <w:rFonts w:hint="eastAsia"/>
-          <w:lang w:eastAsia="zh-CN"/>
-        </w:rPr>
-        <w:t>“</w:t>
-      </w:r>
-      <w:r>
-        <w:rPr>
-          <w:rFonts w:hint="eastAsia"/>
-        </w:rPr>
-        <w:t>四诊一体</w:t>
-      </w:r>
-      <w:r>
-        <w:rPr>
-          <w:rFonts w:hint="eastAsia"/>
-          <w:lang w:eastAsia="zh-CN"/>
-        </w:rPr>
-        <w:t>“</w:t>
-      </w:r>
-      <w:r>
-        <w:rPr>
-          <w:rFonts w:hint="eastAsia"/>
-        </w:rPr>
-        <w:t>多模态大模型是一个极具吸引力却尚未兑现的目标。其未来的关键技术包括:跨模态的时空对齐与语义映射(如何把舌象的</w:t>
-      </w:r>
-      <w:r>
-        <w:rPr>
-          <w:rFonts w:hint="eastAsia"/>
-          <w:lang w:eastAsia="zh-CN"/>
-        </w:rPr>
-        <w:t>“</w:t>
-      </w:r>
-      <w:r>
-        <w:rPr>
-          <w:rFonts w:hint="eastAsia"/>
-        </w:rPr>
-        <w:t>红</w:t>
-      </w:r>
-      <w:r>
-        <w:rPr>
-          <w:rFonts w:hint="eastAsia"/>
-          <w:lang w:eastAsia="zh-CN"/>
-        </w:rPr>
-        <w:t>“</w:t>
-      </w:r>
-      <w:r>
-        <w:rPr>
-          <w:rFonts w:hint="eastAsia"/>
-        </w:rPr>
-        <w:t>、脉象的</w:t>
-      </w:r>
-      <w:r>
-        <w:rPr>
-          <w:rFonts w:hint="eastAsia"/>
-          <w:lang w:eastAsia="zh-CN"/>
-        </w:rPr>
-        <w:t>“</w:t>
-      </w:r>
-      <w:r>
-        <w:rPr>
-          <w:rFonts w:hint="eastAsia"/>
-        </w:rPr>
-        <w:t>数</w:t>
-      </w:r>
-      <w:r>
-        <w:rPr>
-          <w:rFonts w:hint="eastAsia"/>
-          <w:lang w:eastAsia="zh-CN"/>
-        </w:rPr>
-        <w:t>“</w:t>
-      </w:r>
-      <w:r>
-        <w:rPr>
-          <w:rFonts w:hint="eastAsia"/>
-        </w:rPr>
-        <w:t>、问诊的</w:t>
-      </w:r>
-      <w:r>
-        <w:rPr>
-          <w:rFonts w:hint="eastAsia"/>
-          <w:lang w:eastAsia="zh-CN"/>
-        </w:rPr>
-        <w:t>“</w:t>
-      </w:r>
-      <w:r>
-        <w:rPr>
-          <w:rFonts w:hint="eastAsia"/>
-        </w:rPr>
-        <w:t>心烦</w:t>
-      </w:r>
-      <w:r>
-        <w:rPr>
-          <w:rFonts w:hint="eastAsia"/>
-          <w:lang w:eastAsia="zh-CN"/>
-        </w:rPr>
-        <w:t>“</w:t>
-      </w:r>
-      <w:r>
-        <w:rPr>
-          <w:rFonts w:hint="eastAsia"/>
-        </w:rPr>
-        <w:t>统一到同一证候表示)、多模态知识表示与大模型协同推理、以及在模态缺失时的稳健推断(临床上常常四诊不全)。需要客观指出:该方向受限于多模态标注数据的极度稀缺与模态间的高度异质性,其临床效用尚待严格验证,目前仍属探索性目标【待补文献:四诊一体多模态大模型的前瞻性临床验证研究】。可以预期,多模态四诊合参将是中医客观化与AI融合的</w:t>
-      </w:r>
-      <w:r>
-        <w:rPr>
-          <w:rFonts w:hint="eastAsia"/>
-          <w:lang w:eastAsia="zh-CN"/>
-        </w:rPr>
-        <w:t>“</w:t>
-      </w:r>
-      <w:r>
-        <w:rPr>
-          <w:rFonts w:hint="eastAsia"/>
-        </w:rPr>
-        <w:t>皇冠明珠</w:t>
-      </w:r>
-      <w:r>
-        <w:rPr>
-          <w:rFonts w:hint="eastAsia"/>
-          <w:lang w:eastAsia="zh-CN"/>
-        </w:rPr>
-        <w:t>“</w:t>
-      </w:r>
-      <w:r>
-        <w:rPr>
-          <w:rFonts w:hint="eastAsia"/>
-        </w:rPr>
-        <w:t>,但摘取它需要数据、算法与临床验证的长期积累。(本主题与本书第六章</w:t>
-      </w:r>
-      <w:r>
-        <w:rPr>
-          <w:rFonts w:hint="eastAsia"/>
-          <w:lang w:eastAsia="zh-CN"/>
-        </w:rPr>
-        <w:t>“</w:t>
-      </w:r>
-      <w:r>
-        <w:rPr>
-          <w:rFonts w:hint="eastAsia"/>
-        </w:rPr>
-        <w:t>多模态</w:t>
-      </w:r>
-      <w:r>
-        <w:rPr>
-          <w:rFonts w:hint="eastAsia"/>
-          <w:lang w:eastAsia="zh-CN"/>
-        </w:rPr>
-        <w:t>“</w:t>
-      </w:r>
-      <w:r>
-        <w:rPr>
-          <w:rFonts w:hint="eastAsia"/>
-        </w:rPr>
-        <w:t>、第三章</w:t>
-      </w:r>
-      <w:r>
-        <w:rPr>
-          <w:rFonts w:hint="eastAsia"/>
-          <w:lang w:eastAsia="zh-CN"/>
-        </w:rPr>
-        <w:t>“</w:t>
-      </w:r>
-      <w:r>
-        <w:rPr>
-          <w:rFonts w:hint="eastAsia"/>
-        </w:rPr>
-        <w:t>图像</w:t>
-      </w:r>
-      <w:r>
-        <w:rPr>
-          <w:rFonts w:hint="eastAsia"/>
-          <w:lang w:eastAsia="zh-CN"/>
-        </w:rPr>
-        <w:t>“</w:t>
-      </w:r>
-      <w:r>
-        <w:rPr>
-          <w:rFonts w:hint="eastAsia"/>
-        </w:rPr>
-        <w:t>互为呼应。)</w:t>
+        <w:t>更进一步,真正端到端的“四诊一体”多模态大模型是一个极具吸引力却尚未兑现的目标。其未来的关键技术包括:跨模态的时空对齐与语义映射(如何把舌象的“红”、脉象的“数”、问诊的“心烦”统一到同一证候表示)、多模态知识表示与大模型协同推理、以及在模态缺失时的稳健推断(临床上常常四诊不全)。需要客观指出:该方向受限于多模态标注数据的极度稀缺与模态间的高度异质性,其临床效用尚待严格验证,目前仍属探索性目标；近期已出现面向中医、统一文本与图像、声音、脉象等模态的多模态大模型探索(如 ShizhenGPT)[Chen J et al., 2025],真正端到端、经前瞻性临床验证的系统仍有待建立。不难预见,多模态四诊合参将是中医客观化与AI融合的“皇冠明珠”,但摘取它需要数据、算法与临床验证的长期积累。(本主题与本书第六章“多模态”、第三章“图像”互为呼应。)</w:t>
       </w:r>
     </w:p>
     <w:p>
@@ -3715,7 +2889,7 @@
           <w:rFonts w:hint="eastAsia"/>
           <w:lang w:eastAsia="zh-CN"/>
         </w:rPr>
-        <w:t>“</w:t>
+        <w:t>”</w:t>
       </w:r>
       <w:r>
         <w:rPr>
@@ -3741,7 +2915,7 @@
           <w:rFonts w:hint="eastAsia"/>
           <w:lang w:eastAsia="zh-CN"/>
         </w:rPr>
-        <w:t>“</w:t>
+        <w:t>”</w:t>
       </w:r>
     </w:p>
     <w:p>
@@ -3789,7 +2963,7 @@
           <w:rFonts w:hint="eastAsia"/>
           <w:lang w:eastAsia="zh-CN"/>
         </w:rPr>
-        <w:t>“</w:t>
+        <w:t>”</w:t>
       </w:r>
       <w:r>
         <w:rPr>
@@ -3815,7 +2989,7 @@
           <w:rFonts w:hint="eastAsia"/>
           <w:lang w:eastAsia="zh-CN"/>
         </w:rPr>
-        <w:t>“</w:t>
+        <w:t>”</w:t>
       </w:r>
       <w:r>
         <w:rPr>
@@ -3849,105 +3023,176 @@
         <w:rPr>
           <w:rFonts w:hint="eastAsia"/>
         </w:rPr>
-        <w:t>展望而言,</w:t>
-      </w:r>
-      <w:r>
-        <w:rPr>
-          <w:rFonts w:hint="eastAsia"/>
-          <w:lang w:eastAsia="zh-CN"/>
-        </w:rPr>
-        <w:t>“</w:t>
-      </w:r>
-      <w:r>
-        <w:rPr>
-          <w:rFonts w:hint="eastAsia"/>
-        </w:rPr>
-        <w:t>生成式模型 + 网络药理学/多组学</w:t>
-      </w:r>
-      <w:r>
-        <w:rPr>
-          <w:rFonts w:hint="eastAsia"/>
-          <w:lang w:eastAsia="zh-CN"/>
-        </w:rPr>
-        <w:t>“</w:t>
-      </w:r>
-      <w:r>
-        <w:rPr>
-          <w:rFonts w:hint="eastAsia"/>
-        </w:rPr>
-        <w:t>的结合,有望加速中药物质基础与作用机制的假说生成(可与本书第五章组学、网络药理学案例衔接)。更前沿的设想包括:用扩散模型等生成式方法进行先导化合物生成与</w:t>
-      </w:r>
-      <w:r>
-        <w:rPr>
-          <w:rFonts w:hint="eastAsia"/>
-          <w:lang w:eastAsia="zh-CN"/>
-        </w:rPr>
-        <w:t>“</w:t>
-      </w:r>
-      <w:r>
-        <w:rPr>
-          <w:rFonts w:hint="eastAsia"/>
-        </w:rPr>
-        <w:t>老药新用</w:t>
-      </w:r>
-      <w:r>
-        <w:rPr>
-          <w:rFonts w:hint="eastAsia"/>
-          <w:lang w:eastAsia="zh-CN"/>
-        </w:rPr>
-        <w:t>“</w:t>
-      </w:r>
-      <w:r>
-        <w:rPr>
-          <w:rFonts w:hint="eastAsia"/>
-        </w:rPr>
-        <w:t>假说生成、用大模型整合多源异构证据自动构建</w:t>
-      </w:r>
-      <w:r>
-        <w:rPr>
-          <w:rFonts w:hint="eastAsia"/>
-          <w:lang w:eastAsia="zh-CN"/>
-        </w:rPr>
-        <w:t>“</w:t>
-      </w:r>
-      <w:r>
-        <w:rPr>
-          <w:rFonts w:hint="eastAsia"/>
-        </w:rPr>
-        <w:t>中药—成分—靶点—疾病</w:t>
-      </w:r>
-      <w:r>
-        <w:rPr>
-          <w:rFonts w:hint="eastAsia"/>
-          <w:lang w:eastAsia="zh-CN"/>
-        </w:rPr>
-        <w:t>“</w:t>
-      </w:r>
-      <w:r>
-        <w:rPr>
-          <w:rFonts w:hint="eastAsia"/>
-        </w:rPr>
-        <w:t>的机制假说网络。但必须强调一条不可逾越的原则:AI 在此扮演的是</w:t>
-      </w:r>
-      <w:r>
-        <w:rPr>
-          <w:rFonts w:hint="eastAsia"/>
-          <w:lang w:eastAsia="zh-CN"/>
-        </w:rPr>
-        <w:t>“</w:t>
-      </w:r>
-      <w:r>
-        <w:rPr>
-          <w:rFonts w:hint="eastAsia"/>
-        </w:rPr>
-        <w:t>假说放大器</w:t>
-      </w:r>
-      <w:r>
-        <w:rPr>
-          <w:rFonts w:hint="eastAsia"/>
-          <w:lang w:eastAsia="zh-CN"/>
-        </w:rPr>
-        <w:t>“</w:t>
+        <w:t>再进一步,“生成式模型 + 网络药理学/多组学”的结合,有望加速中药物质基础与作用机制的假说生成(可与本书第五章组学、网络药理学案例衔接)。更前沿的设想包括:用扩散模型等生成式方法进行先导化合物生成与“老药新用”假说生成、用大模型整合多源异构证据自动构建“中药—成分—靶点—疾病”的机制假说网络。但必须强调一条不可逾越的原则:AI 在此扮演的是“假说放大器”而非“结论裁决者”——模型给出的候选必须经实验验证。扩散模型在通用药物从头设计与多条件分子生成中已积累代表性方法 [Alakhdar et al., 2024; Yang et al., 2025],但其在中药分子生成与机制假说发现中的系统性实证仍然有限。</w:t>
+      </w:r>
+    </w:p>
+    <w:p>
+      <w:pPr>
+        <w:pStyle w:val="4"/>
+        <w:bidi w:val="0"/>
+        <w:rPr>
+          <w:rFonts w:hint="eastAsia"/>
+        </w:rPr>
+      </w:pPr>
+      <w:r>
+        <w:rPr>
+          <w:rFonts w:hint="eastAsia"/>
+        </w:rPr>
+        <w:t>(五)与具身智能、脑机接口的交叉:面向</w:t>
+      </w:r>
+      <w:r>
+        <w:rPr>
+          <w:rFonts w:hint="eastAsia"/>
+          <w:lang w:eastAsia="zh-CN"/>
+        </w:rPr>
+        <w:t>“</w:t>
+      </w:r>
+      <w:r>
+        <w:rPr>
+          <w:rFonts w:hint="eastAsia"/>
+        </w:rPr>
+        <w:t>神形合一</w:t>
+      </w:r>
+      <w:r>
+        <w:rPr>
+          <w:rFonts w:hint="eastAsia"/>
+          <w:lang w:eastAsia="zh-CN"/>
+        </w:rPr>
+        <w:t>”</w:t>
+      </w:r>
+      <w:r>
+        <w:rPr>
+          <w:rFonts w:hint="eastAsia"/>
+        </w:rPr>
+        <w:t>的康复前景</w:t>
+      </w:r>
+    </w:p>
+    <w:p>
+      <w:pPr>
+        <w:pageBreakBefore w:val="0"/>
+        <w:widowControl w:val="0"/>
+        <w:kinsoku/>
+        <w:wordWrap/>
+        <w:overflowPunct/>
+        <w:topLinePunct w:val="0"/>
+        <w:autoSpaceDE/>
+        <w:autoSpaceDN/>
+        <w:bidi w:val="0"/>
+        <w:adjustRightInd/>
+        <w:snapToGrid/>
+        <w:spacing w:beforeAutospacing="0" w:afterAutospacing="0"/>
+        <w:ind w:firstLine="480" w:firstLineChars="200"/>
+        <w:textAlignment w:val="auto"/>
+        <w:rPr>
+          <w:rFonts w:hint="eastAsia" w:eastAsia="仿宋_GB2312"/>
+          <w:lang w:eastAsia="zh-CN"/>
+        </w:rPr>
+      </w:pPr>
+      <w:r>
+        <w:rPr>
+          <w:rFonts w:hint="eastAsia"/>
+        </w:rPr>
+        <w:t>生成式AI与具身智能(embodied intelligence)、脑机接口(brain-computer interface)的交叉,为中医“神形合一”理念的智能化提供了新的想象空间(本主题与本书第八章呼应)。一个值得展望的方向是:大模型作为“认知与决策中枢”,与外骨骼、神经调控等“执行末端”协同,在智能康复中实现“感知—决策—调控”的闭环。这一前景目前更多停留在概念层面；具身智能在医疗与康复中已有综述与原型探索(如面向具身医疗的综述与基于视觉—语言模型的推拿机器人)[Liu et al., 2025; Xu R et al., 2026],但大模型与脑机接口、具身智能协同的中医智能康复系统验证尚待开展。</w:t>
+      </w:r>
+    </w:p>
+    <w:p>
+      <w:pPr>
+        <w:pStyle w:val="4"/>
+        <w:bidi w:val="0"/>
+        <w:rPr>
+          <w:rFonts w:hint="eastAsia"/>
+          <w:lang w:eastAsia="zh-CN"/>
+        </w:rPr>
+      </w:pPr>
+      <w:r>
+        <w:rPr>
+          <w:rFonts w:hint="eastAsia"/>
+        </w:rPr>
+        <w:t>(六)隐私计算、联邦学习与边缘部署:让中医数据</w:t>
+      </w:r>
+      <w:r>
+        <w:rPr>
+          <w:rFonts w:hint="eastAsia"/>
+          <w:lang w:eastAsia="zh-CN"/>
+        </w:rPr>
+        <w:t>“</w:t>
+      </w:r>
+      <w:r>
+        <w:rPr>
+          <w:rFonts w:hint="eastAsia"/>
+        </w:rPr>
+        <w:t>可用而不可见</w:t>
+      </w:r>
+      <w:r>
+        <w:rPr>
+          <w:rFonts w:hint="eastAsia"/>
+          <w:lang w:eastAsia="zh-CN"/>
+        </w:rPr>
+        <w:t>”</w:t>
+      </w:r>
+    </w:p>
+    <w:p>
+      <w:pPr>
+        <w:pageBreakBefore w:val="0"/>
+        <w:widowControl w:val="0"/>
+        <w:kinsoku/>
+        <w:wordWrap/>
+        <w:overflowPunct/>
+        <w:topLinePunct w:val="0"/>
+        <w:autoSpaceDE/>
+        <w:autoSpaceDN/>
+        <w:bidi w:val="0"/>
+        <w:adjustRightInd/>
+        <w:snapToGrid/>
+        <w:spacing w:beforeAutospacing="0" w:afterAutospacing="0"/>
+        <w:ind w:firstLine="480" w:firstLineChars="200"/>
+        <w:textAlignment w:val="auto"/>
+        <w:rPr>
+          <w:rFonts w:hint="eastAsia" w:eastAsia="仿宋_GB2312"/>
+          <w:lang w:eastAsia="zh-CN"/>
+        </w:rPr>
+      </w:pPr>
+      <w:r>
+        <w:rPr>
+          <w:rFonts w:hint="eastAsia"/>
+        </w:rPr>
+        <w:t>中医药数据普遍样本少、分布不均、隐私敏感,多篇综述将数据安全与隐私列为关键挑战 [Ren et al., 2025]。这使得联邦学习(federated learning)、隐私计算等“数据不出域、模型动起来”的范式,在多中心中医临床协作中具有天然吸引力。同时,“仲景”模型可在本地个人电脑以约每秒 8 词元运行的事实 [Zhu et al., 2023],提示轻量化与边缘部署是另一条务实方向——在算力受限的基层医疗机构,小而专的本地模型可能比庞大的云端模型更具落地价值。一项针对中医考题的研究亦发现,经良好优化的小模型(如 Qwen3-1.7B)甚至可超越部分领域专用的 7B 模型,提示“模型优化与领域训练可能比单纯增大规模更有效” [Li et al., 2026]。总体而言,“联邦 + 轻量 + 隐私计算”的组合,有望破解中医数据“想共享而不敢共享”的困局；已有面向中医药文本的联邦学习探索(如用于中医药文本分类的 FLCMC)[Hu &amp; Fang, 2024],但联邦学习与隐私计算在多中心中医临床数据协作中的系统性落地证据仍然有限。</w:t>
+      </w:r>
+    </w:p>
+    <w:p>
+      <w:pPr>
+        <w:pStyle w:val="4"/>
+        <w:bidi w:val="0"/>
+        <w:rPr>
+          <w:rFonts w:hint="eastAsia"/>
+          <w:lang w:eastAsia="zh-CN"/>
+        </w:rPr>
+      </w:pPr>
+      <w:r>
+        <w:rPr>
+          <w:rFonts w:hint="eastAsia"/>
+        </w:rPr>
+        <w:t>(七)人机协同与智能教育:AI 作为</w:t>
+      </w:r>
+      <w:r>
+        <w:rPr>
+          <w:rFonts w:hint="eastAsia"/>
+          <w:lang w:eastAsia="zh-CN"/>
+        </w:rPr>
+        <w:t>“</w:t>
+      </w:r>
+      <w:r>
+        <w:rPr>
+          <w:rFonts w:hint="eastAsia"/>
+        </w:rPr>
+        <w:t>增强</w:t>
+      </w:r>
+      <w:r>
+        <w:rPr>
+          <w:rFonts w:hint="eastAsia"/>
+          <w:lang w:eastAsia="zh-CN"/>
+        </w:rPr>
+        <w:t>”</w:t>
       </w:r>
       <w:r>
         <w:rPr>
@@ -3966,20 +3211,252 @@
         <w:rPr>
           <w:rFonts w:hint="eastAsia"/>
         </w:rPr>
-        <w:t>结论裁决者</w:t>
-      </w:r>
-      <w:r>
-        <w:rPr>
-          <w:rFonts w:hint="eastAsia"/>
-          <w:lang w:eastAsia="zh-CN"/>
-        </w:rPr>
-        <w:t>“</w:t>
-      </w:r>
-      <w:r>
-        <w:rPr>
-          <w:rFonts w:hint="eastAsia"/>
-        </w:rPr>
-        <w:t>——模型给出的候选必须经实验验证。目前扩散模型等在中药分子/图像生成中的系统性实证仍然有限【待补文献:扩散模型等生成式方法在中药分子生成与机制假说发现中的代表性实证研究】。</w:t>
+        <w:t>替代</w:t>
+      </w:r>
+      <w:r>
+        <w:rPr>
+          <w:rFonts w:hint="eastAsia"/>
+          <w:lang w:eastAsia="zh-CN"/>
+        </w:rPr>
+        <w:t>”</w:t>
+      </w:r>
+    </w:p>
+    <w:p>
+      <w:pPr>
+        <w:pageBreakBefore w:val="0"/>
+        <w:widowControl w:val="0"/>
+        <w:kinsoku/>
+        <w:wordWrap/>
+        <w:overflowPunct/>
+        <w:topLinePunct w:val="0"/>
+        <w:autoSpaceDE/>
+        <w:autoSpaceDN/>
+        <w:bidi w:val="0"/>
+        <w:adjustRightInd/>
+        <w:snapToGrid/>
+        <w:spacing w:beforeAutospacing="0" w:afterAutospacing="0"/>
+        <w:ind w:firstLine="480" w:firstLineChars="200"/>
+        <w:textAlignment w:val="auto"/>
+        <w:rPr>
+          <w:rFonts w:hint="eastAsia" w:eastAsia="仿宋_GB2312"/>
+          <w:lang w:eastAsia="zh-CN"/>
+        </w:rPr>
+      </w:pPr>
+      <w:r>
+        <w:rPr>
+          <w:rFonts w:hint="eastAsia"/>
+        </w:rPr>
+        <w:t>下一代AI在中医药中的定位,越来越被强调为</w:t>
+      </w:r>
+      <w:r>
+        <w:rPr>
+          <w:rFonts w:hint="eastAsia"/>
+          <w:lang w:eastAsia="zh-CN"/>
+        </w:rPr>
+        <w:t>“</w:t>
+      </w:r>
+      <w:r>
+        <w:rPr>
+          <w:rFonts w:hint="eastAsia"/>
+        </w:rPr>
+        <w:t>增强而非替代</w:t>
+      </w:r>
+      <w:r>
+        <w:rPr>
+          <w:rFonts w:hint="eastAsia"/>
+          <w:lang w:eastAsia="zh-CN"/>
+        </w:rPr>
+        <w:t>”</w:t>
+      </w:r>
+      <w:r>
+        <w:rPr>
+          <w:rFonts w:hint="eastAsia"/>
+        </w:rPr>
+        <w:t>医师。GastroTCM 的作者明确指出,领域专用、检索增强的大模型应当增强而非取代中医师 [Wang et al., 2026];面向共享决策(Shared Decision Making)的研究探讨了大模型在提升医患沟通与个性化决策中的作用与本地化局限 [Li et al., 2025]。更前沿的是对</w:t>
+      </w:r>
+      <w:r>
+        <w:rPr>
+          <w:rFonts w:hint="eastAsia"/>
+          <w:lang w:eastAsia="zh-CN"/>
+        </w:rPr>
+        <w:t>“</w:t>
+      </w:r>
+      <w:r>
+        <w:rPr>
+          <w:rFonts w:hint="eastAsia"/>
+        </w:rPr>
+        <w:t>人机协同认知机制</w:t>
+      </w:r>
+      <w:r>
+        <w:rPr>
+          <w:rFonts w:hint="eastAsia"/>
+          <w:lang w:eastAsia="zh-CN"/>
+        </w:rPr>
+        <w:t>”</w:t>
+      </w:r>
+      <w:r>
+        <w:rPr>
+          <w:rFonts w:hint="eastAsia"/>
+        </w:rPr>
+        <w:t>的直接测量:融合功能性近红外光谱(fNIRS)与眼动追踪的研究,在针灸临床决策任务中观察到 AI 辅助组在与认知负荷相关的脑区激活更少、注视时间更短,提示 AI 可降低认知负荷 [Lin et al., 2026]。</w:t>
+      </w:r>
+    </w:p>
+    <w:p>
+      <w:pPr>
+        <w:pageBreakBefore w:val="0"/>
+        <w:widowControl w:val="0"/>
+        <w:kinsoku/>
+        <w:wordWrap/>
+        <w:overflowPunct/>
+        <w:topLinePunct w:val="0"/>
+        <w:autoSpaceDE/>
+        <w:autoSpaceDN/>
+        <w:bidi w:val="0"/>
+        <w:adjustRightInd/>
+        <w:snapToGrid/>
+        <w:spacing w:beforeAutospacing="0" w:afterAutospacing="0"/>
+        <w:ind w:firstLine="480" w:firstLineChars="200"/>
+        <w:textAlignment w:val="auto"/>
+        <w:rPr>
+          <w:rFonts w:hint="eastAsia" w:eastAsia="仿宋_GB2312"/>
+          <w:lang w:eastAsia="zh-CN"/>
+        </w:rPr>
+      </w:pPr>
+      <w:r>
+        <w:rPr>
+          <w:rFonts w:hint="eastAsia"/>
+        </w:rPr>
+        <w:t>这类</w:t>
+      </w:r>
+      <w:r>
+        <w:rPr>
+          <w:rFonts w:hint="eastAsia"/>
+          <w:lang w:eastAsia="zh-CN"/>
+        </w:rPr>
+        <w:t>“</w:t>
+      </w:r>
+      <w:r>
+        <w:rPr>
+          <w:rFonts w:hint="eastAsia"/>
+        </w:rPr>
+        <w:t>脑科学 + AI</w:t>
+      </w:r>
+      <w:r>
+        <w:rPr>
+          <w:rFonts w:hint="eastAsia"/>
+          <w:lang w:eastAsia="zh-CN"/>
+        </w:rPr>
+        <w:t>”</w:t>
+      </w:r>
+      <w:r>
+        <w:rPr>
+          <w:rFonts w:hint="eastAsia"/>
+        </w:rPr>
+        <w:t>的交叉研究,为评估人机协同的真实价值提供了客观证据,是值得关注的新方向;但它也带来一个前瞻性警示——认知负荷下降若伴随警惕性下降,可能滋生</w:t>
+      </w:r>
+      <w:r>
+        <w:rPr>
+          <w:rFonts w:hint="eastAsia"/>
+          <w:lang w:eastAsia="zh-CN"/>
+        </w:rPr>
+        <w:t>“</w:t>
+      </w:r>
+      <w:r>
+        <w:rPr>
+          <w:rFonts w:hint="eastAsia"/>
+        </w:rPr>
+        <w:t>自动化偏见(automation bias)</w:t>
+      </w:r>
+      <w:r>
+        <w:rPr>
+          <w:rFonts w:hint="eastAsia"/>
+          <w:lang w:eastAsia="zh-CN"/>
+        </w:rPr>
+        <w:t>”</w:t>
+      </w:r>
+      <w:r>
+        <w:rPr>
+          <w:rFonts w:hint="eastAsia"/>
+        </w:rPr>
+        <w:t>,这正是下一节可信性讨论的伏笔。在教育层面,基于知识引导的生成式AI框架 Gen-SynDi 将</w:t>
+      </w:r>
+      <w:r>
+        <w:rPr>
+          <w:rFonts w:hint="eastAsia"/>
+          <w:lang w:eastAsia="zh-CN"/>
+        </w:rPr>
+        <w:t>“</w:t>
+      </w:r>
+      <w:r>
+        <w:rPr>
+          <w:rFonts w:hint="eastAsia"/>
+        </w:rPr>
+        <w:t>辨证</w:t>
+      </w:r>
+      <w:r>
+        <w:rPr>
+          <w:rFonts w:hint="eastAsia"/>
+          <w:lang w:eastAsia="zh-CN"/>
+        </w:rPr>
+        <w:t>”</w:t>
+      </w:r>
+      <w:r>
+        <w:rPr>
+          <w:rFonts w:hint="eastAsia"/>
+        </w:rPr>
+        <w:t>与</w:t>
+      </w:r>
+      <w:r>
+        <w:rPr>
+          <w:rFonts w:hint="eastAsia"/>
+          <w:lang w:eastAsia="zh-CN"/>
+        </w:rPr>
+        <w:t>“</w:t>
+      </w:r>
+      <w:r>
+        <w:rPr>
+          <w:rFonts w:hint="eastAsia"/>
+        </w:rPr>
+        <w:t>辨病</w:t>
+      </w:r>
+      <w:r>
+        <w:rPr>
+          <w:rFonts w:hint="eastAsia"/>
+          <w:lang w:eastAsia="zh-CN"/>
+        </w:rPr>
+        <w:t>”</w:t>
+      </w:r>
+      <w:r>
+        <w:rPr>
+          <w:rFonts w:hint="eastAsia"/>
+        </w:rPr>
+        <w:t>双技能训练结合,利用标准化病人资料生成虚拟病例并提供即时反馈 [Lee et al., 2025];可以预期,未来中医研究生的学习将更多地与</w:t>
+      </w:r>
+      <w:r>
+        <w:rPr>
+          <w:rFonts w:hint="eastAsia"/>
+          <w:lang w:eastAsia="zh-CN"/>
+        </w:rPr>
+        <w:t>“</w:t>
+      </w:r>
+      <w:r>
+        <w:rPr>
+          <w:rFonts w:hint="eastAsia"/>
+        </w:rPr>
+        <w:t>可交互的智能体导师</w:t>
+      </w:r>
+      <w:r>
+        <w:rPr>
+          <w:rFonts w:hint="eastAsia"/>
+          <w:lang w:eastAsia="zh-CN"/>
+        </w:rPr>
+        <w:t>”</w:t>
+      </w:r>
+      <w:r>
+        <w:rPr>
+          <w:rFonts w:hint="eastAsia"/>
+        </w:rPr>
+        <w:t>协作,这也正是本书希望培养的跨学科能力。</w:t>
       </w:r>
     </w:p>
     <w:p>
@@ -3994,33 +3471,7 @@
         <w:rPr>
           <w:rFonts w:hint="eastAsia"/>
         </w:rPr>
-        <w:t>(五)与具身智能、脑机接口的交叉:面向</w:t>
-      </w:r>
-      <w:r>
-        <w:rPr>
-          <w:rFonts w:hint="eastAsia"/>
-          <w:lang w:eastAsia="zh-CN"/>
-        </w:rPr>
-        <w:t>“</w:t>
-      </w:r>
-      <w:r>
-        <w:rPr>
-          <w:rFonts w:hint="eastAsia"/>
-        </w:rPr>
-        <w:t>神形合一</w:t>
-      </w:r>
-      <w:r>
-        <w:rPr>
-          <w:rFonts w:hint="eastAsia"/>
-          <w:lang w:eastAsia="zh-CN"/>
-        </w:rPr>
-        <w:t>“</w:t>
-      </w:r>
-      <w:r>
-        <w:rPr>
-          <w:rFonts w:hint="eastAsia"/>
-        </w:rPr>
-        <w:t>的康复前景</w:t>
+        <w:t>(八)生成式仿真与真实世界证据:一个被低估的方法学前景</w:t>
       </w:r>
     </w:p>
     <w:p>
@@ -4048,111 +3499,353 @@
         <w:rPr>
           <w:rFonts w:hint="eastAsia"/>
         </w:rPr>
-        <w:t>生成式AI与具身智能(embodied intelligence)、脑机接口(brain-computer interface)的交叉,为中医</w:t>
-      </w:r>
-      <w:r>
-        <w:rPr>
-          <w:rFonts w:hint="eastAsia"/>
-          <w:lang w:eastAsia="zh-CN"/>
-        </w:rPr>
-        <w:t>“</w:t>
-      </w:r>
-      <w:r>
-        <w:rPr>
-          <w:rFonts w:hint="eastAsia"/>
-        </w:rPr>
-        <w:t>神形合一</w:t>
-      </w:r>
-      <w:r>
-        <w:rPr>
-          <w:rFonts w:hint="eastAsia"/>
-          <w:lang w:eastAsia="zh-CN"/>
-        </w:rPr>
-        <w:t>“</w:t>
-      </w:r>
-      <w:r>
-        <w:rPr>
-          <w:rFonts w:hint="eastAsia"/>
-        </w:rPr>
-        <w:t>理念的智能化提供了新的想象空间(本主题与本书第八章呼应)。一个值得展望的方向是:大模型作为</w:t>
-      </w:r>
-      <w:r>
-        <w:rPr>
-          <w:rFonts w:hint="eastAsia"/>
-          <w:lang w:eastAsia="zh-CN"/>
-        </w:rPr>
-        <w:t>“</w:t>
-      </w:r>
-      <w:r>
-        <w:rPr>
-          <w:rFonts w:hint="eastAsia"/>
-        </w:rPr>
-        <w:t>认知与决策中枢</w:t>
-      </w:r>
-      <w:r>
-        <w:rPr>
-          <w:rFonts w:hint="eastAsia"/>
-          <w:lang w:eastAsia="zh-CN"/>
-        </w:rPr>
-        <w:t>“</w:t>
-      </w:r>
-      <w:r>
-        <w:rPr>
-          <w:rFonts w:hint="eastAsia"/>
-        </w:rPr>
-        <w:t>,与外骨骼、神经调控等</w:t>
-      </w:r>
-      <w:r>
-        <w:rPr>
-          <w:rFonts w:hint="eastAsia"/>
-          <w:lang w:eastAsia="zh-CN"/>
-        </w:rPr>
-        <w:t>“</w:t>
-      </w:r>
-      <w:r>
-        <w:rPr>
-          <w:rFonts w:hint="eastAsia"/>
-        </w:rPr>
-        <w:t>执行末端</w:t>
-      </w:r>
-      <w:r>
-        <w:rPr>
-          <w:rFonts w:hint="eastAsia"/>
-          <w:lang w:eastAsia="zh-CN"/>
-        </w:rPr>
-        <w:t>“</w:t>
-      </w:r>
-      <w:r>
-        <w:rPr>
-          <w:rFonts w:hint="eastAsia"/>
-        </w:rPr>
-        <w:t>协同,在智能康复中实现</w:t>
-      </w:r>
-      <w:r>
-        <w:rPr>
-          <w:rFonts w:hint="eastAsia"/>
-          <w:lang w:eastAsia="zh-CN"/>
-        </w:rPr>
-        <w:t>“</w:t>
-      </w:r>
-      <w:r>
-        <w:rPr>
-          <w:rFonts w:hint="eastAsia"/>
-        </w:rPr>
-        <w:t>感知—决策—调控</w:t>
-      </w:r>
-      <w:r>
-        <w:rPr>
-          <w:rFonts w:hint="eastAsia"/>
-          <w:lang w:eastAsia="zh-CN"/>
-        </w:rPr>
-        <w:t>“</w:t>
-      </w:r>
-      <w:r>
-        <w:rPr>
-          <w:rFonts w:hint="eastAsia"/>
-        </w:rPr>
-        <w:t>的闭环。这一前景目前更多停留在概念层面,其在中医康复场景的系统验证尚待开展【待补文献:大模型与脑机接口/具身智能协同的中医智能康复实证研究】。</w:t>
+        <w:t>最后值得展望的,是生成式大模型在研究方法本身上的应用——即用大模型生成仿真数据、模拟临床场景、辅助真实世界证据(Real-World Evidence)研究。面向中医临床的动态基准已开始用大模型基于真实病例生成医患对话 [Shi et al., 2026];教育领域用大模型生成虚拟病例 [Lee et al., 2025]。沿此前景外推,未来大模型有望用于:生成用于稀有证型研究的合成病例、模拟</w:t>
+      </w:r>
+      <w:r>
+        <w:rPr>
+          <w:rFonts w:hint="eastAsia"/>
+          <w:lang w:eastAsia="zh-CN"/>
+        </w:rPr>
+        <w:t>“</w:t>
+      </w:r>
+      <w:r>
+        <w:rPr>
+          <w:rFonts w:hint="eastAsia"/>
+        </w:rPr>
+        <w:t>目标试验</w:t>
+      </w:r>
+      <w:r>
+        <w:rPr>
+          <w:rFonts w:hint="eastAsia"/>
+          <w:lang w:eastAsia="zh-CN"/>
+        </w:rPr>
+        <w:t>”</w:t>
+      </w:r>
+      <w:r>
+        <w:rPr>
+          <w:rFonts w:hint="eastAsia"/>
+        </w:rPr>
+        <w:t>以辅助观察性数据的因果推断、以及作为</w:t>
+      </w:r>
+      <w:r>
+        <w:rPr>
+          <w:rFonts w:hint="eastAsia"/>
+          <w:lang w:eastAsia="zh-CN"/>
+        </w:rPr>
+        <w:t>“</w:t>
+      </w:r>
+      <w:r>
+        <w:rPr>
+          <w:rFonts w:hint="eastAsia"/>
+        </w:rPr>
+        <w:t>虚拟患者/虚拟医师</w:t>
+      </w:r>
+      <w:r>
+        <w:rPr>
+          <w:rFonts w:hint="eastAsia"/>
+          <w:lang w:eastAsia="zh-CN"/>
+        </w:rPr>
+        <w:t>”</w:t>
+      </w:r>
+      <w:r>
+        <w:rPr>
+          <w:rFonts w:hint="eastAsia"/>
+        </w:rPr>
+        <w:t>参与研究设计的预演(可与本书第九章真实世界研究衔接)。这一方向把生成式AI从</w:t>
+      </w:r>
+      <w:r>
+        <w:rPr>
+          <w:rFonts w:hint="eastAsia"/>
+          <w:lang w:eastAsia="zh-CN"/>
+        </w:rPr>
+        <w:t>“</w:t>
+      </w:r>
+      <w:r>
+        <w:rPr>
+          <w:rFonts w:hint="eastAsia"/>
+        </w:rPr>
+        <w:t>研究对象</w:t>
+      </w:r>
+      <w:r>
+        <w:rPr>
+          <w:rFonts w:hint="eastAsia"/>
+          <w:lang w:eastAsia="zh-CN"/>
+        </w:rPr>
+        <w:t>”</w:t>
+      </w:r>
+      <w:r>
+        <w:rPr>
+          <w:rFonts w:hint="eastAsia"/>
+        </w:rPr>
+        <w:t>转变为</w:t>
+      </w:r>
+      <w:r>
+        <w:rPr>
+          <w:rFonts w:hint="eastAsia"/>
+          <w:lang w:eastAsia="zh-CN"/>
+        </w:rPr>
+        <w:t>“</w:t>
+      </w:r>
+      <w:r>
+        <w:rPr>
+          <w:rFonts w:hint="eastAsia"/>
+        </w:rPr>
+        <w:t>研究工具</w:t>
+      </w:r>
+      <w:r>
+        <w:rPr>
+          <w:rFonts w:hint="eastAsia"/>
+          <w:lang w:eastAsia="zh-CN"/>
+        </w:rPr>
+        <w:t>”</w:t>
+      </w:r>
+      <w:r>
+        <w:rPr>
+          <w:rFonts w:hint="eastAsia"/>
+        </w:rPr>
+        <w:t>,可能是对方法学影响最深远、却最被低估的前景之一——前提是必须严格区分</w:t>
+      </w:r>
+      <w:r>
+        <w:rPr>
+          <w:rFonts w:hint="eastAsia"/>
+          <w:lang w:eastAsia="zh-CN"/>
+        </w:rPr>
+        <w:t>“</w:t>
+      </w:r>
+      <w:r>
+        <w:rPr>
+          <w:rFonts w:hint="eastAsia"/>
+        </w:rPr>
+        <w:t>合成数据</w:t>
+      </w:r>
+      <w:r>
+        <w:rPr>
+          <w:rFonts w:hint="eastAsia"/>
+          <w:lang w:eastAsia="zh-CN"/>
+        </w:rPr>
+        <w:t>”</w:t>
+      </w:r>
+      <w:r>
+        <w:rPr>
+          <w:rFonts w:hint="eastAsia"/>
+        </w:rPr>
+        <w:t>与</w:t>
+      </w:r>
+      <w:r>
+        <w:rPr>
+          <w:rFonts w:hint="eastAsia"/>
+          <w:lang w:eastAsia="zh-CN"/>
+        </w:rPr>
+        <w:t>“</w:t>
+      </w:r>
+      <w:r>
+        <w:rPr>
+          <w:rFonts w:hint="eastAsia"/>
+        </w:rPr>
+        <w:t>真实证据</w:t>
+      </w:r>
+      <w:r>
+        <w:rPr>
+          <w:rFonts w:hint="eastAsia"/>
+          <w:lang w:eastAsia="zh-CN"/>
+        </w:rPr>
+        <w:t>”</w:t>
+      </w:r>
+      <w:r>
+        <w:rPr>
+          <w:rFonts w:hint="eastAsia"/>
+        </w:rPr>
+        <w:t>,防止仿真数据污染真实结论。</w:t>
+      </w:r>
+    </w:p>
+    <w:p>
+      <w:pPr>
+        <w:pageBreakBefore w:val="0"/>
+        <w:widowControl w:val="0"/>
+        <w:kinsoku/>
+        <w:wordWrap/>
+        <w:overflowPunct/>
+        <w:topLinePunct w:val="0"/>
+        <w:autoSpaceDE/>
+        <w:autoSpaceDN/>
+        <w:bidi w:val="0"/>
+        <w:adjustRightInd/>
+        <w:snapToGrid/>
+        <w:spacing w:beforeAutospacing="0" w:afterAutospacing="0"/>
+        <w:ind w:firstLine="480" w:firstLineChars="200"/>
+        <w:textAlignment w:val="auto"/>
+        <w:rPr>
+          <w:rFonts w:hint="eastAsia" w:eastAsia="仿宋_GB2312"/>
+          <w:lang w:eastAsia="zh-CN"/>
+        </w:rPr>
+      </w:pPr>
+      <w:r>
+        <w:rPr>
+          <w:rFonts w:hint="eastAsia"/>
+        </w:rPr>
+        <w:t>本节小结:智能体与多智能体协作、推理模型的“慢思考”、多模态四诊合参、科学发现AI、与具身/脑机接口的交叉、隐私计算与边缘部署、人机协同与智能教育、以及生成式仿真,构成了下一代AI赋能中医药的主要图景。这些方向多数仍属发展中或探索性,其共同的前置条件高度一致:高质量数据与知识工程、严格的评测与安全约束、以及“AI 增强人、人监督 AI”的协作范式。一句话:技术的前沿性必须以可信性为前提。这正是下一节的核心命题。</w:t>
+      </w:r>
+    </w:p>
+    <w:p>
+      <w:pPr>
+        <w:pStyle w:val="3"/>
+        <w:bidi w:val="0"/>
+        <w:rPr>
+          <w:rFonts w:hint="eastAsia"/>
+        </w:rPr>
+      </w:pPr>
+      <w:r>
+        <w:rPr>
+          <w:rFonts w:hint="eastAsia"/>
+        </w:rPr>
+        <w:t>第二节　可信AI与医疗安全:不确定性量化、鲁棒性与算法公平性</w:t>
+      </w:r>
+    </w:p>
+    <w:p>
+      <w:pPr>
+        <w:pageBreakBefore w:val="0"/>
+        <w:widowControl w:val="0"/>
+        <w:kinsoku/>
+        <w:wordWrap/>
+        <w:overflowPunct/>
+        <w:topLinePunct w:val="0"/>
+        <w:autoSpaceDE/>
+        <w:autoSpaceDN/>
+        <w:bidi w:val="0"/>
+        <w:adjustRightInd/>
+        <w:snapToGrid/>
+        <w:spacing w:beforeAutospacing="0" w:afterAutospacing="0"/>
+        <w:ind w:firstLine="480" w:firstLineChars="200"/>
+        <w:textAlignment w:val="auto"/>
+        <w:rPr>
+          <w:rFonts w:hint="eastAsia" w:eastAsia="仿宋_GB2312"/>
+          <w:lang w:eastAsia="zh-CN"/>
+        </w:rPr>
+      </w:pPr>
+      <w:r>
+        <w:rPr>
+          <w:rFonts w:hint="eastAsia"/>
+        </w:rPr>
+        <w:t>本节导语:上一节描绘了生成式大模型与下一代AI赋能中医药的广阔前景,但前景的兑现有一个不可让渡的前提——可信(trustworthy)。在医疗这一高风险领域,一个</w:t>
+      </w:r>
+      <w:r>
+        <w:rPr>
+          <w:rFonts w:hint="eastAsia"/>
+          <w:lang w:eastAsia="zh-CN"/>
+        </w:rPr>
+        <w:t>“</w:t>
+      </w:r>
+      <w:r>
+        <w:rPr>
+          <w:rFonts w:hint="eastAsia"/>
+        </w:rPr>
+        <w:t>大多数时候很聪明、偶尔会自信地犯错</w:t>
+      </w:r>
+      <w:r>
+        <w:rPr>
+          <w:rFonts w:hint="eastAsia"/>
+          <w:lang w:eastAsia="zh-CN"/>
+        </w:rPr>
+        <w:t>”</w:t>
+      </w:r>
+      <w:r>
+        <w:rPr>
+          <w:rFonts w:hint="eastAsia"/>
+        </w:rPr>
+        <w:t>的系统,可能比一个</w:t>
+      </w:r>
+      <w:r>
+        <w:rPr>
+          <w:rFonts w:hint="eastAsia"/>
+          <w:lang w:eastAsia="zh-CN"/>
+        </w:rPr>
+        <w:t>“</w:t>
+      </w:r>
+      <w:r>
+        <w:rPr>
+          <w:rFonts w:hint="eastAsia"/>
+        </w:rPr>
+        <w:t>能力平庸但行为可预测</w:t>
+      </w:r>
+      <w:r>
+        <w:rPr>
+          <w:rFonts w:hint="eastAsia"/>
+          <w:lang w:eastAsia="zh-CN"/>
+        </w:rPr>
+        <w:t>”</w:t>
+      </w:r>
+      <w:r>
+        <w:rPr>
+          <w:rFonts w:hint="eastAsia"/>
+        </w:rPr>
+        <w:t>的系统更危险。本节聚焦</w:t>
+      </w:r>
+      <w:r>
+        <w:rPr>
+          <w:rFonts w:hint="eastAsia"/>
+          <w:lang w:eastAsia="zh-CN"/>
+        </w:rPr>
+        <w:t>“</w:t>
+      </w:r>
+      <w:r>
+        <w:rPr>
+          <w:rFonts w:hint="eastAsia"/>
+        </w:rPr>
+        <w:t>如何让AI在中医药医疗场景中变得可信而安全</w:t>
+      </w:r>
+      <w:r>
+        <w:rPr>
+          <w:rFonts w:hint="eastAsia"/>
+          <w:lang w:eastAsia="zh-CN"/>
+        </w:rPr>
+        <w:t>”</w:t>
+      </w:r>
+      <w:r>
+        <w:rPr>
+          <w:rFonts w:hint="eastAsia"/>
+        </w:rPr>
+        <w:t>:先讨论可信AI的框架与医疗实践的伦理挑战,特别是中医药的特殊性;再展望三项关键技术抓手——不确定性量化、鲁棒性与算法公平性——在中医药中的研究前景。本节与本书第一章第四节有所分工:第一章第四节侧重伦理规范与合规框架,本节侧重</w:t>
+      </w:r>
+      <w:r>
+        <w:rPr>
+          <w:rFonts w:hint="eastAsia"/>
+          <w:lang w:eastAsia="zh-CN"/>
+        </w:rPr>
+        <w:t>“</w:t>
+      </w:r>
+      <w:r>
+        <w:rPr>
+          <w:rFonts w:hint="eastAsia"/>
+        </w:rPr>
+        <w:t>可信性的量化方法与安全工程,及其面向中医药的未来研究议程</w:t>
+      </w:r>
+      <w:r>
+        <w:rPr>
+          <w:rFonts w:hint="eastAsia"/>
+          <w:lang w:eastAsia="zh-CN"/>
+        </w:rPr>
+        <w:t>”</w:t>
+      </w:r>
+      <w:r>
+        <w:rPr>
+          <w:rFonts w:hint="eastAsia"/>
+        </w:rPr>
+        <w:t>。</w:t>
+      </w:r>
+    </w:p>
+    <w:p>
+      <w:pPr>
+        <w:pStyle w:val="3"/>
+        <w:bidi w:val="0"/>
+        <w:rPr>
+          <w:rFonts w:hint="eastAsia"/>
+        </w:rPr>
+      </w:pPr>
+      <w:r>
+        <w:rPr>
+          <w:rFonts w:hint="eastAsia"/>
+        </w:rPr>
+        <w:t>一、可信AI与医疗实践的伦理挑战</w:t>
       </w:r>
     </w:p>
     <w:p>
@@ -4168,27 +3861,53 @@
         <w:rPr>
           <w:rFonts w:hint="eastAsia"/>
         </w:rPr>
-        <w:t>(六)隐私计算、联邦学习与边缘部署:让中医数据</w:t>
-      </w:r>
-      <w:r>
-        <w:rPr>
-          <w:rFonts w:hint="eastAsia"/>
-          <w:lang w:eastAsia="zh-CN"/>
-        </w:rPr>
-        <w:t>“</w:t>
-      </w:r>
-      <w:r>
-        <w:rPr>
-          <w:rFonts w:hint="eastAsia"/>
-        </w:rPr>
-        <w:t>可用而不可见</w:t>
-      </w:r>
-      <w:r>
-        <w:rPr>
-          <w:rFonts w:hint="eastAsia"/>
-          <w:lang w:eastAsia="zh-CN"/>
-        </w:rPr>
-        <w:t>“</w:t>
+        <w:t>(一)可信AI的框架:从</w:t>
+      </w:r>
+      <w:r>
+        <w:rPr>
+          <w:rFonts w:hint="eastAsia"/>
+          <w:lang w:eastAsia="zh-CN"/>
+        </w:rPr>
+        <w:t>“</w:t>
+      </w:r>
+      <w:r>
+        <w:rPr>
+          <w:rFonts w:hint="eastAsia"/>
+        </w:rPr>
+        <w:t>原则共识</w:t>
+      </w:r>
+      <w:r>
+        <w:rPr>
+          <w:rFonts w:hint="eastAsia"/>
+          <w:lang w:eastAsia="zh-CN"/>
+        </w:rPr>
+        <w:t>”</w:t>
+      </w:r>
+      <w:r>
+        <w:rPr>
+          <w:rFonts w:hint="eastAsia"/>
+        </w:rPr>
+        <w:t>到</w:t>
+      </w:r>
+      <w:r>
+        <w:rPr>
+          <w:rFonts w:hint="eastAsia"/>
+          <w:lang w:eastAsia="zh-CN"/>
+        </w:rPr>
+        <w:t>“</w:t>
+      </w:r>
+      <w:r>
+        <w:rPr>
+          <w:rFonts w:hint="eastAsia"/>
+        </w:rPr>
+        <w:t>中医落地</w:t>
+      </w:r>
+      <w:r>
+        <w:rPr>
+          <w:rFonts w:hint="eastAsia"/>
+          <w:lang w:eastAsia="zh-CN"/>
+        </w:rPr>
+        <w:t>”</w:t>
       </w:r>
     </w:p>
     <w:p>
@@ -4216,137 +3935,139 @@
         <w:rPr>
           <w:rFonts w:hint="eastAsia"/>
         </w:rPr>
-        <w:t>中医药数据普遍样本少、分布不均、隐私敏感,多篇综述将数据安全与隐私列为关键挑战 [Ren et al., 2025]。这使得联邦学习(federated learning)、隐私计算等</w:t>
-      </w:r>
-      <w:r>
-        <w:rPr>
-          <w:rFonts w:hint="eastAsia"/>
-          <w:lang w:eastAsia="zh-CN"/>
-        </w:rPr>
-        <w:t>“</w:t>
-      </w:r>
-      <w:r>
-        <w:rPr>
-          <w:rFonts w:hint="eastAsia"/>
-        </w:rPr>
-        <w:t>数据不出域、模型动起来</w:t>
-      </w:r>
-      <w:r>
-        <w:rPr>
-          <w:rFonts w:hint="eastAsia"/>
-          <w:lang w:eastAsia="zh-CN"/>
-        </w:rPr>
-        <w:t>“</w:t>
-      </w:r>
-      <w:r>
-        <w:rPr>
-          <w:rFonts w:hint="eastAsia"/>
-        </w:rPr>
-        <w:t>的范式,在多中心中医临床协作中具有天然吸引力。同时,</w:t>
-      </w:r>
-      <w:r>
-        <w:rPr>
-          <w:rFonts w:hint="eastAsia"/>
-          <w:lang w:eastAsia="zh-CN"/>
-        </w:rPr>
-        <w:t>“</w:t>
-      </w:r>
-      <w:r>
-        <w:rPr>
-          <w:rFonts w:hint="eastAsia"/>
-        </w:rPr>
-        <w:t>仲景</w:t>
-      </w:r>
-      <w:r>
-        <w:rPr>
-          <w:rFonts w:hint="eastAsia"/>
-          <w:lang w:eastAsia="zh-CN"/>
-        </w:rPr>
-        <w:t>“</w:t>
-      </w:r>
-      <w:r>
-        <w:rPr>
-          <w:rFonts w:hint="eastAsia"/>
-        </w:rPr>
-        <w:t>模型可在本地个人电脑以约每秒 8 词元运行的事实 [Zhu et al., 2023],提示轻量化与边缘部署是另一条务实方向——在算力受限的基层医疗机构,小而专的本地模型可能比庞大的云端模型更具落地价值。一项针对中医考题的研究亦发现,经良好优化的小模型(如 Qwen3-1.7B)甚至可超越部分领域专用的 7B 模型,提示</w:t>
-      </w:r>
-      <w:r>
-        <w:rPr>
-          <w:rFonts w:hint="eastAsia"/>
-          <w:lang w:eastAsia="zh-CN"/>
-        </w:rPr>
-        <w:t>“</w:t>
-      </w:r>
-      <w:r>
-        <w:rPr>
-          <w:rFonts w:hint="eastAsia"/>
-        </w:rPr>
-        <w:t>模型优化与领域训练可能比单纯增大规模更有效</w:t>
-      </w:r>
-      <w:r>
-        <w:rPr>
-          <w:rFonts w:hint="eastAsia"/>
-          <w:lang w:eastAsia="zh-CN"/>
-        </w:rPr>
-        <w:t>“</w:t>
-      </w:r>
-      <w:r>
-        <w:rPr>
-          <w:rFonts w:hint="eastAsia"/>
-        </w:rPr>
-        <w:t xml:space="preserve"> [Li et al., 2026]。展望中,</w:t>
-      </w:r>
-      <w:r>
-        <w:rPr>
-          <w:rFonts w:hint="eastAsia"/>
-          <w:lang w:eastAsia="zh-CN"/>
-        </w:rPr>
-        <w:t>“</w:t>
-      </w:r>
-      <w:r>
-        <w:rPr>
-          <w:rFonts w:hint="eastAsia"/>
-        </w:rPr>
-        <w:t>联邦 + 轻量 + 隐私计算</w:t>
-      </w:r>
-      <w:r>
-        <w:rPr>
-          <w:rFonts w:hint="eastAsia"/>
-          <w:lang w:eastAsia="zh-CN"/>
-        </w:rPr>
-        <w:t>“</w:t>
-      </w:r>
-      <w:r>
-        <w:rPr>
-          <w:rFonts w:hint="eastAsia"/>
-        </w:rPr>
-        <w:t>的组合,有望破解中医数据</w:t>
-      </w:r>
-      <w:r>
-        <w:rPr>
-          <w:rFonts w:hint="eastAsia"/>
-          <w:lang w:eastAsia="zh-CN"/>
-        </w:rPr>
-        <w:t>“</w:t>
-      </w:r>
-      <w:r>
-        <w:rPr>
-          <w:rFonts w:hint="eastAsia"/>
-        </w:rPr>
-        <w:t>想共享而不敢共享</w:t>
-      </w:r>
-      <w:r>
-        <w:rPr>
-          <w:rFonts w:hint="eastAsia"/>
-          <w:lang w:eastAsia="zh-CN"/>
-        </w:rPr>
-        <w:t>“</w:t>
-      </w:r>
-      <w:r>
-        <w:rPr>
-          <w:rFonts w:hint="eastAsia"/>
-        </w:rPr>
-        <w:t>的困局,但其在中医多中心场景的系统性落地证据仍然有限【待补文献:联邦学习/隐私计算在多中心中医临床数据协作中的实证研究】。</w:t>
+        <w:t>经过数年发展,国际社会已就</w:t>
+      </w:r>
+      <w:r>
+        <w:rPr>
+          <w:rFonts w:hint="eastAsia"/>
+          <w:lang w:eastAsia="zh-CN"/>
+        </w:rPr>
+        <w:t>“</w:t>
+      </w:r>
+      <w:r>
+        <w:rPr>
+          <w:rFonts w:hint="eastAsia"/>
+        </w:rPr>
+        <w:t>可信/负责任AI</w:t>
+      </w:r>
+      <w:r>
+        <w:rPr>
+          <w:rFonts w:hint="eastAsia"/>
+          <w:lang w:eastAsia="zh-CN"/>
+        </w:rPr>
+        <w:t>”</w:t>
+      </w:r>
+      <w:r>
+        <w:rPr>
+          <w:rFonts w:hint="eastAsia"/>
+        </w:rPr>
+        <w:t>形成相对成熟的原则框架。欧盟人工智能高级专家组的《可信AI伦理指南》提出了一组面向实践的要求 [EU AI HLEG, 2019];美国国家标准与技术研究院的《AI风险管理框架》将可信系统的特征概括为有效可靠、安全、可问责与透明、可解释、隐私增强、并对有害偏倚加以管理 [NIST, 2023];世界卫生组织则专门发布了卫生领域AI的伦理与治理报告 [WHO, 2021]。在学术层面,对全球数十份AI伦理准则的系统梳理发现,透明、公正、无害、责任与隐私是反复出现的高频原则 [Jobin et al., 2019];也有研究提出</w:t>
+      </w:r>
+      <w:r>
+        <w:rPr>
+          <w:rFonts w:hint="eastAsia"/>
+          <w:lang w:eastAsia="zh-CN"/>
+        </w:rPr>
+        <w:t>“</w:t>
+      </w:r>
+      <w:r>
+        <w:rPr>
+          <w:rFonts w:hint="eastAsia"/>
+        </w:rPr>
+        <w:t>行善、不伤害、自主、公正、可解释</w:t>
+      </w:r>
+      <w:r>
+        <w:rPr>
+          <w:rFonts w:hint="eastAsia"/>
+          <w:lang w:eastAsia="zh-CN"/>
+        </w:rPr>
+        <w:t>”</w:t>
+      </w:r>
+      <w:r>
+        <w:rPr>
+          <w:rFonts w:hint="eastAsia"/>
+        </w:rPr>
+        <w:t>的五项统一原则 [Floridi &amp; Cowls, 2019],并有从计算视角对可信AI技术路线的系统综述 [Liu et al., 2021]。</w:t>
+      </w:r>
+    </w:p>
+    <w:p>
+      <w:pPr>
+        <w:pageBreakBefore w:val="0"/>
+        <w:widowControl w:val="0"/>
+        <w:kinsoku/>
+        <w:wordWrap/>
+        <w:overflowPunct/>
+        <w:topLinePunct w:val="0"/>
+        <w:autoSpaceDE/>
+        <w:autoSpaceDN/>
+        <w:bidi w:val="0"/>
+        <w:adjustRightInd/>
+        <w:snapToGrid/>
+        <w:spacing w:beforeAutospacing="0" w:afterAutospacing="0"/>
+        <w:ind w:firstLine="480" w:firstLineChars="200"/>
+        <w:textAlignment w:val="auto"/>
+        <w:rPr>
+          <w:rFonts w:hint="eastAsia" w:eastAsia="仿宋_GB2312"/>
+          <w:lang w:eastAsia="zh-CN"/>
+        </w:rPr>
+      </w:pPr>
+      <w:r>
+        <w:rPr>
+          <w:rFonts w:hint="eastAsia"/>
+        </w:rPr>
+        <w:t>这些框架的最大公约数,可概括为相互关联的若干属性:可靠性与安全性、透明性与可解释性、公平性、隐私保护、可问责性。本节的展望立场是:这些原则在通用领域已成共识,真正的前沿在于</w:t>
+      </w:r>
+      <w:r>
+        <w:rPr>
+          <w:rFonts w:hint="eastAsia"/>
+          <w:lang w:eastAsia="zh-CN"/>
+        </w:rPr>
+        <w:t>“</w:t>
+      </w:r>
+      <w:r>
+        <w:rPr>
+          <w:rFonts w:hint="eastAsia"/>
+        </w:rPr>
+        <w:t>如何把它们在中医药场景中落地为可操作的技术与评测</w:t>
+      </w:r>
+      <w:r>
+        <w:rPr>
+          <w:rFonts w:hint="eastAsia"/>
+          <w:lang w:eastAsia="zh-CN"/>
+        </w:rPr>
+        <w:t>”</w:t>
+      </w:r>
+      <w:r>
+        <w:rPr>
+          <w:rFonts w:hint="eastAsia"/>
+        </w:rPr>
+        <w:t>。多篇中医药综述已将数据质量与安全、结果的可解释性与可信度、术语标准化列为制约落地的关键 [Ren et al., 2025; Shataer et al., 2025; Xu et al., 2026],这表明可信性不是研发完成后的</w:t>
+      </w:r>
+      <w:r>
+        <w:rPr>
+          <w:rFonts w:hint="eastAsia"/>
+          <w:lang w:eastAsia="zh-CN"/>
+        </w:rPr>
+        <w:t>“</w:t>
+      </w:r>
+      <w:r>
+        <w:rPr>
+          <w:rFonts w:hint="eastAsia"/>
+        </w:rPr>
+        <w:t>附加题</w:t>
+      </w:r>
+      <w:r>
+        <w:rPr>
+          <w:rFonts w:hint="eastAsia"/>
+          <w:lang w:eastAsia="zh-CN"/>
+        </w:rPr>
+        <w:t>”</w:t>
+      </w:r>
+      <w:r>
+        <w:rPr>
+          <w:rFonts w:hint="eastAsia"/>
+        </w:rPr>
+        <w:t>,而应贯穿数据、建模、评测、部署与监测的全流程。</w:t>
       </w:r>
     </w:p>
     <w:p>
@@ -4355,34 +4076,156 @@
         <w:bidi w:val="0"/>
         <w:rPr>
           <w:rFonts w:hint="eastAsia"/>
-          <w:lang w:eastAsia="zh-CN"/>
-        </w:rPr>
-      </w:pPr>
-      <w:r>
-        <w:rPr>
-          <w:rFonts w:hint="eastAsia"/>
-        </w:rPr>
-        <w:t>(七)人机协同与智能教育:AI 作为</w:t>
-      </w:r>
-      <w:r>
-        <w:rPr>
-          <w:rFonts w:hint="eastAsia"/>
-          <w:lang w:eastAsia="zh-CN"/>
-        </w:rPr>
-        <w:t>“</w:t>
-      </w:r>
-      <w:r>
-        <w:rPr>
-          <w:rFonts w:hint="eastAsia"/>
-        </w:rPr>
-        <w:t>增强</w:t>
-      </w:r>
-      <w:r>
-        <w:rPr>
-          <w:rFonts w:hint="eastAsia"/>
-          <w:lang w:eastAsia="zh-CN"/>
-        </w:rPr>
-        <w:t>“</w:t>
+        </w:rPr>
+      </w:pPr>
+      <w:r>
+        <w:rPr>
+          <w:rFonts w:hint="eastAsia"/>
+        </w:rPr>
+        <w:t>(二)医疗场景的特殊性:为什么中医药AI的可信门槛更高</w:t>
+      </w:r>
+    </w:p>
+    <w:p>
+      <w:pPr>
+        <w:pageBreakBefore w:val="0"/>
+        <w:widowControl w:val="0"/>
+        <w:kinsoku/>
+        <w:wordWrap/>
+        <w:overflowPunct/>
+        <w:topLinePunct w:val="0"/>
+        <w:autoSpaceDE/>
+        <w:autoSpaceDN/>
+        <w:bidi w:val="0"/>
+        <w:adjustRightInd/>
+        <w:snapToGrid/>
+        <w:spacing w:beforeAutospacing="0" w:afterAutospacing="0"/>
+        <w:ind w:firstLine="480" w:firstLineChars="200"/>
+        <w:textAlignment w:val="auto"/>
+        <w:rPr>
+          <w:rFonts w:hint="eastAsia" w:eastAsia="仿宋_GB2312"/>
+          <w:lang w:eastAsia="zh-CN"/>
+        </w:rPr>
+      </w:pPr>
+      <w:r>
+        <w:rPr>
+          <w:rFonts w:hint="eastAsia"/>
+        </w:rPr>
+        <w:t>医疗AI对可信性要求格外苛刻,源于其场景的三重特殊性,而这三重特殊性在中医药中又被进一步放大。</w:t>
+      </w:r>
+    </w:p>
+    <w:p>
+      <w:pPr>
+        <w:pageBreakBefore w:val="0"/>
+        <w:widowControl w:val="0"/>
+        <w:kinsoku/>
+        <w:wordWrap/>
+        <w:overflowPunct/>
+        <w:topLinePunct w:val="0"/>
+        <w:autoSpaceDE/>
+        <w:autoSpaceDN/>
+        <w:bidi w:val="0"/>
+        <w:adjustRightInd/>
+        <w:snapToGrid/>
+        <w:spacing w:beforeAutospacing="0" w:afterAutospacing="0"/>
+        <w:ind w:firstLine="480" w:firstLineChars="200"/>
+        <w:textAlignment w:val="auto"/>
+        <w:rPr>
+          <w:rFonts w:hint="eastAsia" w:eastAsia="仿宋_GB2312"/>
+          <w:lang w:eastAsia="zh-CN"/>
+        </w:rPr>
+      </w:pPr>
+      <w:r>
+        <w:rPr>
+          <w:rFonts w:hint="eastAsia"/>
+        </w:rPr>
+        <w:t>其一,后果的高风险性与不可逆性。 一次错误的辨证或荐方可能延误病情甚至造成伤害。正因如此,面向中医药的研究开始强调“安全优先”的评测:模型在标准准确率上的优异,并不能保证它面对被篡改信息、捏造概念时不“上当”,而后者恰恰直接关系患者安全 [Zheng et al., 2025]。因此,未来中医药AI的评测必须把“安全”从“准确率的附属”提升为“独立的一级维度”。</w:t>
+      </w:r>
+    </w:p>
+    <w:p>
+      <w:pPr>
+        <w:pageBreakBefore w:val="0"/>
+        <w:widowControl w:val="0"/>
+        <w:kinsoku/>
+        <w:wordWrap/>
+        <w:overflowPunct/>
+        <w:topLinePunct w:val="0"/>
+        <w:autoSpaceDE/>
+        <w:autoSpaceDN/>
+        <w:bidi w:val="0"/>
+        <w:adjustRightInd/>
+        <w:snapToGrid/>
+        <w:spacing w:beforeAutospacing="0" w:afterAutospacing="0"/>
+        <w:ind w:firstLine="480" w:firstLineChars="200"/>
+        <w:textAlignment w:val="auto"/>
+        <w:rPr>
+          <w:rFonts w:hint="eastAsia" w:eastAsia="仿宋_GB2312"/>
+          <w:lang w:eastAsia="zh-CN"/>
+        </w:rPr>
+      </w:pPr>
+      <w:r>
+        <w:rPr>
+          <w:rFonts w:hint="eastAsia"/>
+        </w:rPr>
+        <w:t>其二,责任归属与知情同意。 当AI参与诊疗,</w:t>
+      </w:r>
+      <w:r>
+        <w:rPr>
+          <w:rFonts w:hint="eastAsia"/>
+          <w:lang w:eastAsia="zh-CN"/>
+        </w:rPr>
+        <w:t>“</w:t>
+      </w:r>
+      <w:r>
+        <w:rPr>
+          <w:rFonts w:hint="eastAsia"/>
+        </w:rPr>
+        <w:t>谁来负责</w:t>
+      </w:r>
+      <w:r>
+        <w:rPr>
+          <w:rFonts w:hint="eastAsia"/>
+          <w:lang w:eastAsia="zh-CN"/>
+        </w:rPr>
+        <w:t>”“</w:t>
+      </w:r>
+      <w:r>
+        <w:rPr>
+          <w:rFonts w:hint="eastAsia"/>
+        </w:rPr>
+        <w:t>患者是否知情并同意</w:t>
+      </w:r>
+      <w:r>
+        <w:rPr>
+          <w:rFonts w:hint="eastAsia"/>
+          <w:lang w:eastAsia="zh-CN"/>
+        </w:rPr>
+        <w:t>”</w:t>
+      </w:r>
+      <w:r>
+        <w:rPr>
+          <w:rFonts w:hint="eastAsia"/>
+        </w:rPr>
+        <w:t>成为绕不开的伦理问题。面向共享决策的研究指出,大模型在提升沟通效率的同时,仍面临本地化、决策链完整性与复杂情境处理上的局限,尤其在理解中医知识与支持以家庭为单位的决策模式方面 [Li et al., 2025]。这意味着,在可预见的未来,中医药临床AI应被定位为</w:t>
+      </w:r>
+      <w:r>
+        <w:rPr>
+          <w:rFonts w:hint="eastAsia"/>
+          <w:lang w:eastAsia="zh-CN"/>
+        </w:rPr>
+        <w:t>“</w:t>
+      </w:r>
+      <w:r>
+        <w:rPr>
+          <w:rFonts w:hint="eastAsia"/>
+        </w:rPr>
+        <w:t>决策支持工具</w:t>
+      </w:r>
+      <w:r>
+        <w:rPr>
+          <w:rFonts w:hint="eastAsia"/>
+          <w:lang w:eastAsia="zh-CN"/>
+        </w:rPr>
+        <w:t>”</w:t>
       </w:r>
       <w:r>
         <w:rPr>
@@ -4401,14 +4244,20 @@
         <w:rPr>
           <w:rFonts w:hint="eastAsia"/>
         </w:rPr>
-        <w:t>替代</w:t>
-      </w:r>
-      <w:r>
-        <w:rPr>
-          <w:rFonts w:hint="eastAsia"/>
-          <w:lang w:eastAsia="zh-CN"/>
-        </w:rPr>
-        <w:t>“</w:t>
+        <w:t>决策主体</w:t>
+      </w:r>
+      <w:r>
+        <w:rPr>
+          <w:rFonts w:hint="eastAsia"/>
+          <w:lang w:eastAsia="zh-CN"/>
+        </w:rPr>
+        <w:t>”</w:t>
+      </w:r>
+      <w:r>
+        <w:rPr>
+          <w:rFonts w:hint="eastAsia"/>
+        </w:rPr>
+        <w:t>,人类医师始终是责任主体。</w:t>
       </w:r>
     </w:p>
     <w:p>
@@ -4436,59 +4285,74 @@
         <w:rPr>
           <w:rFonts w:hint="eastAsia"/>
         </w:rPr>
-        <w:t>下一代AI在中医药中的定位,越来越被强调为</w:t>
-      </w:r>
-      <w:r>
-        <w:rPr>
-          <w:rFonts w:hint="eastAsia"/>
-          <w:lang w:eastAsia="zh-CN"/>
-        </w:rPr>
-        <w:t>“</w:t>
-      </w:r>
-      <w:r>
-        <w:rPr>
-          <w:rFonts w:hint="eastAsia"/>
-        </w:rPr>
-        <w:t>增强而非替代</w:t>
-      </w:r>
-      <w:r>
-        <w:rPr>
-          <w:rFonts w:hint="eastAsia"/>
-          <w:lang w:eastAsia="zh-CN"/>
-        </w:rPr>
-        <w:t>“</w:t>
-      </w:r>
-      <w:r>
-        <w:rPr>
-          <w:rFonts w:hint="eastAsia"/>
-        </w:rPr>
-        <w:t>医师。GastroTCM 的作者明确指出,领域专用、检索增强的大模型应当增强而非取代中医师 [Wang et al., 2026];面向共享决策(Shared Decision Making)的研究探讨了大模型在提升医患沟通与个性化决策中的作用与本地化局限 [Li et al., 2025]。更前沿的是对</w:t>
-      </w:r>
-      <w:r>
-        <w:rPr>
-          <w:rFonts w:hint="eastAsia"/>
-          <w:lang w:eastAsia="zh-CN"/>
-        </w:rPr>
-        <w:t>“</w:t>
-      </w:r>
-      <w:r>
-        <w:rPr>
-          <w:rFonts w:hint="eastAsia"/>
-        </w:rPr>
-        <w:t>人机协同认知机制</w:t>
-      </w:r>
-      <w:r>
-        <w:rPr>
-          <w:rFonts w:hint="eastAsia"/>
-          <w:lang w:eastAsia="zh-CN"/>
-        </w:rPr>
-        <w:t>“</w:t>
-      </w:r>
-      <w:r>
-        <w:rPr>
-          <w:rFonts w:hint="eastAsia"/>
-        </w:rPr>
-        <w:t>的直接测量:融合功能性近红外光谱(fNIRS)与眼动追踪的研究,在针灸临床决策任务中观察到 AI 辅助组在与认知负荷相关的脑区激活更少、注视时间更短,提示 AI 可降低认知负荷 [Lin et al., 2026]。</w:t>
+        <w:t>其三,人机协同中的自动化偏见。 当人过度信任自动化系统,可能放松独立判断。fNIRS 与眼动研究发现 AI 辅助可降低医师认知负荷 [Lin et al., 2026]——这是效率提升,但也提醒:负荷下降若伴随警惕下降,便可能滋生自动化偏见。因此,未来人机协同的设计,必须在</w:t>
+      </w:r>
+      <w:r>
+        <w:rPr>
+          <w:rFonts w:hint="eastAsia"/>
+          <w:lang w:eastAsia="zh-CN"/>
+        </w:rPr>
+        <w:t>“</w:t>
+      </w:r>
+      <w:r>
+        <w:rPr>
+          <w:rFonts w:hint="eastAsia"/>
+        </w:rPr>
+        <w:t>减负</w:t>
+      </w:r>
+      <w:r>
+        <w:rPr>
+          <w:rFonts w:hint="eastAsia"/>
+          <w:lang w:eastAsia="zh-CN"/>
+        </w:rPr>
+        <w:t>”</w:t>
+      </w:r>
+      <w:r>
+        <w:rPr>
+          <w:rFonts w:hint="eastAsia"/>
+        </w:rPr>
+        <w:t>与</w:t>
+      </w:r>
+      <w:r>
+        <w:rPr>
+          <w:rFonts w:hint="eastAsia"/>
+          <w:lang w:eastAsia="zh-CN"/>
+        </w:rPr>
+        <w:t>“</w:t>
+      </w:r>
+      <w:r>
+        <w:rPr>
+          <w:rFonts w:hint="eastAsia"/>
+        </w:rPr>
+        <w:t>保持人类把关</w:t>
+      </w:r>
+      <w:r>
+        <w:rPr>
+          <w:rFonts w:hint="eastAsia"/>
+          <w:lang w:eastAsia="zh-CN"/>
+        </w:rPr>
+        <w:t>”</w:t>
+      </w:r>
+      <w:r>
+        <w:rPr>
+          <w:rFonts w:hint="eastAsia"/>
+        </w:rPr>
+        <w:t>之间取得平衡,这是一个尚待深入研究的人因工程命题。</w:t>
+      </w:r>
+    </w:p>
+    <w:p>
+      <w:pPr>
+        <w:pStyle w:val="4"/>
+        <w:bidi w:val="0"/>
+        <w:rPr>
+          <w:rFonts w:hint="eastAsia"/>
+        </w:rPr>
+      </w:pPr>
+      <w:r>
+        <w:rPr>
+          <w:rFonts w:hint="eastAsia"/>
+        </w:rPr>
+        <w:t>(三)中医药特有的可信挑战:四道独特的难关</w:t>
       </w:r>
     </w:p>
     <w:p>
@@ -4516,79 +4380,351 @@
         <w:rPr>
           <w:rFonts w:hint="eastAsia"/>
         </w:rPr>
-        <w:t>这类</w:t>
-      </w:r>
-      <w:r>
-        <w:rPr>
-          <w:rFonts w:hint="eastAsia"/>
-          <w:lang w:eastAsia="zh-CN"/>
-        </w:rPr>
-        <w:t>“</w:t>
-      </w:r>
-      <w:r>
-        <w:rPr>
-          <w:rFonts w:hint="eastAsia"/>
-        </w:rPr>
-        <w:t>脑科学 + AI</w:t>
-      </w:r>
-      <w:r>
-        <w:rPr>
-          <w:rFonts w:hint="eastAsia"/>
-          <w:lang w:eastAsia="zh-CN"/>
-        </w:rPr>
-        <w:t>“</w:t>
-      </w:r>
-      <w:r>
-        <w:rPr>
-          <w:rFonts w:hint="eastAsia"/>
-        </w:rPr>
-        <w:t>的交叉研究,为评估人机协同的真实价值提供了客观证据,是值得关注的新方向;但它也带来一个前瞻性警示——认知负荷下降若伴随警惕性下降,可能滋生</w:t>
-      </w:r>
-      <w:r>
-        <w:rPr>
-          <w:rFonts w:hint="eastAsia"/>
-          <w:lang w:eastAsia="zh-CN"/>
-        </w:rPr>
-        <w:t>“</w:t>
-      </w:r>
-      <w:r>
-        <w:rPr>
-          <w:rFonts w:hint="eastAsia"/>
-        </w:rPr>
-        <w:t>自动化偏见(automation bias)</w:t>
-      </w:r>
-      <w:r>
-        <w:rPr>
-          <w:rFonts w:hint="eastAsia"/>
-          <w:lang w:eastAsia="zh-CN"/>
-        </w:rPr>
-        <w:t>“</w:t>
-      </w:r>
-      <w:r>
-        <w:rPr>
-          <w:rFonts w:hint="eastAsia"/>
-        </w:rPr>
-        <w:t>,这正是下一节可信性讨论的伏笔。在教育层面,基于知识引导的生成式AI框架 Gen-SynDi 将</w:t>
-      </w:r>
-      <w:r>
-        <w:rPr>
-          <w:rFonts w:hint="eastAsia"/>
-          <w:lang w:eastAsia="zh-CN"/>
-        </w:rPr>
-        <w:t>“</w:t>
-      </w:r>
-      <w:r>
-        <w:rPr>
-          <w:rFonts w:hint="eastAsia"/>
-        </w:rPr>
-        <w:t>辨证</w:t>
-      </w:r>
-      <w:r>
-        <w:rPr>
-          <w:rFonts w:hint="eastAsia"/>
-          <w:lang w:eastAsia="zh-CN"/>
-        </w:rPr>
-        <w:t>“</w:t>
+        <w:t>在通用医疗AI的可信难题之上,中医药还叠加了四道独特难关,它们共同定义了未来研究的难点所在。</w:t>
+      </w:r>
+    </w:p>
+    <w:p>
+      <w:pPr>
+        <w:pageBreakBefore w:val="0"/>
+        <w:widowControl w:val="0"/>
+        <w:kinsoku/>
+        <w:wordWrap/>
+        <w:overflowPunct/>
+        <w:topLinePunct w:val="0"/>
+        <w:autoSpaceDE/>
+        <w:autoSpaceDN/>
+        <w:bidi w:val="0"/>
+        <w:adjustRightInd/>
+        <w:snapToGrid/>
+        <w:spacing w:beforeAutospacing="0" w:afterAutospacing="0"/>
+        <w:ind w:firstLine="480" w:firstLineChars="200"/>
+        <w:textAlignment w:val="auto"/>
+        <w:rPr>
+          <w:rFonts w:hint="eastAsia" w:eastAsia="仿宋_GB2312"/>
+          <w:lang w:eastAsia="zh-CN"/>
+        </w:rPr>
+      </w:pPr>
+      <w:r>
+        <w:rPr>
+          <w:rFonts w:hint="eastAsia"/>
+        </w:rPr>
+        <w:t>第一,辨证的主观性与标注一致性。 中医诊断的“望闻问切”高度依赖医师经验,本质上具有主观性 [Wang et al., 2025];同一患者由不同医师辨证结论可能不同,导致训练标签本身不一致。这使得“金标准”的可靠性成疑,未来亟需研究“如何在主观标签下训练可信模型”,这本身就是一个开放的方法学问题。</w:t>
+      </w:r>
+    </w:p>
+    <w:p>
+      <w:pPr>
+        <w:pageBreakBefore w:val="0"/>
+        <w:widowControl w:val="0"/>
+        <w:kinsoku/>
+        <w:wordWrap/>
+        <w:overflowPunct/>
+        <w:topLinePunct w:val="0"/>
+        <w:autoSpaceDE/>
+        <w:autoSpaceDN/>
+        <w:bidi w:val="0"/>
+        <w:adjustRightInd/>
+        <w:snapToGrid/>
+        <w:spacing w:beforeAutospacing="0" w:afterAutospacing="0"/>
+        <w:ind w:firstLine="480" w:firstLineChars="200"/>
+        <w:textAlignment w:val="auto"/>
+        <w:rPr>
+          <w:rFonts w:hint="eastAsia" w:eastAsia="仿宋_GB2312"/>
+          <w:lang w:eastAsia="zh-CN"/>
+        </w:rPr>
+      </w:pPr>
+      <w:r>
+        <w:rPr>
+          <w:rFonts w:hint="eastAsia"/>
+        </w:rPr>
+        <w:t xml:space="preserve">第二,辨证论治的非量化性与可重复性。 </w:t>
+      </w:r>
+      <w:r>
+        <w:rPr>
+          <w:rFonts w:hint="eastAsia"/>
+          <w:lang w:val="en-US" w:eastAsia="zh-CN"/>
+        </w:rPr>
+        <w:t>有研究</w:t>
+      </w:r>
+      <w:r>
+        <w:rPr>
+          <w:rFonts w:hint="eastAsia"/>
+        </w:rPr>
+        <w:t>明确将</w:t>
+      </w:r>
+      <w:r>
+        <w:rPr>
+          <w:rFonts w:hint="eastAsia"/>
+          <w:lang w:eastAsia="zh-CN"/>
+        </w:rPr>
+        <w:t>“</w:t>
+      </w:r>
+      <w:r>
+        <w:rPr>
+          <w:rFonts w:hint="eastAsia"/>
+        </w:rPr>
+        <w:t>中医诊疗的非量化特性</w:t>
+      </w:r>
+      <w:r>
+        <w:rPr>
+          <w:rFonts w:hint="eastAsia"/>
+          <w:lang w:eastAsia="zh-CN"/>
+        </w:rPr>
+        <w:t>”</w:t>
+      </w:r>
+      <w:r>
+        <w:rPr>
+          <w:rFonts w:hint="eastAsia"/>
+        </w:rPr>
+        <w:t>列为大模型落地的挑战之一 [Ren et al., 2025]。个体化诊疗强调</w:t>
+      </w:r>
+      <w:r>
+        <w:rPr>
+          <w:rFonts w:hint="eastAsia"/>
+          <w:lang w:eastAsia="zh-CN"/>
+        </w:rPr>
+        <w:t>“</w:t>
+      </w:r>
+      <w:r>
+        <w:rPr>
+          <w:rFonts w:hint="eastAsia"/>
+        </w:rPr>
+        <w:t>同病异治、异病同治</w:t>
+      </w:r>
+      <w:r>
+        <w:rPr>
+          <w:rFonts w:hint="eastAsia"/>
+          <w:lang w:eastAsia="zh-CN"/>
+        </w:rPr>
+        <w:t>”</w:t>
+      </w:r>
+      <w:r>
+        <w:rPr>
+          <w:rFonts w:hint="eastAsia"/>
+        </w:rPr>
+        <w:t>,与AI追求的可重复、可标准化之间存在内在张力。如何让AI既尊重个体化、又具备可重复性与可评估性,是中医药可信AI的独特命题。</w:t>
+      </w:r>
+    </w:p>
+    <w:p>
+      <w:pPr>
+        <w:pageBreakBefore w:val="0"/>
+        <w:widowControl w:val="0"/>
+        <w:kinsoku/>
+        <w:wordWrap/>
+        <w:overflowPunct/>
+        <w:topLinePunct w:val="0"/>
+        <w:autoSpaceDE/>
+        <w:autoSpaceDN/>
+        <w:bidi w:val="0"/>
+        <w:adjustRightInd/>
+        <w:snapToGrid/>
+        <w:spacing w:beforeAutospacing="0" w:afterAutospacing="0"/>
+        <w:ind w:firstLine="480" w:firstLineChars="200"/>
+        <w:textAlignment w:val="auto"/>
+        <w:rPr>
+          <w:rFonts w:hint="eastAsia" w:eastAsia="仿宋_GB2312"/>
+          <w:lang w:eastAsia="zh-CN"/>
+        </w:rPr>
+      </w:pPr>
+      <w:r>
+        <w:rPr>
+          <w:rFonts w:hint="eastAsia"/>
+        </w:rPr>
+        <w:t>第三,知识的证据等级与古今差异。 中医知识大量来自古籍与经验传承,其证据等级、适用条件与现代循证医学体系不完全兼容;古籍语义复杂、流派各异,需要专门处理 [Zheng et al., 2025],否则模型可能</w:t>
+      </w:r>
+      <w:r>
+        <w:rPr>
+          <w:rFonts w:hint="eastAsia"/>
+          <w:lang w:eastAsia="zh-CN"/>
+        </w:rPr>
+        <w:t>“</w:t>
+      </w:r>
+      <w:r>
+        <w:rPr>
+          <w:rFonts w:hint="eastAsia"/>
+        </w:rPr>
+        <w:t>以讹传讹</w:t>
+      </w:r>
+      <w:r>
+        <w:rPr>
+          <w:rFonts w:hint="eastAsia"/>
+          <w:lang w:eastAsia="zh-CN"/>
+        </w:rPr>
+        <w:t>”</w:t>
+      </w:r>
+      <w:r>
+        <w:rPr>
+          <w:rFonts w:hint="eastAsia"/>
+        </w:rPr>
+        <w:t>。未来需要建立</w:t>
+      </w:r>
+      <w:r>
+        <w:rPr>
+          <w:rFonts w:hint="eastAsia"/>
+          <w:lang w:eastAsia="zh-CN"/>
+        </w:rPr>
+        <w:t>“</w:t>
+      </w:r>
+      <w:r>
+        <w:rPr>
+          <w:rFonts w:hint="eastAsia"/>
+        </w:rPr>
+        <w:t>中医知识的可信度分级</w:t>
+      </w:r>
+      <w:r>
+        <w:rPr>
+          <w:rFonts w:hint="eastAsia"/>
+          <w:lang w:eastAsia="zh-CN"/>
+        </w:rPr>
+        <w:t>”</w:t>
+      </w:r>
+      <w:r>
+        <w:rPr>
+          <w:rFonts w:hint="eastAsia"/>
+        </w:rPr>
+        <w:t>机制,让模型在调用知识时</w:t>
+      </w:r>
+      <w:r>
+        <w:rPr>
+          <w:rFonts w:hint="eastAsia"/>
+          <w:lang w:eastAsia="zh-CN"/>
+        </w:rPr>
+        <w:t>“</w:t>
+      </w:r>
+      <w:r>
+        <w:rPr>
+          <w:rFonts w:hint="eastAsia"/>
+        </w:rPr>
+        <w:t>知其证据等级</w:t>
+      </w:r>
+      <w:r>
+        <w:rPr>
+          <w:rFonts w:hint="eastAsia"/>
+          <w:lang w:eastAsia="zh-CN"/>
+        </w:rPr>
+        <w:t>”</w:t>
+      </w:r>
+      <w:r>
+        <w:rPr>
+          <w:rFonts w:hint="eastAsia"/>
+        </w:rPr>
+        <w:t>,而非把古训与现代证据等量齐观。</w:t>
+      </w:r>
+    </w:p>
+    <w:p>
+      <w:pPr>
+        <w:pageBreakBefore w:val="0"/>
+        <w:widowControl w:val="0"/>
+        <w:kinsoku/>
+        <w:wordWrap/>
+        <w:overflowPunct/>
+        <w:topLinePunct w:val="0"/>
+        <w:autoSpaceDE/>
+        <w:autoSpaceDN/>
+        <w:bidi w:val="0"/>
+        <w:adjustRightInd/>
+        <w:snapToGrid/>
+        <w:spacing w:beforeAutospacing="0" w:afterAutospacing="0"/>
+        <w:ind w:firstLine="480" w:firstLineChars="200"/>
+        <w:textAlignment w:val="auto"/>
+        <w:rPr>
+          <w:rFonts w:hint="eastAsia" w:eastAsia="仿宋_GB2312"/>
+          <w:lang w:eastAsia="zh-CN"/>
+        </w:rPr>
+      </w:pPr>
+      <w:r>
+        <w:rPr>
+          <w:rFonts w:hint="eastAsia"/>
+        </w:rPr>
+        <w:t>第四,跨人群与跨文化的外推性。 由于训练数据的语言与文化构成不同,不同来源的大模型在中医任务上表现存在系统性差异,研究者据此呼吁发展本地化模型 [Zhu et al., 2024];GPT 与 ERNIE 在中医执业资格考试上的差异也印证了文化背景的实质影响 [Ghanad et al., 2025]。这道难关将在本节</w:t>
+      </w:r>
+      <w:r>
+        <w:rPr>
+          <w:rFonts w:hint="eastAsia"/>
+          <w:lang w:eastAsia="zh-CN"/>
+        </w:rPr>
+        <w:t>“</w:t>
+      </w:r>
+      <w:r>
+        <w:rPr>
+          <w:rFonts w:hint="eastAsia"/>
+        </w:rPr>
+        <w:t>算法公平性</w:t>
+      </w:r>
+      <w:r>
+        <w:rPr>
+          <w:rFonts w:hint="eastAsia"/>
+          <w:lang w:eastAsia="zh-CN"/>
+        </w:rPr>
+        <w:t>”</w:t>
+      </w:r>
+      <w:r>
+        <w:rPr>
+          <w:rFonts w:hint="eastAsia"/>
+        </w:rPr>
+        <w:t>部分进一步展开。</w:t>
+      </w:r>
+    </w:p>
+    <w:p>
+      <w:pPr>
+        <w:pStyle w:val="4"/>
+        <w:bidi w:val="0"/>
+        <w:rPr>
+          <w:rFonts w:hint="eastAsia"/>
+        </w:rPr>
+      </w:pPr>
+      <w:r>
+        <w:rPr>
+          <w:rFonts w:hint="eastAsia"/>
+        </w:rPr>
+        <w:t>(四)可信性的全流程落点与治理展望</w:t>
+      </w:r>
+    </w:p>
+    <w:p>
+      <w:pPr>
+        <w:pageBreakBefore w:val="0"/>
+        <w:widowControl w:val="0"/>
+        <w:kinsoku/>
+        <w:wordWrap/>
+        <w:overflowPunct/>
+        <w:topLinePunct w:val="0"/>
+        <w:autoSpaceDE/>
+        <w:autoSpaceDN/>
+        <w:bidi w:val="0"/>
+        <w:adjustRightInd/>
+        <w:snapToGrid/>
+        <w:spacing w:beforeAutospacing="0" w:afterAutospacing="0"/>
+        <w:ind w:firstLine="480" w:firstLineChars="200"/>
+        <w:textAlignment w:val="auto"/>
+        <w:rPr>
+          <w:rFonts w:hint="eastAsia" w:eastAsia="仿宋_GB2312"/>
+          <w:lang w:eastAsia="zh-CN"/>
+        </w:rPr>
+      </w:pPr>
+      <w:r>
+        <w:rPr>
+          <w:rFonts w:hint="eastAsia"/>
+        </w:rPr>
+        <w:t>将抽象的可信原则落到可操作的研究流程,可对应到五个环节,而每个环节都有明确的未来研究方向:数据环节——术语标准化、标注一致性控制、隐私脱敏与数据治理是地基 [Ren et al., 2025; Shataer et al., 2025];建模环节——以RAG、知识图谱约束、排除式推理把</w:t>
+      </w:r>
+      <w:r>
+        <w:rPr>
+          <w:rFonts w:hint="eastAsia"/>
+          <w:lang w:eastAsia="zh-CN"/>
+        </w:rPr>
+        <w:t>“</w:t>
+      </w:r>
+      <w:r>
+        <w:rPr>
+          <w:rFonts w:hint="eastAsia"/>
+        </w:rPr>
+        <w:t>可查证知识</w:t>
+      </w:r>
+      <w:r>
+        <w:rPr>
+          <w:rFonts w:hint="eastAsia"/>
+          <w:lang w:eastAsia="zh-CN"/>
+        </w:rPr>
+        <w:t>”</w:t>
       </w:r>
       <w:r>
         <w:rPr>
@@ -4607,46 +4743,143 @@
         <w:rPr>
           <w:rFonts w:hint="eastAsia"/>
         </w:rPr>
-        <w:t>辨病</w:t>
-      </w:r>
-      <w:r>
-        <w:rPr>
-          <w:rFonts w:hint="eastAsia"/>
-          <w:lang w:eastAsia="zh-CN"/>
-        </w:rPr>
-        <w:t>“</w:t>
-      </w:r>
-      <w:r>
-        <w:rPr>
-          <w:rFonts w:hint="eastAsia"/>
-        </w:rPr>
-        <w:t>双技能训练结合,利用标准化病人资料生成虚拟病例并提供即时反馈 [Lee et al., 2025];可以预期,未来中医研究生的学习将更多地与</w:t>
-      </w:r>
-      <w:r>
-        <w:rPr>
-          <w:rFonts w:hint="eastAsia"/>
-          <w:lang w:eastAsia="zh-CN"/>
-        </w:rPr>
-        <w:t>“</w:t>
-      </w:r>
-      <w:r>
-        <w:rPr>
-          <w:rFonts w:hint="eastAsia"/>
-        </w:rPr>
-        <w:t>可交互的智能体导师</w:t>
-      </w:r>
-      <w:r>
-        <w:rPr>
-          <w:rFonts w:hint="eastAsia"/>
-          <w:lang w:eastAsia="zh-CN"/>
-        </w:rPr>
-        <w:t>“</w:t>
-      </w:r>
-      <w:r>
-        <w:rPr>
-          <w:rFonts w:hint="eastAsia"/>
-        </w:rPr>
-        <w:t>协作,这也正是本书希望培养的跨学科能力。</w:t>
+        <w:t>显式逻辑</w:t>
+      </w:r>
+      <w:r>
+        <w:rPr>
+          <w:rFonts w:hint="eastAsia"/>
+          <w:lang w:eastAsia="zh-CN"/>
+        </w:rPr>
+        <w:t>”</w:t>
+      </w:r>
+      <w:r>
+        <w:rPr>
+          <w:rFonts w:hint="eastAsia"/>
+        </w:rPr>
+        <w:t>注入模型 [Wang et al., 2026; Yang et al., 2026; Nie et al., 2025];评测环节——不仅评准确率,更要评安全性、辨证全流程能力与人机一致性 [Zheng et al., 2025; Shi et al., 2026; Lin et al., 2026];部署环节——明确AI为辅助而非替代,设置人类把关点与可解释输出 [Wang et al., 2026; Li et al., 2025];监测环节——上线后持续监测性能漂移、罕见错误与公平性问题,形成闭环。</w:t>
+      </w:r>
+    </w:p>
+    <w:p>
+      <w:pPr>
+        <w:pageBreakBefore w:val="0"/>
+        <w:widowControl w:val="0"/>
+        <w:kinsoku/>
+        <w:wordWrap/>
+        <w:overflowPunct/>
+        <w:topLinePunct w:val="0"/>
+        <w:autoSpaceDE/>
+        <w:autoSpaceDN/>
+        <w:bidi w:val="0"/>
+        <w:adjustRightInd/>
+        <w:snapToGrid/>
+        <w:spacing w:beforeAutospacing="0" w:afterAutospacing="0"/>
+        <w:ind w:firstLine="480" w:firstLineChars="200"/>
+        <w:textAlignment w:val="auto"/>
+        <w:rPr>
+          <w:rFonts w:hint="eastAsia" w:eastAsia="仿宋_GB2312"/>
+          <w:lang w:eastAsia="zh-CN"/>
+        </w:rPr>
+      </w:pPr>
+      <w:r>
+        <w:rPr>
+          <w:rFonts w:hint="eastAsia"/>
+        </w:rPr>
+        <w:t>展望治理层面,随着 EU、NIST、WHO 等框架的成熟 [EU AI HLEG, 2019; NIST, 2023; WHO, 2021],未来中医药AI很可能需要面对</w:t>
+      </w:r>
+      <w:r>
+        <w:rPr>
+          <w:rFonts w:hint="eastAsia"/>
+          <w:lang w:eastAsia="zh-CN"/>
+        </w:rPr>
+        <w:t>“</w:t>
+      </w:r>
+      <w:r>
+        <w:rPr>
+          <w:rFonts w:hint="eastAsia"/>
+        </w:rPr>
+        <w:t>如何将通用AI治理框架本地化为中医药专属规范</w:t>
+      </w:r>
+      <w:r>
+        <w:rPr>
+          <w:rFonts w:hint="eastAsia"/>
+          <w:lang w:eastAsia="zh-CN"/>
+        </w:rPr>
+        <w:t>”</w:t>
+      </w:r>
+      <w:r>
+        <w:rPr>
+          <w:rFonts w:hint="eastAsia"/>
+        </w:rPr>
+        <w:t>的命题——这与本书第十章第三节</w:t>
+      </w:r>
+      <w:r>
+        <w:rPr>
+          <w:rFonts w:hint="eastAsia"/>
+          <w:lang w:eastAsia="zh-CN"/>
+        </w:rPr>
+        <w:t>“</w:t>
+      </w:r>
+      <w:r>
+        <w:rPr>
+          <w:rFonts w:hint="eastAsia"/>
+        </w:rPr>
+        <w:t>监管科学</w:t>
+      </w:r>
+      <w:r>
+        <w:rPr>
+          <w:rFonts w:hint="eastAsia"/>
+          <w:lang w:eastAsia="zh-CN"/>
+        </w:rPr>
+        <w:t>”</w:t>
+      </w:r>
+      <w:r>
+        <w:rPr>
+          <w:rFonts w:hint="eastAsia"/>
+        </w:rPr>
+        <w:t>的讨论相衔接,此处仅指出:可信AI不仅是技术问题,更是治理问题,二者必须协同推进。</w:t>
+      </w:r>
+    </w:p>
+    <w:p>
+      <w:pPr>
+        <w:pStyle w:val="3"/>
+        <w:bidi w:val="0"/>
+        <w:rPr>
+          <w:rFonts w:hint="eastAsia"/>
+        </w:rPr>
+      </w:pPr>
+      <w:r>
+        <w:rPr>
+          <w:rFonts w:hint="eastAsia"/>
+        </w:rPr>
+        <w:t>二、不确定性量化、鲁棒性与算法公平性探索</w:t>
+      </w:r>
+    </w:p>
+    <w:p>
+      <w:pPr>
+        <w:pageBreakBefore w:val="0"/>
+        <w:widowControl w:val="0"/>
+        <w:kinsoku/>
+        <w:wordWrap/>
+        <w:overflowPunct/>
+        <w:topLinePunct w:val="0"/>
+        <w:autoSpaceDE/>
+        <w:autoSpaceDN/>
+        <w:bidi w:val="0"/>
+        <w:adjustRightInd/>
+        <w:snapToGrid/>
+        <w:spacing w:beforeAutospacing="0" w:afterAutospacing="0"/>
+        <w:ind w:firstLine="480" w:firstLineChars="200"/>
+        <w:textAlignment w:val="auto"/>
+        <w:rPr>
+          <w:rFonts w:hint="eastAsia" w:eastAsia="仿宋_GB2312"/>
+          <w:lang w:eastAsia="zh-CN"/>
+        </w:rPr>
+      </w:pPr>
+      <w:r>
+        <w:rPr>
+          <w:rFonts w:hint="eastAsia"/>
+        </w:rPr>
+        <w:t>本部分聚焦可信性中最可“工程化”的三个抓手。需要强调:这三项技术在通用机器学习中已较成熟,但它们面向中医药大模型的系统性应用几乎仍是空白,这既是当前的薄弱处,也正是研究生大有可为的前沿疆域。</w:t>
       </w:r>
     </w:p>
     <w:p>
@@ -4655,13 +4888,34 @@
         <w:bidi w:val="0"/>
         <w:rPr>
           <w:rFonts w:hint="eastAsia"/>
-        </w:rPr>
-      </w:pPr>
-      <w:r>
-        <w:rPr>
-          <w:rFonts w:hint="eastAsia"/>
-        </w:rPr>
-        <w:t>(八)生成式仿真与真实世界证据:一个被低估的方法学前景</w:t>
+          <w:lang w:eastAsia="zh-CN"/>
+        </w:rPr>
+      </w:pPr>
+      <w:r>
+        <w:rPr>
+          <w:rFonts w:hint="eastAsia"/>
+        </w:rPr>
+        <w:t>(一)不确定性量化(Uncertainty Quantification, UQ):让模型</w:t>
+      </w:r>
+      <w:r>
+        <w:rPr>
+          <w:rFonts w:hint="eastAsia"/>
+          <w:lang w:eastAsia="zh-CN"/>
+        </w:rPr>
+        <w:t>“</w:t>
+      </w:r>
+      <w:r>
+        <w:rPr>
+          <w:rFonts w:hint="eastAsia"/>
+        </w:rPr>
+        <w:t>知道自己不知道</w:t>
+      </w:r>
+      <w:r>
+        <w:rPr>
+          <w:rFonts w:hint="eastAsia"/>
+          <w:lang w:eastAsia="zh-CN"/>
+        </w:rPr>
+        <w:t>”</w:t>
       </w:r>
     </w:p>
     <w:p>
@@ -4689,163 +4943,111 @@
         <w:rPr>
           <w:rFonts w:hint="eastAsia"/>
         </w:rPr>
-        <w:t>最后值得展望的,是生成式大模型在研究方法本身上的应用——即用大模型生成仿真数据、模拟临床场景、辅助真实世界证据(Real-World Evidence)研究。面向中医临床的动态基准已开始用大模型基于真实病例生成医患对话 [Shi et al., 2026];教育领域用大模型生成虚拟病例 [Lee et al., 2025]。沿此前景外推,未来大模型有望用于:生成用于稀有证型研究的合成病例、模拟</w:t>
-      </w:r>
-      <w:r>
-        <w:rPr>
-          <w:rFonts w:hint="eastAsia"/>
-          <w:lang w:eastAsia="zh-CN"/>
-        </w:rPr>
-        <w:t>“</w:t>
-      </w:r>
-      <w:r>
-        <w:rPr>
-          <w:rFonts w:hint="eastAsia"/>
-        </w:rPr>
-        <w:t>目标试验</w:t>
-      </w:r>
-      <w:r>
-        <w:rPr>
-          <w:rFonts w:hint="eastAsia"/>
-          <w:lang w:eastAsia="zh-CN"/>
-        </w:rPr>
-        <w:t>“</w:t>
-      </w:r>
-      <w:r>
-        <w:rPr>
-          <w:rFonts w:hint="eastAsia"/>
-        </w:rPr>
-        <w:t>以辅助观察性数据的因果推断、以及作为</w:t>
-      </w:r>
-      <w:r>
-        <w:rPr>
-          <w:rFonts w:hint="eastAsia"/>
-          <w:lang w:eastAsia="zh-CN"/>
-        </w:rPr>
-        <w:t>“</w:t>
-      </w:r>
-      <w:r>
-        <w:rPr>
-          <w:rFonts w:hint="eastAsia"/>
-        </w:rPr>
-        <w:t>虚拟患者/虚拟医师</w:t>
-      </w:r>
-      <w:r>
-        <w:rPr>
-          <w:rFonts w:hint="eastAsia"/>
-          <w:lang w:eastAsia="zh-CN"/>
-        </w:rPr>
-        <w:t>“</w:t>
-      </w:r>
-      <w:r>
-        <w:rPr>
-          <w:rFonts w:hint="eastAsia"/>
-        </w:rPr>
-        <w:t>参与研究设计的预演(可与本书第九章真实世界研究衔接)。这一方向把生成式AI从</w:t>
-      </w:r>
-      <w:r>
-        <w:rPr>
-          <w:rFonts w:hint="eastAsia"/>
-          <w:lang w:eastAsia="zh-CN"/>
-        </w:rPr>
-        <w:t>“</w:t>
-      </w:r>
-      <w:r>
-        <w:rPr>
-          <w:rFonts w:hint="eastAsia"/>
-        </w:rPr>
-        <w:t>研究对象</w:t>
-      </w:r>
-      <w:r>
-        <w:rPr>
-          <w:rFonts w:hint="eastAsia"/>
-          <w:lang w:eastAsia="zh-CN"/>
-        </w:rPr>
-        <w:t>“</w:t>
-      </w:r>
-      <w:r>
-        <w:rPr>
-          <w:rFonts w:hint="eastAsia"/>
-        </w:rPr>
-        <w:t>转变为</w:t>
-      </w:r>
-      <w:r>
-        <w:rPr>
-          <w:rFonts w:hint="eastAsia"/>
-          <w:lang w:eastAsia="zh-CN"/>
-        </w:rPr>
-        <w:t>“</w:t>
-      </w:r>
-      <w:r>
-        <w:rPr>
-          <w:rFonts w:hint="eastAsia"/>
-        </w:rPr>
-        <w:t>研究工具</w:t>
-      </w:r>
-      <w:r>
-        <w:rPr>
-          <w:rFonts w:hint="eastAsia"/>
-          <w:lang w:eastAsia="zh-CN"/>
-        </w:rPr>
-        <w:t>“</w:t>
-      </w:r>
-      <w:r>
-        <w:rPr>
-          <w:rFonts w:hint="eastAsia"/>
-        </w:rPr>
-        <w:t>,可能是对方法学影响最深远、却最被低估的前景之一——前提是必须严格区分</w:t>
-      </w:r>
-      <w:r>
-        <w:rPr>
-          <w:rFonts w:hint="eastAsia"/>
-          <w:lang w:eastAsia="zh-CN"/>
-        </w:rPr>
-        <w:t>“</w:t>
-      </w:r>
-      <w:r>
-        <w:rPr>
-          <w:rFonts w:hint="eastAsia"/>
-        </w:rPr>
-        <w:t>合成数据</w:t>
-      </w:r>
-      <w:r>
-        <w:rPr>
-          <w:rFonts w:hint="eastAsia"/>
-          <w:lang w:eastAsia="zh-CN"/>
-        </w:rPr>
-        <w:t>“</w:t>
-      </w:r>
-      <w:r>
-        <w:rPr>
-          <w:rFonts w:hint="eastAsia"/>
-        </w:rPr>
-        <w:t>与</w:t>
-      </w:r>
-      <w:r>
-        <w:rPr>
-          <w:rFonts w:hint="eastAsia"/>
-          <w:lang w:eastAsia="zh-CN"/>
-        </w:rPr>
-        <w:t>“</w:t>
-      </w:r>
-      <w:r>
-        <w:rPr>
-          <w:rFonts w:hint="eastAsia"/>
-        </w:rPr>
-        <w:t>真实证据</w:t>
-      </w:r>
-      <w:r>
-        <w:rPr>
-          <w:rFonts w:hint="eastAsia"/>
-          <w:lang w:eastAsia="zh-CN"/>
-        </w:rPr>
-        <w:t>“</w:t>
-      </w:r>
-      <w:r>
-        <w:rPr>
-          <w:rFonts w:hint="eastAsia"/>
-        </w:rPr>
-        <w:t>,防止仿真数据污染真实结论。</w:t>
+        <w:t>1. 为什么中医药AI尤其需要UQ。 一个负责任的医疗AI,不仅要给出答案,更要</w:t>
+      </w:r>
+      <w:r>
+        <w:rPr>
+          <w:rFonts w:hint="eastAsia"/>
+          <w:lang w:eastAsia="zh-CN"/>
+        </w:rPr>
+        <w:t>“</w:t>
+      </w:r>
+      <w:r>
+        <w:rPr>
+          <w:rFonts w:hint="eastAsia"/>
+        </w:rPr>
+        <w:t>知道自己何时不知道</w:t>
+      </w:r>
+      <w:r>
+        <w:rPr>
+          <w:rFonts w:hint="eastAsia"/>
+          <w:lang w:eastAsia="zh-CN"/>
+        </w:rPr>
+        <w:t>”</w:t>
+      </w:r>
+      <w:r>
+        <w:rPr>
+          <w:rFonts w:hint="eastAsia"/>
+        </w:rPr>
+        <w:t>。不确定性量化(Uncertainty Quantification, UQ)正是让模型对其输出附带可信度评估的技术。这一点在中医药中格外重要:一方面,中医数据普遍弱标签、小样本、分布不均 [Yuan et al., 2025; Fu et al., 2025],模型在数据稀疏区域的预测本就不可靠;另一方面,大模型存在</w:t>
+      </w:r>
+      <w:r>
+        <w:rPr>
+          <w:rFonts w:hint="eastAsia"/>
+          <w:lang w:eastAsia="zh-CN"/>
+        </w:rPr>
+        <w:t>“</w:t>
+      </w:r>
+      <w:r>
+        <w:rPr>
+          <w:rFonts w:hint="eastAsia"/>
+        </w:rPr>
+        <w:t>过度自信</w:t>
+      </w:r>
+      <w:r>
+        <w:rPr>
+          <w:rFonts w:hint="eastAsia"/>
+          <w:lang w:eastAsia="zh-CN"/>
+        </w:rPr>
+        <w:t>”</w:t>
+      </w:r>
+      <w:r>
+        <w:rPr>
+          <w:rFonts w:hint="eastAsia"/>
+        </w:rPr>
+        <w:t>现象——仅靠监督微调易产生过度自信的预测 [Jia et al., 2025],而在错误信息识别上又会急剧失准 [Zheng et al., 2025]。当模型</w:t>
+      </w:r>
+      <w:r>
+        <w:rPr>
+          <w:rFonts w:hint="eastAsia"/>
+          <w:lang w:eastAsia="zh-CN"/>
+        </w:rPr>
+        <w:t>“</w:t>
+      </w:r>
+      <w:r>
+        <w:rPr>
+          <w:rFonts w:hint="eastAsia"/>
+        </w:rPr>
+        <w:t>自信地说错</w:t>
+      </w:r>
+      <w:r>
+        <w:rPr>
+          <w:rFonts w:hint="eastAsia"/>
+          <w:lang w:eastAsia="zh-CN"/>
+        </w:rPr>
+        <w:t>”</w:t>
+      </w:r>
+      <w:r>
+        <w:rPr>
+          <w:rFonts w:hint="eastAsia"/>
+        </w:rPr>
+        <w:t>,UQ 提供的</w:t>
+      </w:r>
+      <w:r>
+        <w:rPr>
+          <w:rFonts w:hint="eastAsia"/>
+          <w:lang w:eastAsia="zh-CN"/>
+        </w:rPr>
+        <w:t>“</w:t>
+      </w:r>
+      <w:r>
+        <w:rPr>
+          <w:rFonts w:hint="eastAsia"/>
+        </w:rPr>
+        <w:t>低置信度预警</w:t>
+      </w:r>
+      <w:r>
+        <w:rPr>
+          <w:rFonts w:hint="eastAsia"/>
+          <w:lang w:eastAsia="zh-CN"/>
+        </w:rPr>
+        <w:t>”</w:t>
+      </w:r>
+      <w:r>
+        <w:rPr>
+          <w:rFonts w:hint="eastAsia"/>
+        </w:rPr>
+        <w:t>就是阻止错误传导到临床的最后一道闸门。</w:t>
       </w:r>
     </w:p>
     <w:p>
@@ -4873,74 +5075,59 @@
         <w:rPr>
           <w:rFonts w:hint="eastAsia"/>
         </w:rPr>
-        <w:t>本节小结:智能体与多智能体协作、推理模型的</w:t>
-      </w:r>
-      <w:r>
-        <w:rPr>
-          <w:rFonts w:hint="eastAsia"/>
-          <w:lang w:eastAsia="zh-CN"/>
-        </w:rPr>
-        <w:t>“</w:t>
-      </w:r>
-      <w:r>
-        <w:rPr>
-          <w:rFonts w:hint="eastAsia"/>
-        </w:rPr>
-        <w:t>慢思考</w:t>
-      </w:r>
-      <w:r>
-        <w:rPr>
-          <w:rFonts w:hint="eastAsia"/>
-          <w:lang w:eastAsia="zh-CN"/>
-        </w:rPr>
-        <w:t>“</w:t>
-      </w:r>
-      <w:r>
-        <w:rPr>
-          <w:rFonts w:hint="eastAsia"/>
-        </w:rPr>
-        <w:t>、多模态四诊合参、科学发现AI、与具身/脑机接口的交叉、隐私计算与边缘部署、人机协同与智能教育、以及生成式仿真,构成了下一代AI赋能中医药的主要图景。这些方向多数仍属发展中或探索性,其共同的前置条件高度一致:高质量数据与知识工程、严格的评测与安全约束、以及</w:t>
-      </w:r>
-      <w:r>
-        <w:rPr>
-          <w:rFonts w:hint="eastAsia"/>
-          <w:lang w:eastAsia="zh-CN"/>
-        </w:rPr>
-        <w:t>“</w:t>
-      </w:r>
-      <w:r>
-        <w:rPr>
-          <w:rFonts w:hint="eastAsia"/>
-        </w:rPr>
-        <w:t>AI 增强人、人监督 AI</w:t>
-      </w:r>
-      <w:r>
-        <w:rPr>
-          <w:rFonts w:hint="eastAsia"/>
-          <w:lang w:eastAsia="zh-CN"/>
-        </w:rPr>
-        <w:t>“</w:t>
-      </w:r>
-      <w:r>
-        <w:rPr>
-          <w:rFonts w:hint="eastAsia"/>
-        </w:rPr>
-        <w:t>的协作范式。一句话——技术的前沿性必须以可信性为前提。这正是下一节的核心命题。</w:t>
-      </w:r>
-    </w:p>
-    <w:p>
-      <w:pPr>
-        <w:pStyle w:val="3"/>
-        <w:bidi w:val="0"/>
-        <w:rPr>
-          <w:rFonts w:hint="eastAsia"/>
-        </w:rPr>
-      </w:pPr>
-      <w:r>
-        <w:rPr>
-          <w:rFonts w:hint="eastAsia"/>
-        </w:rPr>
-        <w:t>第二节　可信AI与医疗安全:不确定性量化、鲁棒性与算法公平性</w:t>
+        <w:t>2. 不确定性的两种来源:中医药语境下的再诠释。 学界通常将不确定性分为两类:偶然不确定性(aleatoric uncertainty)源于数据本身的固有噪声与模糊,即使无限增加数据也无法消除;认知不确定性(epistemic uncertainty)源于模型对知识的欠缺,可通过增加数据或改进模型缓解 [Kendall &amp; Gal, 2017; Hüllermeier &amp; Waegeman, 2021]。在中医药中,这一区分具有特殊的诠释价值:辨证标注的主观性主要贡献偶然不确定性(同一舌象被不同医师判读不同,是任务本身的固有模糊),而罕见病/罕见证型主要贡献认知不确定性(模型见得少)。区分二者,能帮助研究者判断</w:t>
+      </w:r>
+      <w:r>
+        <w:rPr>
+          <w:rFonts w:hint="eastAsia"/>
+          <w:lang w:eastAsia="zh-CN"/>
+        </w:rPr>
+        <w:t>“</w:t>
+      </w:r>
+      <w:r>
+        <w:rPr>
+          <w:rFonts w:hint="eastAsia"/>
+        </w:rPr>
+        <w:t>该补数据</w:t>
+      </w:r>
+      <w:r>
+        <w:rPr>
+          <w:rFonts w:hint="eastAsia"/>
+          <w:lang w:eastAsia="zh-CN"/>
+        </w:rPr>
+        <w:t>”</w:t>
+      </w:r>
+      <w:r>
+        <w:rPr>
+          <w:rFonts w:hint="eastAsia"/>
+        </w:rPr>
+        <w:t>(认知)还是</w:t>
+      </w:r>
+      <w:r>
+        <w:rPr>
+          <w:rFonts w:hint="eastAsia"/>
+          <w:lang w:eastAsia="zh-CN"/>
+        </w:rPr>
+        <w:t>“</w:t>
+      </w:r>
+      <w:r>
+        <w:rPr>
+          <w:rFonts w:hint="eastAsia"/>
+        </w:rPr>
+        <w:t>该承认任务本身的模糊并交人工</w:t>
+      </w:r>
+      <w:r>
+        <w:rPr>
+          <w:rFonts w:hint="eastAsia"/>
+          <w:lang w:eastAsia="zh-CN"/>
+        </w:rPr>
+        <w:t>”</w:t>
+      </w:r>
+      <w:r>
+        <w:rPr>
+          <w:rFonts w:hint="eastAsia"/>
+        </w:rPr>
+        <w:t>(偶然)——这一思路在中医药 UQ 研究中尚未被系统应用,是一个清晰的研究空白。</w:t>
       </w:r>
     </w:p>
     <w:p>
@@ -4968,126 +5155,457 @@
         <w:rPr>
           <w:rFonts w:hint="eastAsia"/>
         </w:rPr>
-        <w:t>本节导语:上一节描绘了生成式大模型与下一代AI赋能中医药的广阔前景,但前景的兑现有一个不可让渡的前提——可信(trustworthy)。在医疗这一高风险领域,一个</w:t>
-      </w:r>
-      <w:r>
-        <w:rPr>
-          <w:rFonts w:hint="eastAsia"/>
-          <w:lang w:eastAsia="zh-CN"/>
-        </w:rPr>
-        <w:t>“</w:t>
-      </w:r>
-      <w:r>
-        <w:rPr>
-          <w:rFonts w:hint="eastAsia"/>
-        </w:rPr>
-        <w:t>大多数时候很聪明、偶尔会自信地犯错</w:t>
-      </w:r>
-      <w:r>
-        <w:rPr>
-          <w:rFonts w:hint="eastAsia"/>
-          <w:lang w:eastAsia="zh-CN"/>
-        </w:rPr>
-        <w:t>“</w:t>
-      </w:r>
-      <w:r>
-        <w:rPr>
-          <w:rFonts w:hint="eastAsia"/>
-        </w:rPr>
-        <w:t>的系统,可能比一个</w:t>
-      </w:r>
-      <w:r>
-        <w:rPr>
-          <w:rFonts w:hint="eastAsia"/>
-          <w:lang w:eastAsia="zh-CN"/>
-        </w:rPr>
-        <w:t>“</w:t>
-      </w:r>
-      <w:r>
-        <w:rPr>
-          <w:rFonts w:hint="eastAsia"/>
-        </w:rPr>
-        <w:t>能力平庸但行为可预测</w:t>
-      </w:r>
-      <w:r>
-        <w:rPr>
-          <w:rFonts w:hint="eastAsia"/>
-          <w:lang w:eastAsia="zh-CN"/>
-        </w:rPr>
-        <w:t>“</w:t>
-      </w:r>
-      <w:r>
-        <w:rPr>
-          <w:rFonts w:hint="eastAsia"/>
-        </w:rPr>
-        <w:t>的系统更危险。本节聚焦</w:t>
-      </w:r>
-      <w:r>
-        <w:rPr>
-          <w:rFonts w:hint="eastAsia"/>
-          <w:lang w:eastAsia="zh-CN"/>
-        </w:rPr>
-        <w:t>“</w:t>
-      </w:r>
-      <w:r>
-        <w:rPr>
-          <w:rFonts w:hint="eastAsia"/>
-        </w:rPr>
-        <w:t>如何让AI在中医药医疗场景中变得可信而安全</w:t>
-      </w:r>
-      <w:r>
-        <w:rPr>
-          <w:rFonts w:hint="eastAsia"/>
-          <w:lang w:eastAsia="zh-CN"/>
-        </w:rPr>
-        <w:t>“</w:t>
-      </w:r>
-      <w:r>
-        <w:rPr>
-          <w:rFonts w:hint="eastAsia"/>
-        </w:rPr>
-        <w:t>:先讨论可信AI的框架与医疗实践的伦理挑战,特别是中医药的特殊性;再展望三项关键技术抓手——不确定性量化、鲁棒性与算法公平性——在中医药中的研究前景。本节与本书第一章第四节有所分工:第一章第四节侧重伦理规范与合规框架,本节侧重</w:t>
-      </w:r>
-      <w:r>
-        <w:rPr>
-          <w:rFonts w:hint="eastAsia"/>
-          <w:lang w:eastAsia="zh-CN"/>
-        </w:rPr>
-        <w:t>“</w:t>
-      </w:r>
-      <w:r>
-        <w:rPr>
-          <w:rFonts w:hint="eastAsia"/>
-        </w:rPr>
-        <w:t>可信性的量化方法与安全工程,及其面向中医药的未来研究议程</w:t>
-      </w:r>
-      <w:r>
-        <w:rPr>
-          <w:rFonts w:hint="eastAsia"/>
-          <w:lang w:eastAsia="zh-CN"/>
-        </w:rPr>
-        <w:t>“</w:t>
-      </w:r>
-      <w:r>
-        <w:rPr>
-          <w:rFonts w:hint="eastAsia"/>
-        </w:rPr>
-        <w:t>。</w:t>
-      </w:r>
-    </w:p>
-    <w:p>
-      <w:pPr>
-        <w:pStyle w:val="3"/>
-        <w:bidi w:val="0"/>
-        <w:rPr>
-          <w:rFonts w:hint="eastAsia"/>
-        </w:rPr>
-      </w:pPr>
-      <w:r>
-        <w:rPr>
-          <w:rFonts w:hint="eastAsia"/>
-        </w:rPr>
-        <w:t>一、可信AI与医疗实践的伦理挑战</w:t>
+        <w:t>3. 主流UQ方法及其向中医药迁移的前景。 通用领域已积累四类成熟方法,它们向中医药大模型的迁移构成明确的研究议程:</w:t>
+      </w:r>
+    </w:p>
+    <w:p>
+      <w:pPr>
+        <w:pageBreakBefore w:val="0"/>
+        <w:widowControl w:val="0"/>
+        <w:kinsoku/>
+        <w:wordWrap/>
+        <w:overflowPunct/>
+        <w:topLinePunct w:val="0"/>
+        <w:autoSpaceDE/>
+        <w:autoSpaceDN/>
+        <w:bidi w:val="0"/>
+        <w:adjustRightInd/>
+        <w:snapToGrid/>
+        <w:spacing w:beforeAutospacing="0" w:afterAutospacing="0"/>
+        <w:ind w:firstLine="480" w:firstLineChars="200"/>
+        <w:textAlignment w:val="auto"/>
+        <w:rPr>
+          <w:rFonts w:hint="eastAsia"/>
+        </w:rPr>
+      </w:pPr>
+      <w:r>
+        <w:rPr>
+          <w:rFonts w:hint="eastAsia"/>
+        </w:rPr>
+        <w:t>贝叶斯近似——蒙特卡洛 Dropout(Monte Carlo Dropout):在推理时多次随机失活以近似预测分布 [Gal &amp; Ghahramani, 2016]。其在中医辨证模型中的应用,可为</w:t>
+      </w:r>
+      <w:r>
+        <w:rPr>
+          <w:rFonts w:hint="eastAsia"/>
+          <w:lang w:eastAsia="zh-CN"/>
+        </w:rPr>
+        <w:t>“</w:t>
+      </w:r>
+      <w:r>
+        <w:rPr>
+          <w:rFonts w:hint="eastAsia"/>
+        </w:rPr>
+        <w:t>模型对本次辨证有多大把握</w:t>
+      </w:r>
+      <w:r>
+        <w:rPr>
+          <w:rFonts w:hint="eastAsia"/>
+          <w:lang w:eastAsia="zh-CN"/>
+        </w:rPr>
+        <w:t>”</w:t>
+      </w:r>
+      <w:r>
+        <w:rPr>
+          <w:rFonts w:hint="eastAsia"/>
+        </w:rPr>
+        <w:t>提供低成本估计。</w:t>
+      </w:r>
+    </w:p>
+    <w:p>
+      <w:pPr>
+        <w:pageBreakBefore w:val="0"/>
+        <w:widowControl w:val="0"/>
+        <w:kinsoku/>
+        <w:wordWrap/>
+        <w:overflowPunct/>
+        <w:topLinePunct w:val="0"/>
+        <w:autoSpaceDE/>
+        <w:autoSpaceDN/>
+        <w:bidi w:val="0"/>
+        <w:adjustRightInd/>
+        <w:snapToGrid/>
+        <w:spacing w:beforeAutospacing="0" w:afterAutospacing="0"/>
+        <w:ind w:firstLine="480" w:firstLineChars="200"/>
+        <w:textAlignment w:val="auto"/>
+        <w:rPr>
+          <w:rFonts w:hint="eastAsia"/>
+        </w:rPr>
+      </w:pPr>
+      <w:r>
+        <w:rPr>
+          <w:rFonts w:hint="eastAsia"/>
+        </w:rPr>
+        <w:t>深度集成(Deep Ensemble):训练多个模型、以其分歧度衡量不确定性,并对分布外样本表达更高不确定性 [Lakshminarayanan et al., 2017]。这对中医</w:t>
+      </w:r>
+      <w:r>
+        <w:rPr>
+          <w:rFonts w:hint="eastAsia"/>
+          <w:lang w:eastAsia="zh-CN"/>
+        </w:rPr>
+        <w:t>“</w:t>
+      </w:r>
+      <w:r>
+        <w:rPr>
+          <w:rFonts w:hint="eastAsia"/>
+        </w:rPr>
+        <w:t>跨流派、跨地域</w:t>
+      </w:r>
+      <w:r>
+        <w:rPr>
+          <w:rFonts w:hint="eastAsia"/>
+          <w:lang w:eastAsia="zh-CN"/>
+        </w:rPr>
+        <w:t>”</w:t>
+      </w:r>
+      <w:r>
+        <w:rPr>
+          <w:rFonts w:hint="eastAsia"/>
+        </w:rPr>
+        <w:t>的分布外场景尤具价值。</w:t>
+      </w:r>
+    </w:p>
+    <w:p>
+      <w:pPr>
+        <w:pageBreakBefore w:val="0"/>
+        <w:widowControl w:val="0"/>
+        <w:kinsoku/>
+        <w:wordWrap/>
+        <w:overflowPunct/>
+        <w:topLinePunct w:val="0"/>
+        <w:autoSpaceDE/>
+        <w:autoSpaceDN/>
+        <w:bidi w:val="0"/>
+        <w:adjustRightInd/>
+        <w:snapToGrid/>
+        <w:spacing w:beforeAutospacing="0" w:afterAutospacing="0"/>
+        <w:ind w:firstLine="480" w:firstLineChars="200"/>
+        <w:textAlignment w:val="auto"/>
+        <w:rPr>
+          <w:rFonts w:hint="eastAsia"/>
+        </w:rPr>
+      </w:pPr>
+      <w:r>
+        <w:rPr>
+          <w:rFonts w:hint="eastAsia"/>
+        </w:rPr>
+        <w:t>模型校准(Calibration):使模型输出的概率与真实正确率相匹配,避免</w:t>
+      </w:r>
+      <w:r>
+        <w:rPr>
+          <w:rFonts w:hint="eastAsia"/>
+          <w:lang w:eastAsia="zh-CN"/>
+        </w:rPr>
+        <w:t>“</w:t>
+      </w:r>
+      <w:r>
+        <w:rPr>
+          <w:rFonts w:hint="eastAsia"/>
+        </w:rPr>
+        <w:t>90%置信却只有60%正确</w:t>
+      </w:r>
+      <w:r>
+        <w:rPr>
+          <w:rFonts w:hint="eastAsia"/>
+          <w:lang w:eastAsia="zh-CN"/>
+        </w:rPr>
+        <w:t>”</w:t>
+      </w:r>
+      <w:r>
+        <w:rPr>
+          <w:rFonts w:hint="eastAsia"/>
+        </w:rPr>
+        <w:t>;研究发现现代神经网络往往校准不良 [Guo et al., 2017]。中医药模型的</w:t>
+      </w:r>
+      <w:r>
+        <w:rPr>
+          <w:rFonts w:hint="eastAsia"/>
+          <w:lang w:eastAsia="zh-CN"/>
+        </w:rPr>
+        <w:t>“</w:t>
+      </w:r>
+      <w:r>
+        <w:rPr>
+          <w:rFonts w:hint="eastAsia"/>
+        </w:rPr>
+        <w:t>过度自信</w:t>
+      </w:r>
+      <w:r>
+        <w:rPr>
+          <w:rFonts w:hint="eastAsia"/>
+          <w:lang w:eastAsia="zh-CN"/>
+        </w:rPr>
+        <w:t>”</w:t>
+      </w:r>
+      <w:r>
+        <w:rPr>
+          <w:rFonts w:hint="eastAsia"/>
+        </w:rPr>
+        <w:t xml:space="preserve"> [Jia et al., 2025] 恰是校准问题的典型表现,未来应把校准评估纳入中医药模型的标准验收。</w:t>
+      </w:r>
+    </w:p>
+    <w:p>
+      <w:pPr>
+        <w:pageBreakBefore w:val="0"/>
+        <w:widowControl w:val="0"/>
+        <w:kinsoku/>
+        <w:wordWrap/>
+        <w:overflowPunct/>
+        <w:topLinePunct w:val="0"/>
+        <w:autoSpaceDE/>
+        <w:autoSpaceDN/>
+        <w:bidi w:val="0"/>
+        <w:adjustRightInd/>
+        <w:snapToGrid/>
+        <w:spacing w:beforeAutospacing="0" w:afterAutospacing="0"/>
+        <w:ind w:firstLine="480" w:firstLineChars="200"/>
+        <w:textAlignment w:val="auto"/>
+        <w:rPr>
+          <w:rFonts w:hint="eastAsia"/>
+        </w:rPr>
+      </w:pPr>
+      <w:r>
+        <w:rPr>
+          <w:rFonts w:hint="eastAsia"/>
+        </w:rPr>
+        <w:t>共形预测(Conformal Prediction):在给定显著性水平下输出</w:t>
+      </w:r>
+      <w:r>
+        <w:rPr>
+          <w:rFonts w:hint="eastAsia"/>
+          <w:lang w:eastAsia="zh-CN"/>
+        </w:rPr>
+        <w:t>“</w:t>
+      </w:r>
+      <w:r>
+        <w:rPr>
+          <w:rFonts w:hint="eastAsia"/>
+        </w:rPr>
+        <w:t>预测集合</w:t>
+      </w:r>
+      <w:r>
+        <w:rPr>
+          <w:rFonts w:hint="eastAsia"/>
+          <w:lang w:eastAsia="zh-CN"/>
+        </w:rPr>
+        <w:t>”</w:t>
+      </w:r>
+      <w:r>
+        <w:rPr>
+          <w:rFonts w:hint="eastAsia"/>
+        </w:rPr>
+        <w:t>并给出覆盖率保证,且对模型本身几乎无分布假设 [Angelopoulos &amp; Bates, 2021; Shafer &amp; Vovk, 2008; Vovk et al., 2005]。它的</w:t>
+      </w:r>
+      <w:r>
+        <w:rPr>
+          <w:rFonts w:hint="eastAsia"/>
+          <w:lang w:eastAsia="zh-CN"/>
+        </w:rPr>
+        <w:t>“</w:t>
+      </w:r>
+      <w:r>
+        <w:rPr>
+          <w:rFonts w:hint="eastAsia"/>
+        </w:rPr>
+        <w:t>无分布假设 + 覆盖率保证</w:t>
+      </w:r>
+      <w:r>
+        <w:rPr>
+          <w:rFonts w:hint="eastAsia"/>
+          <w:lang w:eastAsia="zh-CN"/>
+        </w:rPr>
+        <w:t>”</w:t>
+      </w:r>
+      <w:r>
+        <w:rPr>
+          <w:rFonts w:hint="eastAsia"/>
+        </w:rPr>
+        <w:t>特性,使其特别适合</w:t>
+      </w:r>
+      <w:r>
+        <w:rPr>
+          <w:rFonts w:hint="eastAsia"/>
+          <w:lang w:eastAsia="zh-CN"/>
+        </w:rPr>
+        <w:t>“</w:t>
+      </w:r>
+      <w:r>
+        <w:rPr>
+          <w:rFonts w:hint="eastAsia"/>
+        </w:rPr>
+        <w:t>黑箱大模型 + 高风险医疗</w:t>
+      </w:r>
+      <w:r>
+        <w:rPr>
+          <w:rFonts w:hint="eastAsia"/>
+          <w:lang w:eastAsia="zh-CN"/>
+        </w:rPr>
+        <w:t>”</w:t>
+      </w:r>
+      <w:r>
+        <w:rPr>
+          <w:rFonts w:hint="eastAsia"/>
+        </w:rPr>
+        <w:t>的组合。</w:t>
+      </w:r>
+    </w:p>
+    <w:p>
+      <w:pPr>
+        <w:pageBreakBefore w:val="0"/>
+        <w:widowControl w:val="0"/>
+        <w:kinsoku/>
+        <w:wordWrap/>
+        <w:overflowPunct/>
+        <w:topLinePunct w:val="0"/>
+        <w:autoSpaceDE/>
+        <w:autoSpaceDN/>
+        <w:bidi w:val="0"/>
+        <w:adjustRightInd/>
+        <w:snapToGrid/>
+        <w:spacing w:beforeAutospacing="0" w:afterAutospacing="0"/>
+        <w:ind w:firstLine="480" w:firstLineChars="200"/>
+        <w:textAlignment w:val="auto"/>
+        <w:rPr>
+          <w:rFonts w:hint="eastAsia" w:eastAsia="仿宋_GB2312"/>
+          <w:lang w:eastAsia="zh-CN"/>
+        </w:rPr>
+      </w:pPr>
+      <w:r>
+        <w:rPr>
+          <w:rFonts w:hint="eastAsia"/>
+        </w:rPr>
+        <w:t>值得关注的是,UQ 在医疗大模型中的应用已在通用医学领域起步:有研究专门探讨医学大模型 UQ 的挑战与哲学意涵 [Zhang et al., 2025, arXiv:2504.05278]、构建了面向临床问答的 LLM 不确定性与校准基准 [arXiv:2506.10769]、并将共形预测用于(医疗)多选问答以提供覆盖率保证 [Kumar et al., 2023, arXiv:2305.18404; arXiv:2503.05505]、以及用集成与多任务提示降低临床任务的不确定性 [arXiv:2411.03497]。这些通用医疗 UQ 工作尚未进入中医药领域,把它们迁移并针对中医数据特性加以改造,是一个兼具方法学创新与临床价值的方向。</w:t>
+      </w:r>
+    </w:p>
+    <w:p>
+      <w:pPr>
+        <w:pageBreakBefore w:val="0"/>
+        <w:widowControl w:val="0"/>
+        <w:kinsoku/>
+        <w:wordWrap/>
+        <w:overflowPunct/>
+        <w:topLinePunct w:val="0"/>
+        <w:autoSpaceDE/>
+        <w:autoSpaceDN/>
+        <w:bidi w:val="0"/>
+        <w:adjustRightInd/>
+        <w:snapToGrid/>
+        <w:spacing w:beforeAutospacing="0" w:afterAutospacing="0"/>
+        <w:ind w:firstLine="480" w:firstLineChars="200"/>
+        <w:textAlignment w:val="auto"/>
+        <w:rPr>
+          <w:rFonts w:hint="eastAsia" w:eastAsia="仿宋_GB2312"/>
+          <w:lang w:eastAsia="zh-CN"/>
+        </w:rPr>
+      </w:pPr>
+      <w:r>
+        <w:rPr>
+          <w:rFonts w:hint="eastAsia"/>
+        </w:rPr>
+        <w:t>4. UQ 在中医药研究中的落点(教学要点)。 对研究生而言,UQ 的未来实践价值在于三点:① 在辨证/荐方输出旁附置信度,低置信时触发</w:t>
+      </w:r>
+      <w:r>
+        <w:rPr>
+          <w:rFonts w:hint="eastAsia"/>
+          <w:lang w:eastAsia="zh-CN"/>
+        </w:rPr>
+        <w:t>“</w:t>
+      </w:r>
+      <w:r>
+        <w:rPr>
+          <w:rFonts w:hint="eastAsia"/>
+        </w:rPr>
+        <w:t>转人工复核</w:t>
+      </w:r>
+      <w:r>
+        <w:rPr>
+          <w:rFonts w:hint="eastAsia"/>
+          <w:lang w:eastAsia="zh-CN"/>
+        </w:rPr>
+        <w:t>”</w:t>
+      </w:r>
+      <w:r>
+        <w:rPr>
+          <w:rFonts w:hint="eastAsia"/>
+        </w:rPr>
+        <w:t>或</w:t>
+      </w:r>
+      <w:r>
+        <w:rPr>
+          <w:rFonts w:hint="eastAsia"/>
+          <w:lang w:eastAsia="zh-CN"/>
+        </w:rPr>
+        <w:t>“</w:t>
+      </w:r>
+      <w:r>
+        <w:rPr>
+          <w:rFonts w:hint="eastAsia"/>
+        </w:rPr>
+        <w:t>选择性弃答(selective prediction)</w:t>
+      </w:r>
+      <w:r>
+        <w:rPr>
+          <w:rFonts w:hint="eastAsia"/>
+          <w:lang w:eastAsia="zh-CN"/>
+        </w:rPr>
+        <w:t>”</w:t>
+      </w:r>
+      <w:r>
+        <w:rPr>
+          <w:rFonts w:hint="eastAsia"/>
+        </w:rPr>
+        <w:t>;② 用认知不确定性指导主动学习,优先标注模型最</w:t>
+      </w:r>
+      <w:r>
+        <w:rPr>
+          <w:rFonts w:hint="eastAsia"/>
+          <w:lang w:eastAsia="zh-CN"/>
+        </w:rPr>
+        <w:t>“</w:t>
+      </w:r>
+      <w:r>
+        <w:rPr>
+          <w:rFonts w:hint="eastAsia"/>
+        </w:rPr>
+        <w:t>拿不准</w:t>
+      </w:r>
+      <w:r>
+        <w:rPr>
+          <w:rFonts w:hint="eastAsia"/>
+          <w:lang w:eastAsia="zh-CN"/>
+        </w:rPr>
+        <w:t>”</w:t>
+      </w:r>
+      <w:r>
+        <w:rPr>
+          <w:rFonts w:hint="eastAsia"/>
+        </w:rPr>
+        <w:t>的罕见证型样本,缓解小样本困境;③ 用校准与共形覆盖率检验模型置信度是否</w:t>
+      </w:r>
+      <w:r>
+        <w:rPr>
+          <w:rFonts w:hint="eastAsia"/>
+          <w:lang w:eastAsia="zh-CN"/>
+        </w:rPr>
+        <w:t>“</w:t>
+      </w:r>
+      <w:r>
+        <w:rPr>
+          <w:rFonts w:hint="eastAsia"/>
+        </w:rPr>
+        <w:t>名副其实</w:t>
+      </w:r>
+      <w:r>
+        <w:rPr>
+          <w:rFonts w:hint="eastAsia"/>
+          <w:lang w:eastAsia="zh-CN"/>
+        </w:rPr>
+        <w:t>”</w:t>
+      </w:r>
+      <w:r>
+        <w:rPr>
+          <w:rFonts w:hint="eastAsia"/>
+        </w:rPr>
+        <w:t>,作为安全性评测的核心补充。</w:t>
       </w:r>
     </w:p>
     <w:p>
@@ -5103,53 +5621,27 @@
         <w:rPr>
           <w:rFonts w:hint="eastAsia"/>
         </w:rPr>
-        <w:t>(一)可信AI的框架:从</w:t>
-      </w:r>
-      <w:r>
-        <w:rPr>
-          <w:rFonts w:hint="eastAsia"/>
-          <w:lang w:eastAsia="zh-CN"/>
-        </w:rPr>
-        <w:t>“</w:t>
-      </w:r>
-      <w:r>
-        <w:rPr>
-          <w:rFonts w:hint="eastAsia"/>
-        </w:rPr>
-        <w:t>原则共识</w:t>
-      </w:r>
-      <w:r>
-        <w:rPr>
-          <w:rFonts w:hint="eastAsia"/>
-          <w:lang w:eastAsia="zh-CN"/>
-        </w:rPr>
-        <w:t>“</w:t>
-      </w:r>
-      <w:r>
-        <w:rPr>
-          <w:rFonts w:hint="eastAsia"/>
-        </w:rPr>
-        <w:t>到</w:t>
-      </w:r>
-      <w:r>
-        <w:rPr>
-          <w:rFonts w:hint="eastAsia"/>
-          <w:lang w:eastAsia="zh-CN"/>
-        </w:rPr>
-        <w:t>“</w:t>
-      </w:r>
-      <w:r>
-        <w:rPr>
-          <w:rFonts w:hint="eastAsia"/>
-        </w:rPr>
-        <w:t>中医落地</w:t>
-      </w:r>
-      <w:r>
-        <w:rPr>
-          <w:rFonts w:hint="eastAsia"/>
-          <w:lang w:eastAsia="zh-CN"/>
-        </w:rPr>
-        <w:t>“</w:t>
+        <w:t>(二)鲁棒性(Robustness):让模型</w:t>
+      </w:r>
+      <w:r>
+        <w:rPr>
+          <w:rFonts w:hint="eastAsia"/>
+          <w:lang w:eastAsia="zh-CN"/>
+        </w:rPr>
+        <w:t>“</w:t>
+      </w:r>
+      <w:r>
+        <w:rPr>
+          <w:rFonts w:hint="eastAsia"/>
+        </w:rPr>
+        <w:t>经得起扰动与分布变化</w:t>
+      </w:r>
+      <w:r>
+        <w:rPr>
+          <w:rFonts w:hint="eastAsia"/>
+          <w:lang w:eastAsia="zh-CN"/>
+        </w:rPr>
+        <w:t>”</w:t>
       </w:r>
     </w:p>
     <w:p>
@@ -5177,59 +5669,7 @@
         <w:rPr>
           <w:rFonts w:hint="eastAsia"/>
         </w:rPr>
-        <w:t>经过数年发展,国际社会已就</w:t>
-      </w:r>
-      <w:r>
-        <w:rPr>
-          <w:rFonts w:hint="eastAsia"/>
-          <w:lang w:eastAsia="zh-CN"/>
-        </w:rPr>
-        <w:t>“</w:t>
-      </w:r>
-      <w:r>
-        <w:rPr>
-          <w:rFonts w:hint="eastAsia"/>
-        </w:rPr>
-        <w:t>可信/负责任AI</w:t>
-      </w:r>
-      <w:r>
-        <w:rPr>
-          <w:rFonts w:hint="eastAsia"/>
-          <w:lang w:eastAsia="zh-CN"/>
-        </w:rPr>
-        <w:t>“</w:t>
-      </w:r>
-      <w:r>
-        <w:rPr>
-          <w:rFonts w:hint="eastAsia"/>
-        </w:rPr>
-        <w:t>形成相对成熟的原则框架。欧盟人工智能高级专家组的《可信AI伦理指南》提出了一组面向实践的要求 [EU AI HLEG, 2019];美国国家标准与技术研究院的《AI风险管理框架》将可信系统的特征概括为有效可靠、安全、可问责与透明、可解释、隐私增强、并对有害偏倚加以管理 [NIST, 2023];世界卫生组织则专门发布了卫生领域AI的伦理与治理报告 [WHO, 2021]。在学术层面,对全球数十份AI伦理准则的系统梳理发现,透明、公正、无害、责任与隐私是反复出现的高频原则 [Jobin et al., 2019];也有研究提出</w:t>
-      </w:r>
-      <w:r>
-        <w:rPr>
-          <w:rFonts w:hint="eastAsia"/>
-          <w:lang w:eastAsia="zh-CN"/>
-        </w:rPr>
-        <w:t>“</w:t>
-      </w:r>
-      <w:r>
-        <w:rPr>
-          <w:rFonts w:hint="eastAsia"/>
-        </w:rPr>
-        <w:t>行善、不伤害、自主、公正、可解释</w:t>
-      </w:r>
-      <w:r>
-        <w:rPr>
-          <w:rFonts w:hint="eastAsia"/>
-          <w:lang w:eastAsia="zh-CN"/>
-        </w:rPr>
-        <w:t>“</w:t>
-      </w:r>
-      <w:r>
-        <w:rPr>
-          <w:rFonts w:hint="eastAsia"/>
-        </w:rPr>
-        <w:t>的五项统一原则 [Floridi &amp; Cowls, 2019],并有从计算视角对可信AI技术路线的系统综述 [Liu et al., 2021]。</w:t>
+        <w:t>1. 概念与三类典型扰动。 鲁棒性指模型在输入受扰动或环境变化时仍能保持稳定、正确的能力。在中医药AI中,至少有三类扰动值得关注:分布偏移(distribution shift)/分布外(Out-of-Distribution, OOD)——训练与部署分布不一致(如训练用某地某流派医案、部署到另一地另一人群);对抗扰动(adversarial perturbation)——输入被人为微调以诱导出错;数据质量波动——采集设备、标注标准、文本格式差异带来的噪声。</w:t>
       </w:r>
     </w:p>
     <w:p>
@@ -5257,59 +5697,193 @@
         <w:rPr>
           <w:rFonts w:hint="eastAsia"/>
         </w:rPr>
-        <w:t>这些框架的最大公约数,可概括为相互关联的若干属性:可靠性与安全性、透明性与可解释性、公平性、隐私保护、可问责性。本节的展望立场是:这些原则在通用领域已成共识,真正的前沿在于</w:t>
-      </w:r>
-      <w:r>
-        <w:rPr>
-          <w:rFonts w:hint="eastAsia"/>
-          <w:lang w:eastAsia="zh-CN"/>
-        </w:rPr>
-        <w:t>“</w:t>
-      </w:r>
-      <w:r>
-        <w:rPr>
-          <w:rFonts w:hint="eastAsia"/>
-        </w:rPr>
-        <w:t>如何把它们在中医药场景中落地为可操作的技术与评测</w:t>
-      </w:r>
-      <w:r>
-        <w:rPr>
-          <w:rFonts w:hint="eastAsia"/>
-          <w:lang w:eastAsia="zh-CN"/>
-        </w:rPr>
-        <w:t>“</w:t>
-      </w:r>
-      <w:r>
-        <w:rPr>
-          <w:rFonts w:hint="eastAsia"/>
-        </w:rPr>
-        <w:t>。多篇中医药综述已将数据质量与安全、结果的可解释性与可信度、术语标准化列为制约落地的关键 [Ren et al., 2025; Shataer et al., 2025; Xu et al., 2026],这表明可信性不是研发完成后的</w:t>
-      </w:r>
-      <w:r>
-        <w:rPr>
-          <w:rFonts w:hint="eastAsia"/>
-          <w:lang w:eastAsia="zh-CN"/>
-        </w:rPr>
-        <w:t>“</w:t>
-      </w:r>
-      <w:r>
-        <w:rPr>
-          <w:rFonts w:hint="eastAsia"/>
-        </w:rPr>
-        <w:t>附加题</w:t>
-      </w:r>
-      <w:r>
-        <w:rPr>
-          <w:rFonts w:hint="eastAsia"/>
-          <w:lang w:eastAsia="zh-CN"/>
-        </w:rPr>
-        <w:t>“</w:t>
-      </w:r>
-      <w:r>
-        <w:rPr>
-          <w:rFonts w:hint="eastAsia"/>
-        </w:rPr>
-        <w:t>,而应贯穿数据、建模、评测、部署与监测的全流程。</w:t>
+        <w:t>2. 中医药场景中已显现的鲁棒性隐忧。 现有研究已从不同侧面揭示问题。其一,对扰动的脆弱性:面向中医药临床的动态基准 DCB 特意在生成的医患对话中注入精心设计的扰动来考察模型 [Shi et al., 2026];针对错误信息的评测更构造了</w:t>
+      </w:r>
+      <w:r>
+        <w:rPr>
+          <w:rFonts w:hint="eastAsia"/>
+          <w:lang w:eastAsia="zh-CN"/>
+        </w:rPr>
+        <w:t>“</w:t>
+      </w:r>
+      <w:r>
+        <w:rPr>
+          <w:rFonts w:hint="eastAsia"/>
+        </w:rPr>
+        <w:t>错误选项测试</w:t>
+      </w:r>
+      <w:r>
+        <w:rPr>
+          <w:rFonts w:hint="eastAsia"/>
+          <w:lang w:eastAsia="zh-CN"/>
+        </w:rPr>
+        <w:t>”“</w:t>
+      </w:r>
+      <w:r>
+        <w:rPr>
+          <w:rFonts w:hint="eastAsia"/>
+        </w:rPr>
+        <w:t>误导引导测试</w:t>
+      </w:r>
+      <w:r>
+        <w:rPr>
+          <w:rFonts w:hint="eastAsia"/>
+          <w:lang w:eastAsia="zh-CN"/>
+        </w:rPr>
+        <w:t>”“</w:t>
+      </w:r>
+      <w:r>
+        <w:rPr>
+          <w:rFonts w:hint="eastAsia"/>
+        </w:rPr>
+        <w:t>捏造实体测试</w:t>
+      </w:r>
+      <w:r>
+        <w:rPr>
+          <w:rFonts w:hint="eastAsia"/>
+          <w:lang w:eastAsia="zh-CN"/>
+        </w:rPr>
+        <w:t>”</w:t>
+      </w:r>
+      <w:r>
+        <w:rPr>
+          <w:rFonts w:hint="eastAsia"/>
+        </w:rPr>
+        <w:t>,发现模型在这些对抗性设置下表现急剧退化、对捏造概念近乎无法识别 [Zheng et al., 2025]。其二,对分布与人群的敏感性:不同语言/文化来源的模型在中医任务上系统性差异显著,提示模型对训练分布高度敏感、跨域外推能力有限 [Zhu et al., 2024; Ghanad et al., 2025]。其三,对样本规模与分布不均的脆弱性:中药—药物相互作用预测面临数据质量低、分布不均的挑战 [Yuan et al., 2025],少样本舌诊体质判别凸显了有限数据下提升泛化的迫切性 [Fu et al., 2025]。</w:t>
+      </w:r>
+    </w:p>
+    <w:p>
+      <w:pPr>
+        <w:pageBreakBefore w:val="0"/>
+        <w:widowControl w:val="0"/>
+        <w:kinsoku/>
+        <w:wordWrap/>
+        <w:overflowPunct/>
+        <w:topLinePunct w:val="0"/>
+        <w:autoSpaceDE/>
+        <w:autoSpaceDN/>
+        <w:bidi w:val="0"/>
+        <w:adjustRightInd/>
+        <w:snapToGrid/>
+        <w:spacing w:beforeAutospacing="0" w:afterAutospacing="0"/>
+        <w:ind w:firstLine="480" w:firstLineChars="200"/>
+        <w:textAlignment w:val="auto"/>
+        <w:rPr>
+          <w:rFonts w:hint="eastAsia" w:eastAsia="仿宋_GB2312"/>
+          <w:lang w:eastAsia="zh-CN"/>
+        </w:rPr>
+      </w:pPr>
+      <w:r>
+        <w:rPr>
+          <w:rFonts w:hint="eastAsia"/>
+        </w:rPr>
+        <w:t>3. 一个明确的研究空白与展望。 必须如实指出:目前尚无专门针对中医药大模型的“对抗鲁棒性/分布外泛化系统性评测”的独立研究——这是一个真实存在的空白。通用领域的深度集成等方法已被证明能对分布外样本表达更高不确定性 [Lakshminarayanan et al., 2017],但这些方法尚未被系统迁移到中医药大模型。展望未来,亟需的工作包括:构建中医药专属的鲁棒性/OOD 评测基准(覆盖跨流派、跨地域、跨人群、四诊不全等真实扰动)、研究“症状表述变体”“方言化问诊”“古今术语混用”等中医特有扰动下的鲁棒性、以及把RAG、知识图谱约束、排除式纠错 [Wang et al., 2026; Yang et al., 2026; Nie et al., 2025; Zhou et al., 2026]、数据增广 [Zhou et al., 2024]、智能体按需检索 [Lee et al., 2026] 等已有手段系统性地用于提升鲁棒性并加以严格评估。通用医疗大模型领域已出现对抗鲁棒性与安全性评测基准(如 MedFuzz、CARES)[Ness et al., 2024; Chen S et al., 2025],但面向中医药大模型的对抗鲁棒性与分布外泛化的系统性评测基准仍付之阙如。</w:t>
+      </w:r>
+    </w:p>
+    <w:p>
+      <w:pPr>
+        <w:pageBreakBefore w:val="0"/>
+        <w:widowControl w:val="0"/>
+        <w:kinsoku/>
+        <w:wordWrap/>
+        <w:overflowPunct/>
+        <w:topLinePunct w:val="0"/>
+        <w:autoSpaceDE/>
+        <w:autoSpaceDN/>
+        <w:bidi w:val="0"/>
+        <w:adjustRightInd/>
+        <w:snapToGrid/>
+        <w:spacing w:beforeAutospacing="0" w:afterAutospacing="0"/>
+        <w:ind w:firstLine="480" w:firstLineChars="200"/>
+        <w:textAlignment w:val="auto"/>
+        <w:rPr>
+          <w:rFonts w:hint="eastAsia" w:eastAsia="仿宋_GB2312"/>
+          <w:lang w:eastAsia="zh-CN"/>
+        </w:rPr>
+      </w:pPr>
+      <w:r>
+        <w:rPr>
+          <w:rFonts w:hint="eastAsia"/>
+        </w:rPr>
+        <w:t>4. 鲁棒性评估的未来准则。 评估鲁棒性不应止于</w:t>
+      </w:r>
+      <w:r>
+        <w:rPr>
+          <w:rFonts w:hint="eastAsia"/>
+          <w:lang w:eastAsia="zh-CN"/>
+        </w:rPr>
+        <w:t>“</w:t>
+      </w:r>
+      <w:r>
+        <w:rPr>
+          <w:rFonts w:hint="eastAsia"/>
+        </w:rPr>
+        <w:t>平均准确率</w:t>
+      </w:r>
+      <w:r>
+        <w:rPr>
+          <w:rFonts w:hint="eastAsia"/>
+          <w:lang w:eastAsia="zh-CN"/>
+        </w:rPr>
+        <w:t>”</w:t>
+      </w:r>
+      <w:r>
+        <w:rPr>
+          <w:rFonts w:hint="eastAsia"/>
+        </w:rPr>
+        <w:t>,而应包括:在扰动/对抗样本上的性能下降幅度、跨数据集/跨人群的迁移性能、以及对</w:t>
+      </w:r>
+      <w:r>
+        <w:rPr>
+          <w:rFonts w:hint="eastAsia"/>
+          <w:lang w:eastAsia="zh-CN"/>
+        </w:rPr>
+        <w:t>“</w:t>
+      </w:r>
+      <w:r>
+        <w:rPr>
+          <w:rFonts w:hint="eastAsia"/>
+        </w:rPr>
+        <w:t>捏造信息</w:t>
+      </w:r>
+      <w:r>
+        <w:rPr>
+          <w:rFonts w:hint="eastAsia"/>
+          <w:lang w:eastAsia="zh-CN"/>
+        </w:rPr>
+        <w:t>”</w:t>
+      </w:r>
+      <w:r>
+        <w:rPr>
+          <w:rFonts w:hint="eastAsia"/>
+        </w:rPr>
+        <w:t>的拒识能力。一个在标准测试集上表现优异、却在轻微扰动下崩溃的模型,在临床上不可接受 [Zheng et al., 2025; Shi et al., 2026]。未来中医药模型的</w:t>
+      </w:r>
+      <w:r>
+        <w:rPr>
+          <w:rFonts w:hint="eastAsia"/>
+          <w:lang w:eastAsia="zh-CN"/>
+        </w:rPr>
+        <w:t>“</w:t>
+      </w:r>
+      <w:r>
+        <w:rPr>
+          <w:rFonts w:hint="eastAsia"/>
+        </w:rPr>
+        <w:t>出厂标准</w:t>
+      </w:r>
+      <w:r>
+        <w:rPr>
+          <w:rFonts w:hint="eastAsia"/>
+          <w:lang w:eastAsia="zh-CN"/>
+        </w:rPr>
+        <w:t>”</w:t>
+      </w:r>
+      <w:r>
+        <w:rPr>
+          <w:rFonts w:hint="eastAsia"/>
+        </w:rPr>
+        <w:t>,应当包含鲁棒性指标,而非仅有准确率。</w:t>
       </w:r>
     </w:p>
     <w:p>
@@ -5318,13 +5892,34 @@
         <w:bidi w:val="0"/>
         <w:rPr>
           <w:rFonts w:hint="eastAsia"/>
-        </w:rPr>
-      </w:pPr>
-      <w:r>
-        <w:rPr>
-          <w:rFonts w:hint="eastAsia"/>
-        </w:rPr>
-        <w:t>(二)医疗场景的特殊性:为什么中医药AI的可信门槛更高</w:t>
+          <w:lang w:eastAsia="zh-CN"/>
+        </w:rPr>
+      </w:pPr>
+      <w:r>
+        <w:rPr>
+          <w:rFonts w:hint="eastAsia"/>
+        </w:rPr>
+        <w:t>(三)算法公平性(Algorithmic Fairness):让模型</w:t>
+      </w:r>
+      <w:r>
+        <w:rPr>
+          <w:rFonts w:hint="eastAsia"/>
+          <w:lang w:eastAsia="zh-CN"/>
+        </w:rPr>
+        <w:t>“</w:t>
+      </w:r>
+      <w:r>
+        <w:rPr>
+          <w:rFonts w:hint="eastAsia"/>
+        </w:rPr>
+        <w:t>对所有人公平</w:t>
+      </w:r>
+      <w:r>
+        <w:rPr>
+          <w:rFonts w:hint="eastAsia"/>
+          <w:lang w:eastAsia="zh-CN"/>
+        </w:rPr>
+        <w:t>”</w:t>
       </w:r>
     </w:p>
     <w:p>
@@ -5352,7 +5947,7 @@
         <w:rPr>
           <w:rFonts w:hint="eastAsia"/>
         </w:rPr>
-        <w:t>医疗AI对可信性要求格外苛刻,源于其场景的三重特殊性,而这三重特殊性在中医药中又被进一步放大。</w:t>
+        <w:t>1. 为什么公平性是中医药AI的硬约束。 算法公平性关注模型是否对不同群体(性别、年龄、地域、民族、语言等)产生系统性差异化对待。医疗AI若存在偏倚,可能加剧而非缩小健康不平等。医疗算法偏倚的经典实证表明,一个广泛使用的健康管理算法在相同风险评分下系统性低估了某些群体的患病程度 [Obermeyer et al., 2019]。中医药AI在这方面有一个被实证记录的典型问题:语言与文化偏倚。研究表明,不同国家研发的大模型在中医任务上表现差异显著,凸显本地化模型的需求 [Zhu et al., 2024];GPT 与 ERNIE 在中医执业资格考试上的对比进一步说明训练数据的文化背景会实质性影响表现 [Ghanad et al., 2025]。这意味着,一个在英文/西方语料上训练的模型可能对中文使用者与中医知识体系构成隐性的不公平。</w:t>
       </w:r>
     </w:p>
     <w:p>
@@ -5380,137 +5975,7 @@
         <w:rPr>
           <w:rFonts w:hint="eastAsia"/>
         </w:rPr>
-        <w:t>其一,后果的高风险性与不可逆性。 一次错误的辨证或荐方可能延误病情甚至造成伤害。正因如此,面向中医药的研究开始强调</w:t>
-      </w:r>
-      <w:r>
-        <w:rPr>
-          <w:rFonts w:hint="eastAsia"/>
-          <w:lang w:eastAsia="zh-CN"/>
-        </w:rPr>
-        <w:t>“</w:t>
-      </w:r>
-      <w:r>
-        <w:rPr>
-          <w:rFonts w:hint="eastAsia"/>
-        </w:rPr>
-        <w:t>安全优先</w:t>
-      </w:r>
-      <w:r>
-        <w:rPr>
-          <w:rFonts w:hint="eastAsia"/>
-          <w:lang w:eastAsia="zh-CN"/>
-        </w:rPr>
-        <w:t>“</w:t>
-      </w:r>
-      <w:r>
-        <w:rPr>
-          <w:rFonts w:hint="eastAsia"/>
-        </w:rPr>
-        <w:t>的评测:模型在标准准确率上的优异,并不能保证它面对被篡改信息、捏造概念时不</w:t>
-      </w:r>
-      <w:r>
-        <w:rPr>
-          <w:rFonts w:hint="eastAsia"/>
-          <w:lang w:eastAsia="zh-CN"/>
-        </w:rPr>
-        <w:t>“</w:t>
-      </w:r>
-      <w:r>
-        <w:rPr>
-          <w:rFonts w:hint="eastAsia"/>
-        </w:rPr>
-        <w:t>上当</w:t>
-      </w:r>
-      <w:r>
-        <w:rPr>
-          <w:rFonts w:hint="eastAsia"/>
-          <w:lang w:eastAsia="zh-CN"/>
-        </w:rPr>
-        <w:t>“</w:t>
-      </w:r>
-      <w:r>
-        <w:rPr>
-          <w:rFonts w:hint="eastAsia"/>
-        </w:rPr>
-        <w:t>,而后者恰恰直接关系患者安全 [Zheng et al., 2025]。展望中,未来中医药AI的评测必须把</w:t>
-      </w:r>
-      <w:r>
-        <w:rPr>
-          <w:rFonts w:hint="eastAsia"/>
-          <w:lang w:eastAsia="zh-CN"/>
-        </w:rPr>
-        <w:t>“</w:t>
-      </w:r>
-      <w:r>
-        <w:rPr>
-          <w:rFonts w:hint="eastAsia"/>
-        </w:rPr>
-        <w:t>安全</w:t>
-      </w:r>
-      <w:r>
-        <w:rPr>
-          <w:rFonts w:hint="eastAsia"/>
-          <w:lang w:eastAsia="zh-CN"/>
-        </w:rPr>
-        <w:t>“</w:t>
-      </w:r>
-      <w:r>
-        <w:rPr>
-          <w:rFonts w:hint="eastAsia"/>
-        </w:rPr>
-        <w:t>从</w:t>
-      </w:r>
-      <w:r>
-        <w:rPr>
-          <w:rFonts w:hint="eastAsia"/>
-          <w:lang w:eastAsia="zh-CN"/>
-        </w:rPr>
-        <w:t>“</w:t>
-      </w:r>
-      <w:r>
-        <w:rPr>
-          <w:rFonts w:hint="eastAsia"/>
-        </w:rPr>
-        <w:t>准确率的附属</w:t>
-      </w:r>
-      <w:r>
-        <w:rPr>
-          <w:rFonts w:hint="eastAsia"/>
-          <w:lang w:eastAsia="zh-CN"/>
-        </w:rPr>
-        <w:t>“</w:t>
-      </w:r>
-      <w:r>
-        <w:rPr>
-          <w:rFonts w:hint="eastAsia"/>
-        </w:rPr>
-        <w:t>提升为</w:t>
-      </w:r>
-      <w:r>
-        <w:rPr>
-          <w:rFonts w:hint="eastAsia"/>
-          <w:lang w:eastAsia="zh-CN"/>
-        </w:rPr>
-        <w:t>“</w:t>
-      </w:r>
-      <w:r>
-        <w:rPr>
-          <w:rFonts w:hint="eastAsia"/>
-        </w:rPr>
-        <w:t>独立的一级维度</w:t>
-      </w:r>
-      <w:r>
-        <w:rPr>
-          <w:rFonts w:hint="eastAsia"/>
-          <w:lang w:eastAsia="zh-CN"/>
-        </w:rPr>
-        <w:t>“</w:t>
-      </w:r>
-      <w:r>
-        <w:rPr>
-          <w:rFonts w:hint="eastAsia"/>
-        </w:rPr>
-        <w:t>。</w:t>
+        <w:t>2. 偏倚的来源。 在中医药AI中,公平性问题主要源于:数据代表性不足(语料偏向某些地区、流派、人群,而中医数据的地域性、流派性恰恰显著);标注偏倚(辨证标注的主观性可能把个别医师偏好固化进模型 [Wang et al., 2025]);语料的语言/文化倾向(通用底座的预训练语料以特定语言文化为主,带入先天倾向 [Zhu et al., 2024]);采集偏倚(四诊采集设备与条件差异可能对某些人群系统性不利)。</w:t>
       </w:r>
     </w:p>
     <w:p>
@@ -5538,98 +6003,111 @@
         <w:rPr>
           <w:rFonts w:hint="eastAsia"/>
         </w:rPr>
-        <w:t>其二,责任归属与知情同意。 当AI参与诊疗,</w:t>
-      </w:r>
-      <w:r>
-        <w:rPr>
-          <w:rFonts w:hint="eastAsia"/>
-          <w:lang w:eastAsia="zh-CN"/>
-        </w:rPr>
-        <w:t>“</w:t>
-      </w:r>
-      <w:r>
-        <w:rPr>
-          <w:rFonts w:hint="eastAsia"/>
-        </w:rPr>
-        <w:t>谁来负责</w:t>
-      </w:r>
-      <w:r>
-        <w:rPr>
-          <w:rFonts w:hint="eastAsia"/>
-          <w:lang w:eastAsia="zh-CN"/>
-        </w:rPr>
-        <w:t>““</w:t>
-      </w:r>
-      <w:r>
-        <w:rPr>
-          <w:rFonts w:hint="eastAsia"/>
-        </w:rPr>
-        <w:t>患者是否知情并同意</w:t>
-      </w:r>
-      <w:r>
-        <w:rPr>
-          <w:rFonts w:hint="eastAsia"/>
-          <w:lang w:eastAsia="zh-CN"/>
-        </w:rPr>
-        <w:t>“</w:t>
-      </w:r>
-      <w:r>
-        <w:rPr>
-          <w:rFonts w:hint="eastAsia"/>
-        </w:rPr>
-        <w:t>成为绕不开的伦理问题。面向共享决策的研究指出,大模型在提升沟通效率的同时,仍面临本地化、决策链完整性与复杂情境处理上的局限,尤其在理解中医知识与支持以家庭为单位的决策模式方面 [Li et al., 2025]。这意味着,在可预见的未来,中医药临床AI应被定位为</w:t>
-      </w:r>
-      <w:r>
-        <w:rPr>
-          <w:rFonts w:hint="eastAsia"/>
-          <w:lang w:eastAsia="zh-CN"/>
-        </w:rPr>
-        <w:t>“</w:t>
-      </w:r>
-      <w:r>
-        <w:rPr>
-          <w:rFonts w:hint="eastAsia"/>
-        </w:rPr>
-        <w:t>决策支持工具</w:t>
-      </w:r>
-      <w:r>
-        <w:rPr>
-          <w:rFonts w:hint="eastAsia"/>
-          <w:lang w:eastAsia="zh-CN"/>
-        </w:rPr>
-        <w:t>“</w:t>
-      </w:r>
-      <w:r>
-        <w:rPr>
-          <w:rFonts w:hint="eastAsia"/>
-        </w:rPr>
-        <w:t>而非</w:t>
-      </w:r>
-      <w:r>
-        <w:rPr>
-          <w:rFonts w:hint="eastAsia"/>
-          <w:lang w:eastAsia="zh-CN"/>
-        </w:rPr>
-        <w:t>“</w:t>
-      </w:r>
-      <w:r>
-        <w:rPr>
-          <w:rFonts w:hint="eastAsia"/>
-        </w:rPr>
-        <w:t>决策主体</w:t>
-      </w:r>
-      <w:r>
-        <w:rPr>
-          <w:rFonts w:hint="eastAsia"/>
-          <w:lang w:eastAsia="zh-CN"/>
-        </w:rPr>
-        <w:t>“</w:t>
-      </w:r>
-      <w:r>
-        <w:rPr>
-          <w:rFonts w:hint="eastAsia"/>
-        </w:rPr>
-        <w:t>,人类医师始终是责任主体。</w:t>
+        <w:t>3. 公平性度量与</w:t>
+      </w:r>
+      <w:r>
+        <w:rPr>
+          <w:rFonts w:hint="eastAsia"/>
+          <w:lang w:eastAsia="zh-CN"/>
+        </w:rPr>
+        <w:t>“</w:t>
+      </w:r>
+      <w:r>
+        <w:rPr>
+          <w:rFonts w:hint="eastAsia"/>
+        </w:rPr>
+        <w:t>不可兼得</w:t>
+      </w:r>
+      <w:r>
+        <w:rPr>
+          <w:rFonts w:hint="eastAsia"/>
+          <w:lang w:eastAsia="zh-CN"/>
+        </w:rPr>
+        <w:t>”</w:t>
+      </w:r>
+      <w:r>
+        <w:rPr>
+          <w:rFonts w:hint="eastAsia"/>
+        </w:rPr>
+        <w:t>——一个必须教给研究生的关键认知。 公平性可从多个角度度量,如不同群体间的错误率均等(机会均等,equalized odds/equal opportunity)[Hardt et al., 2016]。但一个对中医药AI研究者至关重要的理论结论是:不同公平性定义之间往往无法同时满足,存在</w:t>
+      </w:r>
+      <w:r>
+        <w:rPr>
+          <w:rFonts w:hint="eastAsia"/>
+          <w:lang w:eastAsia="zh-CN"/>
+        </w:rPr>
+        <w:t>“</w:t>
+      </w:r>
+      <w:r>
+        <w:rPr>
+          <w:rFonts w:hint="eastAsia"/>
+        </w:rPr>
+        <w:t>不可兼得(impossibility)</w:t>
+      </w:r>
+      <w:r>
+        <w:rPr>
+          <w:rFonts w:hint="eastAsia"/>
+          <w:lang w:eastAsia="zh-CN"/>
+        </w:rPr>
+        <w:t>”</w:t>
+      </w:r>
+      <w:r>
+        <w:rPr>
+          <w:rFonts w:hint="eastAsia"/>
+        </w:rPr>
+        <w:t>的权衡——当群体间基础发生率不同时,校准与各类错误率均等不可能同时成立 [Kleinberg et al., 2017; Chouldechova, 2017]。这意味着,追求</w:t>
+      </w:r>
+      <w:r>
+        <w:rPr>
+          <w:rFonts w:hint="eastAsia"/>
+          <w:lang w:eastAsia="zh-CN"/>
+        </w:rPr>
+        <w:t>“</w:t>
+      </w:r>
+      <w:r>
+        <w:rPr>
+          <w:rFonts w:hint="eastAsia"/>
+        </w:rPr>
+        <w:t>绝对公平</w:t>
+      </w:r>
+      <w:r>
+        <w:rPr>
+          <w:rFonts w:hint="eastAsia"/>
+          <w:lang w:eastAsia="zh-CN"/>
+        </w:rPr>
+        <w:t>”</w:t>
+      </w:r>
+      <w:r>
+        <w:rPr>
+          <w:rFonts w:hint="eastAsia"/>
+        </w:rPr>
+        <w:t>在数学上不可达,实践中必须明确</w:t>
+      </w:r>
+      <w:r>
+        <w:rPr>
+          <w:rFonts w:hint="eastAsia"/>
+          <w:lang w:eastAsia="zh-CN"/>
+        </w:rPr>
+        <w:t>“</w:t>
+      </w:r>
+      <w:r>
+        <w:rPr>
+          <w:rFonts w:hint="eastAsia"/>
+        </w:rPr>
+        <w:t>优先保证哪种公平</w:t>
+      </w:r>
+      <w:r>
+        <w:rPr>
+          <w:rFonts w:hint="eastAsia"/>
+          <w:lang w:eastAsia="zh-CN"/>
+        </w:rPr>
+        <w:t>”</w:t>
+      </w:r>
+      <w:r>
+        <w:rPr>
+          <w:rFonts w:hint="eastAsia"/>
+        </w:rPr>
+        <w:t>,并公开这一价值选择。对偏倚来源与公平性定义的系统梳理,可参考相关综述 [Mehrabi et al., 2021]。去偏策略大致分三类:数据层面(提升代表性、平衡采样、补充欠代表群体数据)、模型层面(在训练目标中加入公平性约束)、后处理层面(对输出按群体校正)。</w:t>
       </w:r>
     </w:p>
     <w:p>
@@ -5657,59 +6135,7 @@
         <w:rPr>
           <w:rFonts w:hint="eastAsia"/>
         </w:rPr>
-        <w:t>其三,人机协同中的自动化偏见。 当人过度信任自动化系统,可能放松独立判断。fNIRS 与眼动研究发现 AI 辅助可降低医师认知负荷 [Lin et al., 2026]——这是效率提升,但也提醒:负荷下降若伴随警惕下降,便可能滋生自动化偏见。因此,未来人机协同的设计,必须在</w:t>
-      </w:r>
-      <w:r>
-        <w:rPr>
-          <w:rFonts w:hint="eastAsia"/>
-          <w:lang w:eastAsia="zh-CN"/>
-        </w:rPr>
-        <w:t>“</w:t>
-      </w:r>
-      <w:r>
-        <w:rPr>
-          <w:rFonts w:hint="eastAsia"/>
-        </w:rPr>
-        <w:t>减负</w:t>
-      </w:r>
-      <w:r>
-        <w:rPr>
-          <w:rFonts w:hint="eastAsia"/>
-          <w:lang w:eastAsia="zh-CN"/>
-        </w:rPr>
-        <w:t>“</w:t>
-      </w:r>
-      <w:r>
-        <w:rPr>
-          <w:rFonts w:hint="eastAsia"/>
-        </w:rPr>
-        <w:t>与</w:t>
-      </w:r>
-      <w:r>
-        <w:rPr>
-          <w:rFonts w:hint="eastAsia"/>
-          <w:lang w:eastAsia="zh-CN"/>
-        </w:rPr>
-        <w:t>“</w:t>
-      </w:r>
-      <w:r>
-        <w:rPr>
-          <w:rFonts w:hint="eastAsia"/>
-        </w:rPr>
-        <w:t>保持人类把关</w:t>
-      </w:r>
-      <w:r>
-        <w:rPr>
-          <w:rFonts w:hint="eastAsia"/>
-          <w:lang w:eastAsia="zh-CN"/>
-        </w:rPr>
-        <w:t>“</w:t>
-      </w:r>
-      <w:r>
-        <w:rPr>
-          <w:rFonts w:hint="eastAsia"/>
-        </w:rPr>
-        <w:t>之间取得平衡,这是一个尚待深入研究的人因工程命题。</w:t>
+        <w:t>4. 中医药公平性的未来抓手。 在中医药语境下,最现实、最根本的抓手仍是提升数据的人群与流派代表性,并发展本地化模型以纠正语言文化偏倚 [Zhu et al., 2024]。在此基础上,值得投入的方向包括:建立中医药AI的公平性评测基准(覆盖地域、民族、流派、语言等维度)、研究“流派公平性”这一中医独有命题(模型是否系统性偏向某一流派)、以及把公平性与可解释性、隐私统筹考量——因为公平性问题往往要借助可解释性才能被发现,又常与隐私保护相互制约(细粒度群体公平性评估需要敏感属性数据,而这与隐私最小化原则存在张力)[Ren et al., 2025; Shataer et al., 2025]。</w:t>
       </w:r>
     </w:p>
     <w:p>
@@ -5724,7 +6150,7 @@
         <w:rPr>
           <w:rFonts w:hint="eastAsia"/>
         </w:rPr>
-        <w:t>(三)中医药特有的可信挑战:四道独特的难关</w:t>
+        <w:t>(四)走向可信:面向中医药的整合视角与研究展望</w:t>
       </w:r>
     </w:p>
     <w:p>
@@ -5752,7 +6178,150 @@
         <w:rPr>
           <w:rFonts w:hint="eastAsia"/>
         </w:rPr>
-        <w:t>在通用医疗AI的可信难题之上,中医药还叠加了四道独特难关,它们共同定义了未来研究的难点所在。</w:t>
+        <w:t>将不确定性量化、鲁棒性与算法公平性整合到中医药AI研究中,可凝练为几条对</w:t>
+      </w:r>
+      <w:r>
+        <w:rPr>
+          <w:rFonts w:hint="eastAsia"/>
+          <w:lang w:val="en-US" w:eastAsia="zh-CN"/>
+        </w:rPr>
+        <w:t>实践</w:t>
+      </w:r>
+      <w:r>
+        <w:rPr>
+          <w:rFonts w:hint="eastAsia"/>
+        </w:rPr>
+        <w:t>操作意义的未来原则。第一,</w:t>
+      </w:r>
+      <w:r>
+        <w:rPr>
+          <w:rFonts w:hint="eastAsia"/>
+          <w:lang w:eastAsia="zh-CN"/>
+        </w:rPr>
+        <w:t>“</w:t>
+      </w:r>
+      <w:r>
+        <w:rPr>
+          <w:rFonts w:hint="eastAsia"/>
+        </w:rPr>
+        <w:t>知之为知之</w:t>
+      </w:r>
+      <w:r>
+        <w:rPr>
+          <w:rFonts w:hint="eastAsia"/>
+          <w:lang w:eastAsia="zh-CN"/>
+        </w:rPr>
+        <w:t>”</w:t>
+      </w:r>
+      <w:r>
+        <w:rPr>
+          <w:rFonts w:hint="eastAsia"/>
+        </w:rPr>
+        <w:t>:为模型输出附带不确定性度量,低置信触发人工复核,把UQ作为安全闸门 [Jia et al., 2025; Zheng et al., 2025; Guo et al., 2017]。第二,</w:t>
+      </w:r>
+      <w:r>
+        <w:rPr>
+          <w:rFonts w:hint="eastAsia"/>
+          <w:lang w:eastAsia="zh-CN"/>
+        </w:rPr>
+        <w:t>“</w:t>
+      </w:r>
+      <w:r>
+        <w:rPr>
+          <w:rFonts w:hint="eastAsia"/>
+        </w:rPr>
+        <w:t>经得起扰动</w:t>
+      </w:r>
+      <w:r>
+        <w:rPr>
+          <w:rFonts w:hint="eastAsia"/>
+          <w:lang w:eastAsia="zh-CN"/>
+        </w:rPr>
+        <w:t>”</w:t>
+      </w:r>
+      <w:r>
+        <w:rPr>
+          <w:rFonts w:hint="eastAsia"/>
+        </w:rPr>
+        <w:t>:在评测中纳入对抗与分布外测试,关注性能下降幅度与拒识能力 [Shi et al., 2026; Zheng et al., 2025]。第三,</w:t>
+      </w:r>
+      <w:r>
+        <w:rPr>
+          <w:rFonts w:hint="eastAsia"/>
+          <w:lang w:eastAsia="zh-CN"/>
+        </w:rPr>
+        <w:t>“</w:t>
+      </w:r>
+      <w:r>
+        <w:rPr>
+          <w:rFonts w:hint="eastAsia"/>
+        </w:rPr>
+        <w:t>对所有人公平</w:t>
+      </w:r>
+      <w:r>
+        <w:rPr>
+          <w:rFonts w:hint="eastAsia"/>
+          <w:lang w:eastAsia="zh-CN"/>
+        </w:rPr>
+        <w:t>”</w:t>
+      </w:r>
+      <w:r>
+        <w:rPr>
+          <w:rFonts w:hint="eastAsia"/>
+        </w:rPr>
+        <w:t>:以提升数据代表性与发展本地化模型为根本,清醒认识公平性</w:t>
+      </w:r>
+      <w:r>
+        <w:rPr>
+          <w:rFonts w:hint="eastAsia"/>
+          <w:lang w:eastAsia="zh-CN"/>
+        </w:rPr>
+        <w:t>“</w:t>
+      </w:r>
+      <w:r>
+        <w:rPr>
+          <w:rFonts w:hint="eastAsia"/>
+        </w:rPr>
+        <w:t>不可兼得</w:t>
+      </w:r>
+      <w:r>
+        <w:rPr>
+          <w:rFonts w:hint="eastAsia"/>
+          <w:lang w:eastAsia="zh-CN"/>
+        </w:rPr>
+        <w:t>”</w:t>
+      </w:r>
+      <w:r>
+        <w:rPr>
+          <w:rFonts w:hint="eastAsia"/>
+        </w:rPr>
+        <w:t>并公开价值取舍 [Zhu et al., 2024; Kleinberg et al., 2017; Chouldechova, 2017]。第四,</w:t>
+      </w:r>
+      <w:r>
+        <w:rPr>
+          <w:rFonts w:hint="eastAsia"/>
+          <w:lang w:eastAsia="zh-CN"/>
+        </w:rPr>
+        <w:t>“</w:t>
+      </w:r>
+      <w:r>
+        <w:rPr>
+          <w:rFonts w:hint="eastAsia"/>
+        </w:rPr>
+        <w:t>人始终在环</w:t>
+      </w:r>
+      <w:r>
+        <w:rPr>
+          <w:rFonts w:hint="eastAsia"/>
+          <w:lang w:eastAsia="zh-CN"/>
+        </w:rPr>
+        <w:t>”</w:t>
+      </w:r>
+      <w:r>
+        <w:rPr>
+          <w:rFonts w:hint="eastAsia"/>
+        </w:rPr>
+        <w:t>:定位AI为辅助决策工具,保留人类把关点,警惕自动化偏见 [Wang et al., 2026; Li et al., 2025; Lin et al., 2026]。</w:t>
       </w:r>
     </w:p>
     <w:p>
@@ -5780,85 +6349,33 @@
         <w:rPr>
           <w:rFonts w:hint="eastAsia"/>
         </w:rPr>
-        <w:t>第一,辨证的主观性与标注一致性。 中医诊断的</w:t>
-      </w:r>
-      <w:r>
-        <w:rPr>
-          <w:rFonts w:hint="eastAsia"/>
-          <w:lang w:eastAsia="zh-CN"/>
-        </w:rPr>
-        <w:t>“</w:t>
-      </w:r>
-      <w:r>
-        <w:rPr>
-          <w:rFonts w:hint="eastAsia"/>
-        </w:rPr>
-        <w:t>望闻问切</w:t>
-      </w:r>
-      <w:r>
-        <w:rPr>
-          <w:rFonts w:hint="eastAsia"/>
-          <w:lang w:eastAsia="zh-CN"/>
-        </w:rPr>
-        <w:t>“</w:t>
-      </w:r>
-      <w:r>
-        <w:rPr>
-          <w:rFonts w:hint="eastAsia"/>
-        </w:rPr>
-        <w:t>高度依赖医师经验,本质上具有主观性 [Wang et al., 2025];同一患者由不同医师辨证结论可能不同,导致训练标签本身不一致。这使得</w:t>
-      </w:r>
-      <w:r>
-        <w:rPr>
-          <w:rFonts w:hint="eastAsia"/>
-          <w:lang w:eastAsia="zh-CN"/>
-        </w:rPr>
-        <w:t>“</w:t>
-      </w:r>
-      <w:r>
-        <w:rPr>
-          <w:rFonts w:hint="eastAsia"/>
-        </w:rPr>
-        <w:t>金标准</w:t>
-      </w:r>
-      <w:r>
-        <w:rPr>
-          <w:rFonts w:hint="eastAsia"/>
-          <w:lang w:eastAsia="zh-CN"/>
-        </w:rPr>
-        <w:t>“</w:t>
-      </w:r>
-      <w:r>
-        <w:rPr>
-          <w:rFonts w:hint="eastAsia"/>
-        </w:rPr>
-        <w:t>的可靠性成疑——未来亟需研究</w:t>
-      </w:r>
-      <w:r>
-        <w:rPr>
-          <w:rFonts w:hint="eastAsia"/>
-          <w:lang w:eastAsia="zh-CN"/>
-        </w:rPr>
-        <w:t>“</w:t>
-      </w:r>
-      <w:r>
-        <w:rPr>
-          <w:rFonts w:hint="eastAsia"/>
-        </w:rPr>
-        <w:t>如何在主观标签下训练可信模型</w:t>
-      </w:r>
-      <w:r>
-        <w:rPr>
-          <w:rFonts w:hint="eastAsia"/>
-          <w:lang w:eastAsia="zh-CN"/>
-        </w:rPr>
-        <w:t>“</w:t>
-      </w:r>
-      <w:r>
-        <w:rPr>
-          <w:rFonts w:hint="eastAsia"/>
-        </w:rPr>
-        <w:t>,这本身就是一个开放的方法学问题。</w:t>
+        <w:t>最后必须如实承认,也正是本章最重要的展望:当前中医药领域在可信AI上的研究仍处早期——UQ、对抗鲁棒性、系统化公平性评估的专门工作相对匮乏,多数证据是从</w:t>
+      </w:r>
+      <w:r>
+        <w:rPr>
+          <w:rFonts w:hint="eastAsia"/>
+          <w:lang w:eastAsia="zh-CN"/>
+        </w:rPr>
+        <w:t>“</w:t>
+      </w:r>
+      <w:r>
+        <w:rPr>
+          <w:rFonts w:hint="eastAsia"/>
+        </w:rPr>
+        <w:t>减少幻觉、提升安全性、揭示文化偏倚</w:t>
+      </w:r>
+      <w:r>
+        <w:rPr>
+          <w:rFonts w:hint="eastAsia"/>
+          <w:lang w:eastAsia="zh-CN"/>
+        </w:rPr>
+        <w:t>”</w:t>
+      </w:r>
+      <w:r>
+        <w:rPr>
+          <w:rFonts w:hint="eastAsia"/>
+        </w:rPr>
+        <w:t>等侧面间接获得 [Wang et al., 2026; Zheng et al., 2025; Zhu et al., 2024]。通用领域成熟的可信AI方法学——两类不确定性的区分 [Kendall &amp; Gal, 2017; Hüllermeier &amp; Waegeman, 2021]、MC Dropout/深度集成/校准/共形预测 [Gal &amp; Ghahramani, 2016; Lakshminarayanan et al., 2017; Guo et al., 2017; Angelopoulos &amp; Bates, 2021]、公平性度量与不可兼得定理 [Hardt et al., 2016; Kleinberg et al., 2017; Chouldechova, 2017]——尚未与中医药的特殊数据特征系统结合。这恰恰意味着,可信AI是中医药人工智能研究中一片兼具前沿性与紧迫性的开放疆域。对有志于此的研究生而言,把成熟的可信AI方法学与中医药特性结合,去构建中医药专属的可信性评测基准与安全工程范式,既是方法学的创新点,也是让上一节所述美好前景得以安全落地的必由之路。</w:t>
       </w:r>
     </w:p>
     <w:p>
@@ -5886,492 +6403,7 @@
         <w:rPr>
           <w:rFonts w:hint="eastAsia"/>
         </w:rPr>
-        <w:t xml:space="preserve">第二,辨证论治的非量化性与可重复性。 </w:t>
-      </w:r>
-      <w:r>
-        <w:rPr>
-          <w:rFonts w:hint="eastAsia"/>
-          <w:lang w:val="en-US" w:eastAsia="zh-CN"/>
-        </w:rPr>
-        <w:t>有研究</w:t>
-      </w:r>
-      <w:r>
-        <w:rPr>
-          <w:rFonts w:hint="eastAsia"/>
-        </w:rPr>
-        <w:t>明确将</w:t>
-      </w:r>
-      <w:r>
-        <w:rPr>
-          <w:rFonts w:hint="eastAsia"/>
-          <w:lang w:eastAsia="zh-CN"/>
-        </w:rPr>
-        <w:t>“</w:t>
-      </w:r>
-      <w:r>
-        <w:rPr>
-          <w:rFonts w:hint="eastAsia"/>
-        </w:rPr>
-        <w:t>中医诊疗的非量化特性</w:t>
-      </w:r>
-      <w:r>
-        <w:rPr>
-          <w:rFonts w:hint="eastAsia"/>
-          <w:lang w:eastAsia="zh-CN"/>
-        </w:rPr>
-        <w:t>“</w:t>
-      </w:r>
-      <w:r>
-        <w:rPr>
-          <w:rFonts w:hint="eastAsia"/>
-        </w:rPr>
-        <w:t>列为大模型落地的挑战之一 [Ren et al., 2025]。个体化诊疗强调</w:t>
-      </w:r>
-      <w:r>
-        <w:rPr>
-          <w:rFonts w:hint="eastAsia"/>
-          <w:lang w:eastAsia="zh-CN"/>
-        </w:rPr>
-        <w:t>“</w:t>
-      </w:r>
-      <w:r>
-        <w:rPr>
-          <w:rFonts w:hint="eastAsia"/>
-        </w:rPr>
-        <w:t>同病异治、异病同治</w:t>
-      </w:r>
-      <w:r>
-        <w:rPr>
-          <w:rFonts w:hint="eastAsia"/>
-          <w:lang w:eastAsia="zh-CN"/>
-        </w:rPr>
-        <w:t>“</w:t>
-      </w:r>
-      <w:r>
-        <w:rPr>
-          <w:rFonts w:hint="eastAsia"/>
-        </w:rPr>
-        <w:t>,与AI追求的可重复、可标准化之间存在内在张力。如何让AI既尊重个体化、又具备可重复性与可评估性,是中医药可信AI的独特命题。</w:t>
-      </w:r>
-    </w:p>
-    <w:p>
-      <w:pPr>
-        <w:pageBreakBefore w:val="0"/>
-        <w:widowControl w:val="0"/>
-        <w:kinsoku/>
-        <w:wordWrap/>
-        <w:overflowPunct/>
-        <w:topLinePunct w:val="0"/>
-        <w:autoSpaceDE/>
-        <w:autoSpaceDN/>
-        <w:bidi w:val="0"/>
-        <w:adjustRightInd/>
-        <w:snapToGrid/>
-        <w:spacing w:beforeAutospacing="0" w:afterAutospacing="0"/>
-        <w:ind w:firstLine="480" w:firstLineChars="200"/>
-        <w:textAlignment w:val="auto"/>
-        <w:rPr>
-          <w:rFonts w:hint="eastAsia" w:eastAsia="仿宋_GB2312"/>
-          <w:lang w:eastAsia="zh-CN"/>
-        </w:rPr>
-      </w:pPr>
-      <w:r>
-        <w:rPr>
-          <w:rFonts w:hint="eastAsia"/>
-        </w:rPr>
-        <w:t>第三,知识的证据等级与古今差异。 中医知识大量来自古籍与经验传承,其证据等级、适用条件与现代循证医学体系不完全兼容;古籍语义复杂、流派各异,需要专门处理 [Zheng et al., 2025],否则模型可能</w:t>
-      </w:r>
-      <w:r>
-        <w:rPr>
-          <w:rFonts w:hint="eastAsia"/>
-          <w:lang w:eastAsia="zh-CN"/>
-        </w:rPr>
-        <w:t>“</w:t>
-      </w:r>
-      <w:r>
-        <w:rPr>
-          <w:rFonts w:hint="eastAsia"/>
-        </w:rPr>
-        <w:t>以讹传讹</w:t>
-      </w:r>
-      <w:r>
-        <w:rPr>
-          <w:rFonts w:hint="eastAsia"/>
-          <w:lang w:eastAsia="zh-CN"/>
-        </w:rPr>
-        <w:t>“</w:t>
-      </w:r>
-      <w:r>
-        <w:rPr>
-          <w:rFonts w:hint="eastAsia"/>
-        </w:rPr>
-        <w:t>。未来需要建立</w:t>
-      </w:r>
-      <w:r>
-        <w:rPr>
-          <w:rFonts w:hint="eastAsia"/>
-          <w:lang w:eastAsia="zh-CN"/>
-        </w:rPr>
-        <w:t>“</w:t>
-      </w:r>
-      <w:r>
-        <w:rPr>
-          <w:rFonts w:hint="eastAsia"/>
-        </w:rPr>
-        <w:t>中医知识的可信度分级</w:t>
-      </w:r>
-      <w:r>
-        <w:rPr>
-          <w:rFonts w:hint="eastAsia"/>
-          <w:lang w:eastAsia="zh-CN"/>
-        </w:rPr>
-        <w:t>“</w:t>
-      </w:r>
-      <w:r>
-        <w:rPr>
-          <w:rFonts w:hint="eastAsia"/>
-        </w:rPr>
-        <w:t>机制,让模型在调用知识时</w:t>
-      </w:r>
-      <w:r>
-        <w:rPr>
-          <w:rFonts w:hint="eastAsia"/>
-          <w:lang w:eastAsia="zh-CN"/>
-        </w:rPr>
-        <w:t>“</w:t>
-      </w:r>
-      <w:r>
-        <w:rPr>
-          <w:rFonts w:hint="eastAsia"/>
-        </w:rPr>
-        <w:t>知其证据等级</w:t>
-      </w:r>
-      <w:r>
-        <w:rPr>
-          <w:rFonts w:hint="eastAsia"/>
-          <w:lang w:eastAsia="zh-CN"/>
-        </w:rPr>
-        <w:t>“</w:t>
-      </w:r>
-      <w:r>
-        <w:rPr>
-          <w:rFonts w:hint="eastAsia"/>
-        </w:rPr>
-        <w:t>,而非把古训与现代证据等量齐观。</w:t>
-      </w:r>
-    </w:p>
-    <w:p>
-      <w:pPr>
-        <w:pageBreakBefore w:val="0"/>
-        <w:widowControl w:val="0"/>
-        <w:kinsoku/>
-        <w:wordWrap/>
-        <w:overflowPunct/>
-        <w:topLinePunct w:val="0"/>
-        <w:autoSpaceDE/>
-        <w:autoSpaceDN/>
-        <w:bidi w:val="0"/>
-        <w:adjustRightInd/>
-        <w:snapToGrid/>
-        <w:spacing w:beforeAutospacing="0" w:afterAutospacing="0"/>
-        <w:ind w:firstLine="480" w:firstLineChars="200"/>
-        <w:textAlignment w:val="auto"/>
-        <w:rPr>
-          <w:rFonts w:hint="eastAsia" w:eastAsia="仿宋_GB2312"/>
-          <w:lang w:eastAsia="zh-CN"/>
-        </w:rPr>
-      </w:pPr>
-      <w:r>
-        <w:rPr>
-          <w:rFonts w:hint="eastAsia"/>
-        </w:rPr>
-        <w:t>第四,跨人群与跨文化的外推性。 由于训练数据的语言与文化构成不同,不同来源的大模型在中医任务上表现存在系统性差异,研究者据此呼吁发展本地化模型 [Zhu et al., 2024];GPT 与 ERNIE 在中医执业资格考试上的差异也印证了文化背景的实质影响 [Ghanad et al., 2025]。这道难关将在本节</w:t>
-      </w:r>
-      <w:r>
-        <w:rPr>
-          <w:rFonts w:hint="eastAsia"/>
-          <w:lang w:eastAsia="zh-CN"/>
-        </w:rPr>
-        <w:t>“</w:t>
-      </w:r>
-      <w:r>
-        <w:rPr>
-          <w:rFonts w:hint="eastAsia"/>
-        </w:rPr>
-        <w:t>算法公平性</w:t>
-      </w:r>
-      <w:r>
-        <w:rPr>
-          <w:rFonts w:hint="eastAsia"/>
-          <w:lang w:eastAsia="zh-CN"/>
-        </w:rPr>
-        <w:t>“</w:t>
-      </w:r>
-      <w:r>
-        <w:rPr>
-          <w:rFonts w:hint="eastAsia"/>
-        </w:rPr>
-        <w:t>部分进一步展开。</w:t>
-      </w:r>
-    </w:p>
-    <w:p>
-      <w:pPr>
-        <w:pStyle w:val="4"/>
-        <w:bidi w:val="0"/>
-        <w:rPr>
-          <w:rFonts w:hint="eastAsia"/>
-        </w:rPr>
-      </w:pPr>
-      <w:r>
-        <w:rPr>
-          <w:rFonts w:hint="eastAsia"/>
-        </w:rPr>
-        <w:t>(四)可信性的全流程落点与治理展望</w:t>
-      </w:r>
-    </w:p>
-    <w:p>
-      <w:pPr>
-        <w:pageBreakBefore w:val="0"/>
-        <w:widowControl w:val="0"/>
-        <w:kinsoku/>
-        <w:wordWrap/>
-        <w:overflowPunct/>
-        <w:topLinePunct w:val="0"/>
-        <w:autoSpaceDE/>
-        <w:autoSpaceDN/>
-        <w:bidi w:val="0"/>
-        <w:adjustRightInd/>
-        <w:snapToGrid/>
-        <w:spacing w:beforeAutospacing="0" w:afterAutospacing="0"/>
-        <w:ind w:firstLine="480" w:firstLineChars="200"/>
-        <w:textAlignment w:val="auto"/>
-        <w:rPr>
-          <w:rFonts w:hint="eastAsia" w:eastAsia="仿宋_GB2312"/>
-          <w:lang w:eastAsia="zh-CN"/>
-        </w:rPr>
-      </w:pPr>
-      <w:r>
-        <w:rPr>
-          <w:rFonts w:hint="eastAsia"/>
-        </w:rPr>
-        <w:t>将抽象的可信原则落到可操作的研究流程,可对应到五个环节,而每个环节都有明确的未来研究方向:数据环节——术语标准化、标注一致性控制、隐私脱敏与数据治理是地基 [Ren et al., 2025; Shataer et al., 2025];建模环节——以RAG、知识图谱约束、排除式推理把</w:t>
-      </w:r>
-      <w:r>
-        <w:rPr>
-          <w:rFonts w:hint="eastAsia"/>
-          <w:lang w:eastAsia="zh-CN"/>
-        </w:rPr>
-        <w:t>“</w:t>
-      </w:r>
-      <w:r>
-        <w:rPr>
-          <w:rFonts w:hint="eastAsia"/>
-        </w:rPr>
-        <w:t>可查证知识</w:t>
-      </w:r>
-      <w:r>
-        <w:rPr>
-          <w:rFonts w:hint="eastAsia"/>
-          <w:lang w:eastAsia="zh-CN"/>
-        </w:rPr>
-        <w:t>“</w:t>
-      </w:r>
-      <w:r>
-        <w:rPr>
-          <w:rFonts w:hint="eastAsia"/>
-        </w:rPr>
-        <w:t>与</w:t>
-      </w:r>
-      <w:r>
-        <w:rPr>
-          <w:rFonts w:hint="eastAsia"/>
-          <w:lang w:eastAsia="zh-CN"/>
-        </w:rPr>
-        <w:t>“</w:t>
-      </w:r>
-      <w:r>
-        <w:rPr>
-          <w:rFonts w:hint="eastAsia"/>
-        </w:rPr>
-        <w:t>显式逻辑</w:t>
-      </w:r>
-      <w:r>
-        <w:rPr>
-          <w:rFonts w:hint="eastAsia"/>
-          <w:lang w:eastAsia="zh-CN"/>
-        </w:rPr>
-        <w:t>“</w:t>
-      </w:r>
-      <w:r>
-        <w:rPr>
-          <w:rFonts w:hint="eastAsia"/>
-        </w:rPr>
-        <w:t>注入模型 [Wang et al., 2026; Yang et al., 2026; Nie et al., 2025];评测环节——不仅评准确率,更要评安全性、辨证全流程能力与人机一致性 [Zheng et al., 2025; Shi et al., 2026; Lin et al., 2026];部署环节——明确AI为辅助而非替代,设置人类把关点与可解释输出 [Wang et al., 2026; Li et al., 2025];监测环节——上线后持续监测性能漂移、罕见错误与公平性问题,形成闭环。</w:t>
-      </w:r>
-    </w:p>
-    <w:p>
-      <w:pPr>
-        <w:pageBreakBefore w:val="0"/>
-        <w:widowControl w:val="0"/>
-        <w:kinsoku/>
-        <w:wordWrap/>
-        <w:overflowPunct/>
-        <w:topLinePunct w:val="0"/>
-        <w:autoSpaceDE/>
-        <w:autoSpaceDN/>
-        <w:bidi w:val="0"/>
-        <w:adjustRightInd/>
-        <w:snapToGrid/>
-        <w:spacing w:beforeAutospacing="0" w:afterAutospacing="0"/>
-        <w:ind w:firstLine="480" w:firstLineChars="200"/>
-        <w:textAlignment w:val="auto"/>
-        <w:rPr>
-          <w:rFonts w:hint="eastAsia" w:eastAsia="仿宋_GB2312"/>
-          <w:lang w:eastAsia="zh-CN"/>
-        </w:rPr>
-      </w:pPr>
-      <w:r>
-        <w:rPr>
-          <w:rFonts w:hint="eastAsia"/>
-        </w:rPr>
-        <w:t>展望治理层面,随着 EU、NIST、WHO 等框架的成熟 [EU AI HLEG, 2019; NIST, 2023; WHO, 2021],未来中医药AI很可能需要面对</w:t>
-      </w:r>
-      <w:r>
-        <w:rPr>
-          <w:rFonts w:hint="eastAsia"/>
-          <w:lang w:eastAsia="zh-CN"/>
-        </w:rPr>
-        <w:t>“</w:t>
-      </w:r>
-      <w:r>
-        <w:rPr>
-          <w:rFonts w:hint="eastAsia"/>
-        </w:rPr>
-        <w:t>如何将通用AI治理框架本地化为中医药专属规范</w:t>
-      </w:r>
-      <w:r>
-        <w:rPr>
-          <w:rFonts w:hint="eastAsia"/>
-          <w:lang w:eastAsia="zh-CN"/>
-        </w:rPr>
-        <w:t>“</w:t>
-      </w:r>
-      <w:r>
-        <w:rPr>
-          <w:rFonts w:hint="eastAsia"/>
-        </w:rPr>
-        <w:t>的命题——这与本书第十章第三节</w:t>
-      </w:r>
-      <w:r>
-        <w:rPr>
-          <w:rFonts w:hint="eastAsia"/>
-          <w:lang w:eastAsia="zh-CN"/>
-        </w:rPr>
-        <w:t>“</w:t>
-      </w:r>
-      <w:r>
-        <w:rPr>
-          <w:rFonts w:hint="eastAsia"/>
-        </w:rPr>
-        <w:t>监管科学</w:t>
-      </w:r>
-      <w:r>
-        <w:rPr>
-          <w:rFonts w:hint="eastAsia"/>
-          <w:lang w:eastAsia="zh-CN"/>
-        </w:rPr>
-        <w:t>“</w:t>
-      </w:r>
-      <w:r>
-        <w:rPr>
-          <w:rFonts w:hint="eastAsia"/>
-        </w:rPr>
-        <w:t>的讨论相衔接,此处仅指出:可信AI不仅是技术问题,更是治理问题,二者必须协同推进。</w:t>
-      </w:r>
-    </w:p>
-    <w:p>
-      <w:pPr>
-        <w:pStyle w:val="3"/>
-        <w:bidi w:val="0"/>
-        <w:rPr>
-          <w:rFonts w:hint="eastAsia"/>
-        </w:rPr>
-      </w:pPr>
-      <w:r>
-        <w:rPr>
-          <w:rFonts w:hint="eastAsia"/>
-        </w:rPr>
-        <w:t>二、不确定性量化、鲁棒性与算法公平性探索</w:t>
-      </w:r>
-    </w:p>
-    <w:p>
-      <w:pPr>
-        <w:pageBreakBefore w:val="0"/>
-        <w:widowControl w:val="0"/>
-        <w:kinsoku/>
-        <w:wordWrap/>
-        <w:overflowPunct/>
-        <w:topLinePunct w:val="0"/>
-        <w:autoSpaceDE/>
-        <w:autoSpaceDN/>
-        <w:bidi w:val="0"/>
-        <w:adjustRightInd/>
-        <w:snapToGrid/>
-        <w:spacing w:beforeAutospacing="0" w:afterAutospacing="0"/>
-        <w:ind w:firstLine="480" w:firstLineChars="200"/>
-        <w:textAlignment w:val="auto"/>
-        <w:rPr>
-          <w:rFonts w:hint="eastAsia" w:eastAsia="仿宋_GB2312"/>
-          <w:lang w:eastAsia="zh-CN"/>
-        </w:rPr>
-      </w:pPr>
-      <w:r>
-        <w:rPr>
-          <w:rFonts w:hint="eastAsia"/>
-        </w:rPr>
-        <w:t>本部分聚焦可信性中最可</w:t>
-      </w:r>
-      <w:r>
-        <w:rPr>
-          <w:rFonts w:hint="eastAsia"/>
-          <w:lang w:eastAsia="zh-CN"/>
-        </w:rPr>
-        <w:t>“</w:t>
-      </w:r>
-      <w:r>
-        <w:rPr>
-          <w:rFonts w:hint="eastAsia"/>
-        </w:rPr>
-        <w:t>工程化</w:t>
-      </w:r>
-      <w:r>
-        <w:rPr>
-          <w:rFonts w:hint="eastAsia"/>
-          <w:lang w:eastAsia="zh-CN"/>
-        </w:rPr>
-        <w:t>“</w:t>
-      </w:r>
-      <w:r>
-        <w:rPr>
-          <w:rFonts w:hint="eastAsia"/>
-        </w:rPr>
-        <w:t>的三个抓手。需要强调:这三项技术在通用机器学习中已较成熟,但它们面向中医药大模型的系统性应用几乎仍是空白——这既是当前的薄弱处,也正是研究生大有可为的前沿疆域。</w:t>
-      </w:r>
-    </w:p>
-    <w:p>
-      <w:pPr>
-        <w:pStyle w:val="4"/>
-        <w:bidi w:val="0"/>
-        <w:rPr>
-          <w:rFonts w:hint="eastAsia"/>
-          <w:lang w:eastAsia="zh-CN"/>
-        </w:rPr>
-      </w:pPr>
-      <w:r>
-        <w:rPr>
-          <w:rFonts w:hint="eastAsia"/>
-        </w:rPr>
-        <w:t>(一)不确定性量化(Uncertainty Quantification, UQ):让模型</w:t>
+        <w:t>本节小结:可信AI是医疗AI的底线。不确定性量化让模型</w:t>
       </w:r>
       <w:r>
         <w:rPr>
@@ -6391,713 +6423,13 @@
           <w:rFonts w:hint="eastAsia"/>
           <w:lang w:eastAsia="zh-CN"/>
         </w:rPr>
-        <w:t>“</w:t>
-      </w:r>
-    </w:p>
-    <w:p>
-      <w:pPr>
-        <w:pageBreakBefore w:val="0"/>
-        <w:widowControl w:val="0"/>
-        <w:kinsoku/>
-        <w:wordWrap/>
-        <w:overflowPunct/>
-        <w:topLinePunct w:val="0"/>
-        <w:autoSpaceDE/>
-        <w:autoSpaceDN/>
-        <w:bidi w:val="0"/>
-        <w:adjustRightInd/>
-        <w:snapToGrid/>
-        <w:spacing w:beforeAutospacing="0" w:afterAutospacing="0"/>
-        <w:ind w:firstLine="480" w:firstLineChars="200"/>
-        <w:textAlignment w:val="auto"/>
-        <w:rPr>
-          <w:rFonts w:hint="eastAsia" w:eastAsia="仿宋_GB2312"/>
-          <w:lang w:eastAsia="zh-CN"/>
-        </w:rPr>
-      </w:pPr>
-      <w:r>
-        <w:rPr>
-          <w:rFonts w:hint="eastAsia"/>
-        </w:rPr>
-        <w:t>1. 为什么中医药AI尤其需要UQ。 一个负责任的医疗AI,不仅要给出答案,更要</w:t>
-      </w:r>
-      <w:r>
-        <w:rPr>
-          <w:rFonts w:hint="eastAsia"/>
-          <w:lang w:eastAsia="zh-CN"/>
-        </w:rPr>
-        <w:t>“</w:t>
-      </w:r>
-      <w:r>
-        <w:rPr>
-          <w:rFonts w:hint="eastAsia"/>
-        </w:rPr>
-        <w:t>知道自己何时不知道</w:t>
-      </w:r>
-      <w:r>
-        <w:rPr>
-          <w:rFonts w:hint="eastAsia"/>
-          <w:lang w:eastAsia="zh-CN"/>
-        </w:rPr>
-        <w:t>“</w:t>
-      </w:r>
-      <w:r>
-        <w:rPr>
-          <w:rFonts w:hint="eastAsia"/>
-        </w:rPr>
-        <w:t>。不确定性量化(Uncertainty Quantification, UQ)正是让模型对其输出附带可信度评估的技术。这一点在中医药中格外重要:一方面,中医数据普遍弱标签、小样本、分布不均 [Yuan et al., 2025; Fu et al., 2025],模型在数据稀疏区域的预测本就不可靠;另一方面,大模型存在</w:t>
-      </w:r>
-      <w:r>
-        <w:rPr>
-          <w:rFonts w:hint="eastAsia"/>
-          <w:lang w:eastAsia="zh-CN"/>
-        </w:rPr>
-        <w:t>“</w:t>
-      </w:r>
-      <w:r>
-        <w:rPr>
-          <w:rFonts w:hint="eastAsia"/>
-        </w:rPr>
-        <w:t>过度自信</w:t>
-      </w:r>
-      <w:r>
-        <w:rPr>
-          <w:rFonts w:hint="eastAsia"/>
-          <w:lang w:eastAsia="zh-CN"/>
-        </w:rPr>
-        <w:t>“</w:t>
-      </w:r>
-      <w:r>
-        <w:rPr>
-          <w:rFonts w:hint="eastAsia"/>
-        </w:rPr>
-        <w:t>现象——仅靠监督微调易产生过度自信的预测 [Jia et al., 2025],而在错误信息识别上又会急剧失准 [Zheng et al., 2025]。当模型</w:t>
-      </w:r>
-      <w:r>
-        <w:rPr>
-          <w:rFonts w:hint="eastAsia"/>
-          <w:lang w:eastAsia="zh-CN"/>
-        </w:rPr>
-        <w:t>“</w:t>
-      </w:r>
-      <w:r>
-        <w:rPr>
-          <w:rFonts w:hint="eastAsia"/>
-        </w:rPr>
-        <w:t>自信地说错</w:t>
-      </w:r>
-      <w:r>
-        <w:rPr>
-          <w:rFonts w:hint="eastAsia"/>
-          <w:lang w:eastAsia="zh-CN"/>
-        </w:rPr>
-        <w:t>“</w:t>
-      </w:r>
-      <w:r>
-        <w:rPr>
-          <w:rFonts w:hint="eastAsia"/>
-        </w:rPr>
-        <w:t>,UQ 提供的</w:t>
-      </w:r>
-      <w:r>
-        <w:rPr>
-          <w:rFonts w:hint="eastAsia"/>
-          <w:lang w:eastAsia="zh-CN"/>
-        </w:rPr>
-        <w:t>“</w:t>
-      </w:r>
-      <w:r>
-        <w:rPr>
-          <w:rFonts w:hint="eastAsia"/>
-        </w:rPr>
-        <w:t>低置信度预警</w:t>
-      </w:r>
-      <w:r>
-        <w:rPr>
-          <w:rFonts w:hint="eastAsia"/>
-          <w:lang w:eastAsia="zh-CN"/>
-        </w:rPr>
-        <w:t>“</w:t>
-      </w:r>
-      <w:r>
-        <w:rPr>
-          <w:rFonts w:hint="eastAsia"/>
-        </w:rPr>
-        <w:t>就是阻止错误传导到临床的最后一道闸门。</w:t>
-      </w:r>
-    </w:p>
-    <w:p>
-      <w:pPr>
-        <w:pageBreakBefore w:val="0"/>
-        <w:widowControl w:val="0"/>
-        <w:kinsoku/>
-        <w:wordWrap/>
-        <w:overflowPunct/>
-        <w:topLinePunct w:val="0"/>
-        <w:autoSpaceDE/>
-        <w:autoSpaceDN/>
-        <w:bidi w:val="0"/>
-        <w:adjustRightInd/>
-        <w:snapToGrid/>
-        <w:spacing w:beforeAutospacing="0" w:afterAutospacing="0"/>
-        <w:ind w:firstLine="480" w:firstLineChars="200"/>
-        <w:textAlignment w:val="auto"/>
-        <w:rPr>
-          <w:rFonts w:hint="eastAsia" w:eastAsia="仿宋_GB2312"/>
-          <w:lang w:eastAsia="zh-CN"/>
-        </w:rPr>
-      </w:pPr>
-      <w:r>
-        <w:rPr>
-          <w:rFonts w:hint="eastAsia"/>
-        </w:rPr>
-        <w:t>2. 不确定性的两种来源:中医药语境下的再诠释。 学界通常将不确定性分为两类:偶然不确定性(aleatoric uncertainty)源于数据本身的固有噪声与模糊,即使无限增加数据也无法消除;认知不确定性(epistemic uncertainty)源于模型对知识的欠缺,可通过增加数据或改进模型缓解 [Kendall &amp; Gal, 2017; Hüllermeier &amp; Waegeman, 2021]。在中医药中,这一区分具有特殊的诠释价值:辨证标注的主观性主要贡献偶然不确定性(同一舌象被不同医师判读不同,是任务本身的固有模糊),而罕见病/罕见证型主要贡献认知不确定性(模型见得少)。区分二者,能帮助研究者判断</w:t>
-      </w:r>
-      <w:r>
-        <w:rPr>
-          <w:rFonts w:hint="eastAsia"/>
-          <w:lang w:eastAsia="zh-CN"/>
-        </w:rPr>
-        <w:t>“</w:t>
-      </w:r>
-      <w:r>
-        <w:rPr>
-          <w:rFonts w:hint="eastAsia"/>
-        </w:rPr>
-        <w:t>该补数据</w:t>
-      </w:r>
-      <w:r>
-        <w:rPr>
-          <w:rFonts w:hint="eastAsia"/>
-          <w:lang w:eastAsia="zh-CN"/>
-        </w:rPr>
-        <w:t>“</w:t>
-      </w:r>
-      <w:r>
-        <w:rPr>
-          <w:rFonts w:hint="eastAsia"/>
-        </w:rPr>
-        <w:t>(认知)还是</w:t>
-      </w:r>
-      <w:r>
-        <w:rPr>
-          <w:rFonts w:hint="eastAsia"/>
-          <w:lang w:eastAsia="zh-CN"/>
-        </w:rPr>
-        <w:t>“</w:t>
-      </w:r>
-      <w:r>
-        <w:rPr>
-          <w:rFonts w:hint="eastAsia"/>
-        </w:rPr>
-        <w:t>该承认任务本身的模糊并交人工</w:t>
-      </w:r>
-      <w:r>
-        <w:rPr>
-          <w:rFonts w:hint="eastAsia"/>
-          <w:lang w:eastAsia="zh-CN"/>
-        </w:rPr>
-        <w:t>“</w:t>
-      </w:r>
-      <w:r>
-        <w:rPr>
-          <w:rFonts w:hint="eastAsia"/>
-        </w:rPr>
-        <w:t>(偶然)——这一思路在中医药 UQ 研究中尚未被系统应用,是一个清晰的研究空白。</w:t>
-      </w:r>
-    </w:p>
-    <w:p>
-      <w:pPr>
-        <w:pageBreakBefore w:val="0"/>
-        <w:widowControl w:val="0"/>
-        <w:kinsoku/>
-        <w:wordWrap/>
-        <w:overflowPunct/>
-        <w:topLinePunct w:val="0"/>
-        <w:autoSpaceDE/>
-        <w:autoSpaceDN/>
-        <w:bidi w:val="0"/>
-        <w:adjustRightInd/>
-        <w:snapToGrid/>
-        <w:spacing w:beforeAutospacing="0" w:afterAutospacing="0"/>
-        <w:ind w:firstLine="480" w:firstLineChars="200"/>
-        <w:textAlignment w:val="auto"/>
-        <w:rPr>
-          <w:rFonts w:hint="eastAsia" w:eastAsia="仿宋_GB2312"/>
-          <w:lang w:eastAsia="zh-CN"/>
-        </w:rPr>
-      </w:pPr>
-      <w:r>
-        <w:rPr>
-          <w:rFonts w:hint="eastAsia"/>
-        </w:rPr>
-        <w:t>3. 主流UQ方法及其向中医药迁移的前景。 通用领域已积累四类成熟方法,它们向中医药大模型的迁移构成明确的研究议程:</w:t>
-      </w:r>
-    </w:p>
-    <w:p>
-      <w:pPr>
-        <w:pageBreakBefore w:val="0"/>
-        <w:widowControl w:val="0"/>
-        <w:kinsoku/>
-        <w:wordWrap/>
-        <w:overflowPunct/>
-        <w:topLinePunct w:val="0"/>
-        <w:autoSpaceDE/>
-        <w:autoSpaceDN/>
-        <w:bidi w:val="0"/>
-        <w:adjustRightInd/>
-        <w:snapToGrid/>
-        <w:spacing w:beforeAutospacing="0" w:afterAutospacing="0"/>
-        <w:ind w:firstLine="480" w:firstLineChars="200"/>
-        <w:textAlignment w:val="auto"/>
-        <w:rPr>
-          <w:rFonts w:hint="eastAsia"/>
-        </w:rPr>
-      </w:pPr>
-      <w:r>
-        <w:rPr>
-          <w:rFonts w:hint="eastAsia"/>
-        </w:rPr>
-        <w:t>贝叶斯近似——蒙特卡洛 Dropout(Monte Carlo Dropout):在推理时多次随机失活以近似预测分布 [Gal &amp; Ghahramani, 2016]。其在中医辨证模型中的应用,可为</w:t>
-      </w:r>
-      <w:r>
-        <w:rPr>
-          <w:rFonts w:hint="eastAsia"/>
-          <w:lang w:eastAsia="zh-CN"/>
-        </w:rPr>
-        <w:t>“</w:t>
-      </w:r>
-      <w:r>
-        <w:rPr>
-          <w:rFonts w:hint="eastAsia"/>
-        </w:rPr>
-        <w:t>模型对本次辨证有多大把握</w:t>
-      </w:r>
-      <w:r>
-        <w:rPr>
-          <w:rFonts w:hint="eastAsia"/>
-          <w:lang w:eastAsia="zh-CN"/>
-        </w:rPr>
-        <w:t>“</w:t>
-      </w:r>
-      <w:r>
-        <w:rPr>
-          <w:rFonts w:hint="eastAsia"/>
-        </w:rPr>
-        <w:t>提供低成本估计。</w:t>
-      </w:r>
-    </w:p>
-    <w:p>
-      <w:pPr>
-        <w:pageBreakBefore w:val="0"/>
-        <w:widowControl w:val="0"/>
-        <w:kinsoku/>
-        <w:wordWrap/>
-        <w:overflowPunct/>
-        <w:topLinePunct w:val="0"/>
-        <w:autoSpaceDE/>
-        <w:autoSpaceDN/>
-        <w:bidi w:val="0"/>
-        <w:adjustRightInd/>
-        <w:snapToGrid/>
-        <w:spacing w:beforeAutospacing="0" w:afterAutospacing="0"/>
-        <w:ind w:firstLine="480" w:firstLineChars="200"/>
-        <w:textAlignment w:val="auto"/>
-        <w:rPr>
-          <w:rFonts w:hint="eastAsia"/>
-        </w:rPr>
-      </w:pPr>
-      <w:r>
-        <w:rPr>
-          <w:rFonts w:hint="eastAsia"/>
-        </w:rPr>
-        <w:t>深度集成(Deep Ensemble):训练多个模型、以其分歧度衡量不确定性,并对分布外样本表达更高不确定性 [Lakshminarayanan et al., 2017]。这对中医</w:t>
-      </w:r>
-      <w:r>
-        <w:rPr>
-          <w:rFonts w:hint="eastAsia"/>
-          <w:lang w:eastAsia="zh-CN"/>
-        </w:rPr>
-        <w:t>“</w:t>
-      </w:r>
-      <w:r>
-        <w:rPr>
-          <w:rFonts w:hint="eastAsia"/>
-        </w:rPr>
-        <w:t>跨流派、跨地域</w:t>
-      </w:r>
-      <w:r>
-        <w:rPr>
-          <w:rFonts w:hint="eastAsia"/>
-          <w:lang w:eastAsia="zh-CN"/>
-        </w:rPr>
-        <w:t>“</w:t>
-      </w:r>
-      <w:r>
-        <w:rPr>
-          <w:rFonts w:hint="eastAsia"/>
-        </w:rPr>
-        <w:t>的分布外场景尤具价值。</w:t>
-      </w:r>
-    </w:p>
-    <w:p>
-      <w:pPr>
-        <w:pageBreakBefore w:val="0"/>
-        <w:widowControl w:val="0"/>
-        <w:kinsoku/>
-        <w:wordWrap/>
-        <w:overflowPunct/>
-        <w:topLinePunct w:val="0"/>
-        <w:autoSpaceDE/>
-        <w:autoSpaceDN/>
-        <w:bidi w:val="0"/>
-        <w:adjustRightInd/>
-        <w:snapToGrid/>
-        <w:spacing w:beforeAutospacing="0" w:afterAutospacing="0"/>
-        <w:ind w:firstLine="480" w:firstLineChars="200"/>
-        <w:textAlignment w:val="auto"/>
-        <w:rPr>
-          <w:rFonts w:hint="eastAsia"/>
-        </w:rPr>
-      </w:pPr>
-      <w:r>
-        <w:rPr>
-          <w:rFonts w:hint="eastAsia"/>
-        </w:rPr>
-        <w:t>模型校准(Calibration):使模型输出的概率与真实正确率相匹配,避免</w:t>
-      </w:r>
-      <w:r>
-        <w:rPr>
-          <w:rFonts w:hint="eastAsia"/>
-          <w:lang w:eastAsia="zh-CN"/>
-        </w:rPr>
-        <w:t>“</w:t>
-      </w:r>
-      <w:r>
-        <w:rPr>
-          <w:rFonts w:hint="eastAsia"/>
-        </w:rPr>
-        <w:t>90%置信却只有60%正确</w:t>
-      </w:r>
-      <w:r>
-        <w:rPr>
-          <w:rFonts w:hint="eastAsia"/>
-          <w:lang w:eastAsia="zh-CN"/>
-        </w:rPr>
-        <w:t>“</w:t>
-      </w:r>
-      <w:r>
-        <w:rPr>
-          <w:rFonts w:hint="eastAsia"/>
-        </w:rPr>
-        <w:t>;研究发现现代神经网络往往校准不良 [Guo et al., 2017]。中医药模型的</w:t>
-      </w:r>
-      <w:r>
-        <w:rPr>
-          <w:rFonts w:hint="eastAsia"/>
-          <w:lang w:eastAsia="zh-CN"/>
-        </w:rPr>
-        <w:t>“</w:t>
-      </w:r>
-      <w:r>
-        <w:rPr>
-          <w:rFonts w:hint="eastAsia"/>
-        </w:rPr>
-        <w:t>过度自信</w:t>
-      </w:r>
-      <w:r>
-        <w:rPr>
-          <w:rFonts w:hint="eastAsia"/>
-          <w:lang w:eastAsia="zh-CN"/>
-        </w:rPr>
-        <w:t>“</w:t>
-      </w:r>
-      <w:r>
-        <w:rPr>
-          <w:rFonts w:hint="eastAsia"/>
-        </w:rPr>
-        <w:t xml:space="preserve"> [Jia et al., 2025] 恰是校准问题的典型表现,未来应把校准评估纳入中医药模型的标准验收。</w:t>
-      </w:r>
-    </w:p>
-    <w:p>
-      <w:pPr>
-        <w:pageBreakBefore w:val="0"/>
-        <w:widowControl w:val="0"/>
-        <w:kinsoku/>
-        <w:wordWrap/>
-        <w:overflowPunct/>
-        <w:topLinePunct w:val="0"/>
-        <w:autoSpaceDE/>
-        <w:autoSpaceDN/>
-        <w:bidi w:val="0"/>
-        <w:adjustRightInd/>
-        <w:snapToGrid/>
-        <w:spacing w:beforeAutospacing="0" w:afterAutospacing="0"/>
-        <w:ind w:firstLine="480" w:firstLineChars="200"/>
-        <w:textAlignment w:val="auto"/>
-        <w:rPr>
-          <w:rFonts w:hint="eastAsia"/>
-        </w:rPr>
-      </w:pPr>
-      <w:r>
-        <w:rPr>
-          <w:rFonts w:hint="eastAsia"/>
-        </w:rPr>
-        <w:t>共形预测(Conformal Prediction):在给定显著性水平下输出</w:t>
-      </w:r>
-      <w:r>
-        <w:rPr>
-          <w:rFonts w:hint="eastAsia"/>
-          <w:lang w:eastAsia="zh-CN"/>
-        </w:rPr>
-        <w:t>“</w:t>
-      </w:r>
-      <w:r>
-        <w:rPr>
-          <w:rFonts w:hint="eastAsia"/>
-        </w:rPr>
-        <w:t>预测集合</w:t>
-      </w:r>
-      <w:r>
-        <w:rPr>
-          <w:rFonts w:hint="eastAsia"/>
-          <w:lang w:eastAsia="zh-CN"/>
-        </w:rPr>
-        <w:t>“</w:t>
-      </w:r>
-      <w:r>
-        <w:rPr>
-          <w:rFonts w:hint="eastAsia"/>
-        </w:rPr>
-        <w:t>并给出覆盖率保证,且对模型本身几乎无分布假设 [Angelopoulos &amp; Bates, 2021; Shafer &amp; Vovk, 2008; Vovk et al., 2005]。它的</w:t>
-      </w:r>
-      <w:r>
-        <w:rPr>
-          <w:rFonts w:hint="eastAsia"/>
-          <w:lang w:eastAsia="zh-CN"/>
-        </w:rPr>
-        <w:t>“</w:t>
-      </w:r>
-      <w:r>
-        <w:rPr>
-          <w:rFonts w:hint="eastAsia"/>
-        </w:rPr>
-        <w:t>无分布假设 + 覆盖率保证</w:t>
-      </w:r>
-      <w:r>
-        <w:rPr>
-          <w:rFonts w:hint="eastAsia"/>
-          <w:lang w:eastAsia="zh-CN"/>
-        </w:rPr>
-        <w:t>“</w:t>
-      </w:r>
-      <w:r>
-        <w:rPr>
-          <w:rFonts w:hint="eastAsia"/>
-        </w:rPr>
-        <w:t>特性,使其特别适合</w:t>
-      </w:r>
-      <w:r>
-        <w:rPr>
-          <w:rFonts w:hint="eastAsia"/>
-          <w:lang w:eastAsia="zh-CN"/>
-        </w:rPr>
-        <w:t>“</w:t>
-      </w:r>
-      <w:r>
-        <w:rPr>
-          <w:rFonts w:hint="eastAsia"/>
-        </w:rPr>
-        <w:t>黑箱大模型 + 高风险医疗</w:t>
-      </w:r>
-      <w:r>
-        <w:rPr>
-          <w:rFonts w:hint="eastAsia"/>
-          <w:lang w:eastAsia="zh-CN"/>
-        </w:rPr>
-        <w:t>“</w:t>
-      </w:r>
-      <w:r>
-        <w:rPr>
-          <w:rFonts w:hint="eastAsia"/>
-        </w:rPr>
-        <w:t>的组合。</w:t>
-      </w:r>
-    </w:p>
-    <w:p>
-      <w:pPr>
-        <w:pageBreakBefore w:val="0"/>
-        <w:widowControl w:val="0"/>
-        <w:kinsoku/>
-        <w:wordWrap/>
-        <w:overflowPunct/>
-        <w:topLinePunct w:val="0"/>
-        <w:autoSpaceDE/>
-        <w:autoSpaceDN/>
-        <w:bidi w:val="0"/>
-        <w:adjustRightInd/>
-        <w:snapToGrid/>
-        <w:spacing w:beforeAutospacing="0" w:afterAutospacing="0"/>
-        <w:ind w:firstLine="480" w:firstLineChars="200"/>
-        <w:textAlignment w:val="auto"/>
-        <w:rPr>
-          <w:rFonts w:hint="eastAsia" w:eastAsia="仿宋_GB2312"/>
-          <w:lang w:eastAsia="zh-CN"/>
-        </w:rPr>
-      </w:pPr>
-      <w:r>
-        <w:rPr>
-          <w:rFonts w:hint="eastAsia"/>
-        </w:rPr>
-        <w:t>值得关注的是,UQ 在医疗大模型中的应用已在通用医学领域起步:有研究专门探讨医学大模型 UQ 的挑战与哲学意涵 [Zhang et al., 2025, arXiv:2504.05278]、构建了面向临床问答的 LLM 不确定性与校准基准 [arXiv:2506.10769]、并将共形预测用于(医疗)多选问答以提供覆盖率保证 [Kumar et al., 2023, arXiv:2305.18404; arXiv:2503.05505]、以及用集成与多任务提示降低临床任务的不确定性 [arXiv:2411.03497]。这些通用医疗 UQ 工作尚未进入中医药领域,把它们迁移并针对中医数据特性加以改造,是一个兼具方法学创新与临床价值的方向。</w:t>
-      </w:r>
-    </w:p>
-    <w:p>
-      <w:pPr>
-        <w:pageBreakBefore w:val="0"/>
-        <w:widowControl w:val="0"/>
-        <w:kinsoku/>
-        <w:wordWrap/>
-        <w:overflowPunct/>
-        <w:topLinePunct w:val="0"/>
-        <w:autoSpaceDE/>
-        <w:autoSpaceDN/>
-        <w:bidi w:val="0"/>
-        <w:adjustRightInd/>
-        <w:snapToGrid/>
-        <w:spacing w:beforeAutospacing="0" w:afterAutospacing="0"/>
-        <w:ind w:firstLine="480" w:firstLineChars="200"/>
-        <w:textAlignment w:val="auto"/>
-        <w:rPr>
-          <w:rFonts w:hint="eastAsia" w:eastAsia="仿宋_GB2312"/>
-          <w:lang w:eastAsia="zh-CN"/>
-        </w:rPr>
-      </w:pPr>
-      <w:r>
-        <w:rPr>
-          <w:rFonts w:hint="eastAsia"/>
-        </w:rPr>
-        <w:t>4. UQ 在中医药研究中的落点(教学要点)。 对研究生而言,UQ 的未来实践价值在于三点:① 在辨证/荐方输出旁附置信度,低置信时触发</w:t>
-      </w:r>
-      <w:r>
-        <w:rPr>
-          <w:rFonts w:hint="eastAsia"/>
-          <w:lang w:eastAsia="zh-CN"/>
-        </w:rPr>
-        <w:t>“</w:t>
-      </w:r>
-      <w:r>
-        <w:rPr>
-          <w:rFonts w:hint="eastAsia"/>
-        </w:rPr>
-        <w:t>转人工复核</w:t>
-      </w:r>
-      <w:r>
-        <w:rPr>
-          <w:rFonts w:hint="eastAsia"/>
-          <w:lang w:eastAsia="zh-CN"/>
-        </w:rPr>
-        <w:t>“</w:t>
-      </w:r>
-      <w:r>
-        <w:rPr>
-          <w:rFonts w:hint="eastAsia"/>
-        </w:rPr>
-        <w:t>或</w:t>
-      </w:r>
-      <w:r>
-        <w:rPr>
-          <w:rFonts w:hint="eastAsia"/>
-          <w:lang w:eastAsia="zh-CN"/>
-        </w:rPr>
-        <w:t>“</w:t>
-      </w:r>
-      <w:r>
-        <w:rPr>
-          <w:rFonts w:hint="eastAsia"/>
-        </w:rPr>
-        <w:t>选择性弃答(selective prediction)</w:t>
-      </w:r>
-      <w:r>
-        <w:rPr>
-          <w:rFonts w:hint="eastAsia"/>
-          <w:lang w:eastAsia="zh-CN"/>
-        </w:rPr>
-        <w:t>“</w:t>
-      </w:r>
-      <w:r>
-        <w:rPr>
-          <w:rFonts w:hint="eastAsia"/>
-        </w:rPr>
-        <w:t>;② 用认知不确定性指导主动学习,优先标注模型最</w:t>
-      </w:r>
-      <w:r>
-        <w:rPr>
-          <w:rFonts w:hint="eastAsia"/>
-          <w:lang w:eastAsia="zh-CN"/>
-        </w:rPr>
-        <w:t>“</w:t>
-      </w:r>
-      <w:r>
-        <w:rPr>
-          <w:rFonts w:hint="eastAsia"/>
-        </w:rPr>
-        <w:t>拿不准</w:t>
-      </w:r>
-      <w:r>
-        <w:rPr>
-          <w:rFonts w:hint="eastAsia"/>
-          <w:lang w:eastAsia="zh-CN"/>
-        </w:rPr>
-        <w:t>“</w:t>
-      </w:r>
-      <w:r>
-        <w:rPr>
-          <w:rFonts w:hint="eastAsia"/>
-        </w:rPr>
-        <w:t>的罕见证型样本,缓解小样本困境;③ 用校准与共形覆盖率检验模型置信度是否</w:t>
-      </w:r>
-      <w:r>
-        <w:rPr>
-          <w:rFonts w:hint="eastAsia"/>
-          <w:lang w:eastAsia="zh-CN"/>
-        </w:rPr>
-        <w:t>“</w:t>
-      </w:r>
-      <w:r>
-        <w:rPr>
-          <w:rFonts w:hint="eastAsia"/>
-        </w:rPr>
-        <w:t>名副其实</w:t>
-      </w:r>
-      <w:r>
-        <w:rPr>
-          <w:rFonts w:hint="eastAsia"/>
-          <w:lang w:eastAsia="zh-CN"/>
-        </w:rPr>
-        <w:t>“</w:t>
-      </w:r>
-      <w:r>
-        <w:rPr>
-          <w:rFonts w:hint="eastAsia"/>
-        </w:rPr>
-        <w:t>,作为安全性评测的核心补充。</w:t>
-      </w:r>
-    </w:p>
-    <w:p>
-      <w:pPr>
-        <w:pStyle w:val="4"/>
-        <w:bidi w:val="0"/>
-        <w:rPr>
-          <w:rFonts w:hint="eastAsia"/>
-          <w:lang w:eastAsia="zh-CN"/>
-        </w:rPr>
-      </w:pPr>
-      <w:r>
-        <w:rPr>
-          <w:rFonts w:hint="eastAsia"/>
-        </w:rPr>
-        <w:t>(二)鲁棒性(Robustness):让模型</w:t>
+        <w:t>”</w:t>
+      </w:r>
+      <w:r>
+        <w:rPr>
+          <w:rFonts w:hint="eastAsia"/>
+        </w:rPr>
+        <w:t>,鲁棒性让模型</w:t>
       </w:r>
       <w:r>
         <w:rPr>
@@ -7117,919 +6449,7 @@
           <w:rFonts w:hint="eastAsia"/>
           <w:lang w:eastAsia="zh-CN"/>
         </w:rPr>
-        <w:t>“</w:t>
-      </w:r>
-    </w:p>
-    <w:p>
-      <w:pPr>
-        <w:pageBreakBefore w:val="0"/>
-        <w:widowControl w:val="0"/>
-        <w:kinsoku/>
-        <w:wordWrap/>
-        <w:overflowPunct/>
-        <w:topLinePunct w:val="0"/>
-        <w:autoSpaceDE/>
-        <w:autoSpaceDN/>
-        <w:bidi w:val="0"/>
-        <w:adjustRightInd/>
-        <w:snapToGrid/>
-        <w:spacing w:beforeAutospacing="0" w:afterAutospacing="0"/>
-        <w:ind w:firstLine="480" w:firstLineChars="200"/>
-        <w:textAlignment w:val="auto"/>
-        <w:rPr>
-          <w:rFonts w:hint="eastAsia" w:eastAsia="仿宋_GB2312"/>
-          <w:lang w:eastAsia="zh-CN"/>
-        </w:rPr>
-      </w:pPr>
-      <w:r>
-        <w:rPr>
-          <w:rFonts w:hint="eastAsia"/>
-        </w:rPr>
-        <w:t>1. 概念与三类典型扰动。 鲁棒性指模型在输入受扰动或环境变化时仍能保持稳定、正确的能力。在中医药AI中,至少有三类扰动值得关注:分布偏移(distribution shift)/分布外(Out-of-Distribution, OOD)——训练与部署分布不一致(如训练用某地某流派医案、部署到另一地另一人群);对抗扰动(adversarial perturbation)——输入被人为微调以诱导出错;数据质量波动——采集设备、标注标准、文本格式差异带来的噪声。</w:t>
-      </w:r>
-    </w:p>
-    <w:p>
-      <w:pPr>
-        <w:pageBreakBefore w:val="0"/>
-        <w:widowControl w:val="0"/>
-        <w:kinsoku/>
-        <w:wordWrap/>
-        <w:overflowPunct/>
-        <w:topLinePunct w:val="0"/>
-        <w:autoSpaceDE/>
-        <w:autoSpaceDN/>
-        <w:bidi w:val="0"/>
-        <w:adjustRightInd/>
-        <w:snapToGrid/>
-        <w:spacing w:beforeAutospacing="0" w:afterAutospacing="0"/>
-        <w:ind w:firstLine="480" w:firstLineChars="200"/>
-        <w:textAlignment w:val="auto"/>
-        <w:rPr>
-          <w:rFonts w:hint="eastAsia" w:eastAsia="仿宋_GB2312"/>
-          <w:lang w:eastAsia="zh-CN"/>
-        </w:rPr>
-      </w:pPr>
-      <w:r>
-        <w:rPr>
-          <w:rFonts w:hint="eastAsia"/>
-        </w:rPr>
-        <w:t>2. 中医药场景中已显现的鲁棒性隐忧。 现有研究已从不同侧面揭示问题。其一,对扰动的脆弱性:面向中医药临床的动态基准 DCB 特意在生成的医患对话中注入精心设计的扰动来考察模型 [Shi et al., 2026];针对错误信息的评测更构造了</w:t>
-      </w:r>
-      <w:r>
-        <w:rPr>
-          <w:rFonts w:hint="eastAsia"/>
-          <w:lang w:eastAsia="zh-CN"/>
-        </w:rPr>
-        <w:t>“</w:t>
-      </w:r>
-      <w:r>
-        <w:rPr>
-          <w:rFonts w:hint="eastAsia"/>
-        </w:rPr>
-        <w:t>错误选项测试</w:t>
-      </w:r>
-      <w:r>
-        <w:rPr>
-          <w:rFonts w:hint="eastAsia"/>
-          <w:lang w:eastAsia="zh-CN"/>
-        </w:rPr>
-        <w:t>““</w:t>
-      </w:r>
-      <w:r>
-        <w:rPr>
-          <w:rFonts w:hint="eastAsia"/>
-        </w:rPr>
-        <w:t>误导引导测试</w:t>
-      </w:r>
-      <w:r>
-        <w:rPr>
-          <w:rFonts w:hint="eastAsia"/>
-          <w:lang w:eastAsia="zh-CN"/>
-        </w:rPr>
-        <w:t>““</w:t>
-      </w:r>
-      <w:r>
-        <w:rPr>
-          <w:rFonts w:hint="eastAsia"/>
-        </w:rPr>
-        <w:t>捏造实体测试</w:t>
-      </w:r>
-      <w:r>
-        <w:rPr>
-          <w:rFonts w:hint="eastAsia"/>
-          <w:lang w:eastAsia="zh-CN"/>
-        </w:rPr>
-        <w:t>“</w:t>
-      </w:r>
-      <w:r>
-        <w:rPr>
-          <w:rFonts w:hint="eastAsia"/>
-        </w:rPr>
-        <w:t>,发现模型在这些对抗性设置下表现急剧退化、对捏造概念近乎无法识别 [Zheng et al., 2025]。其二,对分布与人群的敏感性:不同语言/文化来源的模型在中医任务上系统性差异显著,提示模型对训练分布高度敏感、跨域外推能力有限 [Zhu et al., 2024; Ghanad et al., 2025]。其三,对样本规模与分布不均的脆弱性:中药—药物相互作用预测面临数据质量低、分布不均的挑战 [Yuan et al., 2025],少样本舌诊体质判别凸显了有限数据下提升泛化的迫切性 [Fu et al., 2025]。</w:t>
-      </w:r>
-    </w:p>
-    <w:p>
-      <w:pPr>
-        <w:pageBreakBefore w:val="0"/>
-        <w:widowControl w:val="0"/>
-        <w:kinsoku/>
-        <w:wordWrap/>
-        <w:overflowPunct/>
-        <w:topLinePunct w:val="0"/>
-        <w:autoSpaceDE/>
-        <w:autoSpaceDN/>
-        <w:bidi w:val="0"/>
-        <w:adjustRightInd/>
-        <w:snapToGrid/>
-        <w:spacing w:beforeAutospacing="0" w:afterAutospacing="0"/>
-        <w:ind w:firstLine="480" w:firstLineChars="200"/>
-        <w:textAlignment w:val="auto"/>
-        <w:rPr>
-          <w:rFonts w:hint="eastAsia" w:eastAsia="仿宋_GB2312"/>
-          <w:lang w:eastAsia="zh-CN"/>
-        </w:rPr>
-      </w:pPr>
-      <w:r>
-        <w:rPr>
-          <w:rFonts w:hint="eastAsia"/>
-        </w:rPr>
-        <w:t>3. 一个明确的研究空白与展望。 必须如实指出:目前尚无专门针对中医药大模型的</w:t>
-      </w:r>
-      <w:r>
-        <w:rPr>
-          <w:rFonts w:hint="eastAsia"/>
-          <w:lang w:eastAsia="zh-CN"/>
-        </w:rPr>
-        <w:t>“</w:t>
-      </w:r>
-      <w:r>
-        <w:rPr>
-          <w:rFonts w:hint="eastAsia"/>
-        </w:rPr>
-        <w:t>对抗鲁棒性/分布外泛化系统性评测</w:t>
-      </w:r>
-      <w:r>
-        <w:rPr>
-          <w:rFonts w:hint="eastAsia"/>
-          <w:lang w:eastAsia="zh-CN"/>
-        </w:rPr>
-        <w:t>“</w:t>
-      </w:r>
-      <w:r>
-        <w:rPr>
-          <w:rFonts w:hint="eastAsia"/>
-        </w:rPr>
-        <w:t>的独立研究——这是一个真实存在的空白。通用领域的深度集成等方法已被证明能对分布外样本表达更高不确定性 [Lakshminarayanan et al., 2017],但这些方法尚未被系统迁移到中医药大模型。展望未来,亟需的工作包括:构建中医药专属的鲁棒性/OOD 评测基准(覆盖跨流派、跨地域、跨人群、四诊不全等真实扰动)、研究</w:t>
-      </w:r>
-      <w:r>
-        <w:rPr>
-          <w:rFonts w:hint="eastAsia"/>
-          <w:lang w:eastAsia="zh-CN"/>
-        </w:rPr>
-        <w:t>“</w:t>
-      </w:r>
-      <w:r>
-        <w:rPr>
-          <w:rFonts w:hint="eastAsia"/>
-        </w:rPr>
-        <w:t>症状表述变体</w:t>
-      </w:r>
-      <w:r>
-        <w:rPr>
-          <w:rFonts w:hint="eastAsia"/>
-          <w:lang w:eastAsia="zh-CN"/>
-        </w:rPr>
-        <w:t>““</w:t>
-      </w:r>
-      <w:r>
-        <w:rPr>
-          <w:rFonts w:hint="eastAsia"/>
-        </w:rPr>
-        <w:t>方言化问诊</w:t>
-      </w:r>
-      <w:r>
-        <w:rPr>
-          <w:rFonts w:hint="eastAsia"/>
-          <w:lang w:eastAsia="zh-CN"/>
-        </w:rPr>
-        <w:t>““</w:t>
-      </w:r>
-      <w:r>
-        <w:rPr>
-          <w:rFonts w:hint="eastAsia"/>
-        </w:rPr>
-        <w:t>古今术语混用</w:t>
-      </w:r>
-      <w:r>
-        <w:rPr>
-          <w:rFonts w:hint="eastAsia"/>
-          <w:lang w:eastAsia="zh-CN"/>
-        </w:rPr>
-        <w:t>“</w:t>
-      </w:r>
-      <w:r>
-        <w:rPr>
-          <w:rFonts w:hint="eastAsia"/>
-        </w:rPr>
-        <w:t>等中医特有扰动下的鲁棒性、以及把RAG、知识图谱约束、排除式纠错 [Wang et al., 2026; Yang et al., 2026; Nie et al., 2025; Zhou et al., 2026]、数据增广 [Zhou et al., 2024]、智能体按需检索 [Lee et al., 2026] 等已有手段系统性地用于提升鲁棒性并加以严格评估【待补文献:面向中医药大模型的对抗鲁棒性/OOD泛化系统性评测基准研究】。</w:t>
-      </w:r>
-    </w:p>
-    <w:p>
-      <w:pPr>
-        <w:pageBreakBefore w:val="0"/>
-        <w:widowControl w:val="0"/>
-        <w:kinsoku/>
-        <w:wordWrap/>
-        <w:overflowPunct/>
-        <w:topLinePunct w:val="0"/>
-        <w:autoSpaceDE/>
-        <w:autoSpaceDN/>
-        <w:bidi w:val="0"/>
-        <w:adjustRightInd/>
-        <w:snapToGrid/>
-        <w:spacing w:beforeAutospacing="0" w:afterAutospacing="0"/>
-        <w:ind w:firstLine="480" w:firstLineChars="200"/>
-        <w:textAlignment w:val="auto"/>
-        <w:rPr>
-          <w:rFonts w:hint="eastAsia" w:eastAsia="仿宋_GB2312"/>
-          <w:lang w:eastAsia="zh-CN"/>
-        </w:rPr>
-      </w:pPr>
-      <w:r>
-        <w:rPr>
-          <w:rFonts w:hint="eastAsia"/>
-        </w:rPr>
-        <w:t>4. 鲁棒性评估的未来准则。 评估鲁棒性不应止于</w:t>
-      </w:r>
-      <w:r>
-        <w:rPr>
-          <w:rFonts w:hint="eastAsia"/>
-          <w:lang w:eastAsia="zh-CN"/>
-        </w:rPr>
-        <w:t>“</w:t>
-      </w:r>
-      <w:r>
-        <w:rPr>
-          <w:rFonts w:hint="eastAsia"/>
-        </w:rPr>
-        <w:t>平均准确率</w:t>
-      </w:r>
-      <w:r>
-        <w:rPr>
-          <w:rFonts w:hint="eastAsia"/>
-          <w:lang w:eastAsia="zh-CN"/>
-        </w:rPr>
-        <w:t>“</w:t>
-      </w:r>
-      <w:r>
-        <w:rPr>
-          <w:rFonts w:hint="eastAsia"/>
-        </w:rPr>
-        <w:t>,而应包括:在扰动/对抗样本上的性能下降幅度、跨数据集/跨人群的迁移性能、以及对</w:t>
-      </w:r>
-      <w:r>
-        <w:rPr>
-          <w:rFonts w:hint="eastAsia"/>
-          <w:lang w:eastAsia="zh-CN"/>
-        </w:rPr>
-        <w:t>“</w:t>
-      </w:r>
-      <w:r>
-        <w:rPr>
-          <w:rFonts w:hint="eastAsia"/>
-        </w:rPr>
-        <w:t>捏造信息</w:t>
-      </w:r>
-      <w:r>
-        <w:rPr>
-          <w:rFonts w:hint="eastAsia"/>
-          <w:lang w:eastAsia="zh-CN"/>
-        </w:rPr>
-        <w:t>“</w:t>
-      </w:r>
-      <w:r>
-        <w:rPr>
-          <w:rFonts w:hint="eastAsia"/>
-        </w:rPr>
-        <w:t>的拒识能力。一个在标准测试集上表现优异、却在轻微扰动下崩溃的模型,在临床上不可接受 [Zheng et al., 2025; Shi et al., 2026]。未来中医药模型的</w:t>
-      </w:r>
-      <w:r>
-        <w:rPr>
-          <w:rFonts w:hint="eastAsia"/>
-          <w:lang w:eastAsia="zh-CN"/>
-        </w:rPr>
-        <w:t>“</w:t>
-      </w:r>
-      <w:r>
-        <w:rPr>
-          <w:rFonts w:hint="eastAsia"/>
-        </w:rPr>
-        <w:t>出厂标准</w:t>
-      </w:r>
-      <w:r>
-        <w:rPr>
-          <w:rFonts w:hint="eastAsia"/>
-          <w:lang w:eastAsia="zh-CN"/>
-        </w:rPr>
-        <w:t>“</w:t>
-      </w:r>
-      <w:r>
-        <w:rPr>
-          <w:rFonts w:hint="eastAsia"/>
-        </w:rPr>
-        <w:t>,应当包含鲁棒性指标,而非仅有准确率。</w:t>
-      </w:r>
-    </w:p>
-    <w:p>
-      <w:pPr>
-        <w:pStyle w:val="4"/>
-        <w:bidi w:val="0"/>
-        <w:rPr>
-          <w:rFonts w:hint="eastAsia"/>
-          <w:lang w:eastAsia="zh-CN"/>
-        </w:rPr>
-      </w:pPr>
-      <w:r>
-        <w:rPr>
-          <w:rFonts w:hint="eastAsia"/>
-        </w:rPr>
-        <w:t>(三)算法公平性(Algorithmic Fairness):让模型</w:t>
-      </w:r>
-      <w:r>
-        <w:rPr>
-          <w:rFonts w:hint="eastAsia"/>
-          <w:lang w:eastAsia="zh-CN"/>
-        </w:rPr>
-        <w:t>“</w:t>
-      </w:r>
-      <w:r>
-        <w:rPr>
-          <w:rFonts w:hint="eastAsia"/>
-        </w:rPr>
-        <w:t>对所有人公平</w:t>
-      </w:r>
-      <w:r>
-        <w:rPr>
-          <w:rFonts w:hint="eastAsia"/>
-          <w:lang w:eastAsia="zh-CN"/>
-        </w:rPr>
-        <w:t>“</w:t>
-      </w:r>
-    </w:p>
-    <w:p>
-      <w:pPr>
-        <w:pageBreakBefore w:val="0"/>
-        <w:widowControl w:val="0"/>
-        <w:kinsoku/>
-        <w:wordWrap/>
-        <w:overflowPunct/>
-        <w:topLinePunct w:val="0"/>
-        <w:autoSpaceDE/>
-        <w:autoSpaceDN/>
-        <w:bidi w:val="0"/>
-        <w:adjustRightInd/>
-        <w:snapToGrid/>
-        <w:spacing w:beforeAutospacing="0" w:afterAutospacing="0"/>
-        <w:ind w:firstLine="480" w:firstLineChars="200"/>
-        <w:textAlignment w:val="auto"/>
-        <w:rPr>
-          <w:rFonts w:hint="eastAsia" w:eastAsia="仿宋_GB2312"/>
-          <w:lang w:eastAsia="zh-CN"/>
-        </w:rPr>
-      </w:pPr>
-      <w:r>
-        <w:rPr>
-          <w:rFonts w:hint="eastAsia"/>
-        </w:rPr>
-        <w:t>1. 为什么公平性是中医药AI的硬约束。 算法公平性关注模型是否对不同群体(性别、年龄、地域、民族、语言等)产生系统性差异化对待。医疗AI若存在偏倚,可能加剧而非缩小健康不平等——医疗算法偏倚的经典实证表明,一个广泛使用的健康管理算法在相同风险评分下系统性低估了某些群体的患病程度 [Obermeyer et al., 2019]。中医药AI在这方面有一个被实证记录的典型问题:语言与文化偏倚。研究表明,不同国家研发的大模型在中医任务上表现差异显著,凸显本地化模型的需求 [Zhu et al., 2024];GPT 与 ERNIE 在中医执业资格考试上的对比进一步说明训练数据的文化背景会实质性影响表现 [Ghanad et al., 2025]。这意味着,一个在英文/西方语料上训练的模型可能对中文使用者与中医知识体系构成隐性的不公平。</w:t>
-      </w:r>
-    </w:p>
-    <w:p>
-      <w:pPr>
-        <w:pageBreakBefore w:val="0"/>
-        <w:widowControl w:val="0"/>
-        <w:kinsoku/>
-        <w:wordWrap/>
-        <w:overflowPunct/>
-        <w:topLinePunct w:val="0"/>
-        <w:autoSpaceDE/>
-        <w:autoSpaceDN/>
-        <w:bidi w:val="0"/>
-        <w:adjustRightInd/>
-        <w:snapToGrid/>
-        <w:spacing w:beforeAutospacing="0" w:afterAutospacing="0"/>
-        <w:ind w:firstLine="480" w:firstLineChars="200"/>
-        <w:textAlignment w:val="auto"/>
-        <w:rPr>
-          <w:rFonts w:hint="eastAsia" w:eastAsia="仿宋_GB2312"/>
-          <w:lang w:eastAsia="zh-CN"/>
-        </w:rPr>
-      </w:pPr>
-      <w:r>
-        <w:rPr>
-          <w:rFonts w:hint="eastAsia"/>
-        </w:rPr>
-        <w:t>2. 偏倚的来源。 在中医药AI中,公平性问题主要源于:数据代表性不足(语料偏向某些地区、流派、人群,而中医数据的地域性、流派性恰恰显著);标注偏倚(辨证标注的主观性可能把个别医师偏好固化进模型 [Wang et al., 2025]);语料的语言/文化倾向(通用底座的预训练语料以特定语言文化为主,带入先天倾向 [Zhu et al., 2024]);采集偏倚(四诊采集设备与条件差异可能对某些人群系统性不利)。</w:t>
-      </w:r>
-    </w:p>
-    <w:p>
-      <w:pPr>
-        <w:pageBreakBefore w:val="0"/>
-        <w:widowControl w:val="0"/>
-        <w:kinsoku/>
-        <w:wordWrap/>
-        <w:overflowPunct/>
-        <w:topLinePunct w:val="0"/>
-        <w:autoSpaceDE/>
-        <w:autoSpaceDN/>
-        <w:bidi w:val="0"/>
-        <w:adjustRightInd/>
-        <w:snapToGrid/>
-        <w:spacing w:beforeAutospacing="0" w:afterAutospacing="0"/>
-        <w:ind w:firstLine="480" w:firstLineChars="200"/>
-        <w:textAlignment w:val="auto"/>
-        <w:rPr>
-          <w:rFonts w:hint="eastAsia" w:eastAsia="仿宋_GB2312"/>
-          <w:lang w:eastAsia="zh-CN"/>
-        </w:rPr>
-      </w:pPr>
-      <w:r>
-        <w:rPr>
-          <w:rFonts w:hint="eastAsia"/>
-        </w:rPr>
-        <w:t>3. 公平性度量与</w:t>
-      </w:r>
-      <w:r>
-        <w:rPr>
-          <w:rFonts w:hint="eastAsia"/>
-          <w:lang w:eastAsia="zh-CN"/>
-        </w:rPr>
-        <w:t>“</w:t>
-      </w:r>
-      <w:r>
-        <w:rPr>
-          <w:rFonts w:hint="eastAsia"/>
-        </w:rPr>
-        <w:t>不可兼得</w:t>
-      </w:r>
-      <w:r>
-        <w:rPr>
-          <w:rFonts w:hint="eastAsia"/>
-          <w:lang w:eastAsia="zh-CN"/>
-        </w:rPr>
-        <w:t>“</w:t>
-      </w:r>
-      <w:r>
-        <w:rPr>
-          <w:rFonts w:hint="eastAsia"/>
-        </w:rPr>
-        <w:t>——一个必须教给研究生的关键认知。 公平性可从多个角度度量,如不同群体间的错误率均等(机会均等,equalized odds/equal opportunity)[Hardt et al., 2016]。但一个对中医药AI研究者至关重要的理论结论是:不同公平性定义之间往往无法同时满足,存在</w:t>
-      </w:r>
-      <w:r>
-        <w:rPr>
-          <w:rFonts w:hint="eastAsia"/>
-          <w:lang w:eastAsia="zh-CN"/>
-        </w:rPr>
-        <w:t>“</w:t>
-      </w:r>
-      <w:r>
-        <w:rPr>
-          <w:rFonts w:hint="eastAsia"/>
-        </w:rPr>
-        <w:t>不可兼得(impossibility)</w:t>
-      </w:r>
-      <w:r>
-        <w:rPr>
-          <w:rFonts w:hint="eastAsia"/>
-          <w:lang w:eastAsia="zh-CN"/>
-        </w:rPr>
-        <w:t>“</w:t>
-      </w:r>
-      <w:r>
-        <w:rPr>
-          <w:rFonts w:hint="eastAsia"/>
-        </w:rPr>
-        <w:t>的权衡——当群体间基础发生率不同时,校准与各类错误率均等不可能同时成立 [Kleinberg et al., 2017; Chouldechova, 2017]。这意味着,追求</w:t>
-      </w:r>
-      <w:r>
-        <w:rPr>
-          <w:rFonts w:hint="eastAsia"/>
-          <w:lang w:eastAsia="zh-CN"/>
-        </w:rPr>
-        <w:t>“</w:t>
-      </w:r>
-      <w:r>
-        <w:rPr>
-          <w:rFonts w:hint="eastAsia"/>
-        </w:rPr>
-        <w:t>绝对公平</w:t>
-      </w:r>
-      <w:r>
-        <w:rPr>
-          <w:rFonts w:hint="eastAsia"/>
-          <w:lang w:eastAsia="zh-CN"/>
-        </w:rPr>
-        <w:t>“</w:t>
-      </w:r>
-      <w:r>
-        <w:rPr>
-          <w:rFonts w:hint="eastAsia"/>
-        </w:rPr>
-        <w:t>在数学上不可达,实践中必须明确</w:t>
-      </w:r>
-      <w:r>
-        <w:rPr>
-          <w:rFonts w:hint="eastAsia"/>
-          <w:lang w:eastAsia="zh-CN"/>
-        </w:rPr>
-        <w:t>“</w:t>
-      </w:r>
-      <w:r>
-        <w:rPr>
-          <w:rFonts w:hint="eastAsia"/>
-        </w:rPr>
-        <w:t>优先保证哪种公平</w:t>
-      </w:r>
-      <w:r>
-        <w:rPr>
-          <w:rFonts w:hint="eastAsia"/>
-          <w:lang w:eastAsia="zh-CN"/>
-        </w:rPr>
-        <w:t>“</w:t>
-      </w:r>
-      <w:r>
-        <w:rPr>
-          <w:rFonts w:hint="eastAsia"/>
-        </w:rPr>
-        <w:t>,并公开这一价值选择。对偏倚来源与公平性定义的系统梳理,可参考相关综述 [Mehrabi et al., 2021]。去偏策略大致分三类:数据层面(提升代表性、平衡采样、补充欠代表群体数据)、模型层面(在训练目标中加入公平性约束)、后处理层面(对输出按群体校正)。</w:t>
-      </w:r>
-    </w:p>
-    <w:p>
-      <w:pPr>
-        <w:pageBreakBefore w:val="0"/>
-        <w:widowControl w:val="0"/>
-        <w:kinsoku/>
-        <w:wordWrap/>
-        <w:overflowPunct/>
-        <w:topLinePunct w:val="0"/>
-        <w:autoSpaceDE/>
-        <w:autoSpaceDN/>
-        <w:bidi w:val="0"/>
-        <w:adjustRightInd/>
-        <w:snapToGrid/>
-        <w:spacing w:beforeAutospacing="0" w:afterAutospacing="0"/>
-        <w:ind w:firstLine="480" w:firstLineChars="200"/>
-        <w:textAlignment w:val="auto"/>
-        <w:rPr>
-          <w:rFonts w:hint="eastAsia" w:eastAsia="仿宋_GB2312"/>
-          <w:lang w:eastAsia="zh-CN"/>
-        </w:rPr>
-      </w:pPr>
-      <w:r>
-        <w:rPr>
-          <w:rFonts w:hint="eastAsia"/>
-        </w:rPr>
-        <w:t>4. 中医药公平性的未来抓手。 在中医药语境下,最现实、最根本的抓手仍是提升数据的人群与流派代表性,并发展本地化模型以纠正语言文化偏倚 [Zhu et al., 2024]。展望未来,值得投入的方向包括:建立中医药AI的公平性评测基准(覆盖地域、民族、流派、语言等维度)、研究</w:t>
-      </w:r>
-      <w:r>
-        <w:rPr>
-          <w:rFonts w:hint="eastAsia"/>
-          <w:lang w:eastAsia="zh-CN"/>
-        </w:rPr>
-        <w:t>“</w:t>
-      </w:r>
-      <w:r>
-        <w:rPr>
-          <w:rFonts w:hint="eastAsia"/>
-        </w:rPr>
-        <w:t>流派公平性</w:t>
-      </w:r>
-      <w:r>
-        <w:rPr>
-          <w:rFonts w:hint="eastAsia"/>
-          <w:lang w:eastAsia="zh-CN"/>
-        </w:rPr>
-        <w:t>“</w:t>
-      </w:r>
-      <w:r>
-        <w:rPr>
-          <w:rFonts w:hint="eastAsia"/>
-        </w:rPr>
-        <w:t>这一中医独有命题(模型是否系统性偏向某一流派)、以及把公平性与可解释性、隐私统筹考量——因为公平性问题往往要借助可解释性才能被发现,又常与隐私保护相互制约(细粒度群体公平性评估需要敏感属性数据,而这与隐私最小化原则存在张力)[Ren et al., 2025; Shataer et al., 2025]。</w:t>
-      </w:r>
-    </w:p>
-    <w:p>
-      <w:pPr>
-        <w:pStyle w:val="4"/>
-        <w:bidi w:val="0"/>
-        <w:rPr>
-          <w:rFonts w:hint="eastAsia"/>
-        </w:rPr>
-      </w:pPr>
-      <w:r>
-        <w:rPr>
-          <w:rFonts w:hint="eastAsia"/>
-        </w:rPr>
-        <w:t>(四)走向可信:面向中医药的整合视角与研究展望</w:t>
-      </w:r>
-    </w:p>
-    <w:p>
-      <w:pPr>
-        <w:pageBreakBefore w:val="0"/>
-        <w:widowControl w:val="0"/>
-        <w:kinsoku/>
-        <w:wordWrap/>
-        <w:overflowPunct/>
-        <w:topLinePunct w:val="0"/>
-        <w:autoSpaceDE/>
-        <w:autoSpaceDN/>
-        <w:bidi w:val="0"/>
-        <w:adjustRightInd/>
-        <w:snapToGrid/>
-        <w:spacing w:beforeAutospacing="0" w:afterAutospacing="0"/>
-        <w:ind w:firstLine="480" w:firstLineChars="200"/>
-        <w:textAlignment w:val="auto"/>
-        <w:rPr>
-          <w:rFonts w:hint="eastAsia" w:eastAsia="仿宋_GB2312"/>
-          <w:lang w:eastAsia="zh-CN"/>
-        </w:rPr>
-      </w:pPr>
-      <w:r>
-        <w:rPr>
-          <w:rFonts w:hint="eastAsia"/>
-        </w:rPr>
-        <w:t>将不确定性量化、鲁棒性与算法公平性整合到中医药AI研究中,可凝练为几条对</w:t>
-      </w:r>
-      <w:r>
-        <w:rPr>
-          <w:rFonts w:hint="eastAsia"/>
-          <w:lang w:val="en-US" w:eastAsia="zh-CN"/>
-        </w:rPr>
-        <w:t>实践</w:t>
-      </w:r>
-      <w:r>
-        <w:rPr>
-          <w:rFonts w:hint="eastAsia"/>
-        </w:rPr>
-        <w:t>操作意义的未来原则。第一,</w:t>
-      </w:r>
-      <w:r>
-        <w:rPr>
-          <w:rFonts w:hint="eastAsia"/>
-          <w:lang w:eastAsia="zh-CN"/>
-        </w:rPr>
-        <w:t>“</w:t>
-      </w:r>
-      <w:r>
-        <w:rPr>
-          <w:rFonts w:hint="eastAsia"/>
-        </w:rPr>
-        <w:t>知之为知之</w:t>
-      </w:r>
-      <w:r>
-        <w:rPr>
-          <w:rFonts w:hint="eastAsia"/>
-          <w:lang w:eastAsia="zh-CN"/>
-        </w:rPr>
-        <w:t>“</w:t>
-      </w:r>
-      <w:r>
-        <w:rPr>
-          <w:rFonts w:hint="eastAsia"/>
-        </w:rPr>
-        <w:t>:为模型输出附带不确定性度量,低置信触发人工复核,把UQ作为安全闸门 [Jia et al., 2025; Zheng et al., 2025; Guo et al., 2017]。第二,</w:t>
-      </w:r>
-      <w:r>
-        <w:rPr>
-          <w:rFonts w:hint="eastAsia"/>
-          <w:lang w:eastAsia="zh-CN"/>
-        </w:rPr>
-        <w:t>“</w:t>
-      </w:r>
-      <w:r>
-        <w:rPr>
-          <w:rFonts w:hint="eastAsia"/>
-        </w:rPr>
-        <w:t>经得起扰动</w:t>
-      </w:r>
-      <w:r>
-        <w:rPr>
-          <w:rFonts w:hint="eastAsia"/>
-          <w:lang w:eastAsia="zh-CN"/>
-        </w:rPr>
-        <w:t>“</w:t>
-      </w:r>
-      <w:r>
-        <w:rPr>
-          <w:rFonts w:hint="eastAsia"/>
-        </w:rPr>
-        <w:t>:在评测中纳入对抗与分布外测试,关注性能下降幅度与拒识能力 [Shi et al., 2026; Zheng et al., 2025]。第三,</w:t>
-      </w:r>
-      <w:r>
-        <w:rPr>
-          <w:rFonts w:hint="eastAsia"/>
-          <w:lang w:eastAsia="zh-CN"/>
-        </w:rPr>
-        <w:t>“</w:t>
-      </w:r>
-      <w:r>
-        <w:rPr>
-          <w:rFonts w:hint="eastAsia"/>
-        </w:rPr>
-        <w:t>对所有人公平</w:t>
-      </w:r>
-      <w:r>
-        <w:rPr>
-          <w:rFonts w:hint="eastAsia"/>
-          <w:lang w:eastAsia="zh-CN"/>
-        </w:rPr>
-        <w:t>“</w:t>
-      </w:r>
-      <w:r>
-        <w:rPr>
-          <w:rFonts w:hint="eastAsia"/>
-        </w:rPr>
-        <w:t>:以提升数据代表性与发展本地化模型为根本,清醒认识公平性</w:t>
-      </w:r>
-      <w:r>
-        <w:rPr>
-          <w:rFonts w:hint="eastAsia"/>
-          <w:lang w:eastAsia="zh-CN"/>
-        </w:rPr>
-        <w:t>“</w:t>
-      </w:r>
-      <w:r>
-        <w:rPr>
-          <w:rFonts w:hint="eastAsia"/>
-        </w:rPr>
-        <w:t>不可兼得</w:t>
-      </w:r>
-      <w:r>
-        <w:rPr>
-          <w:rFonts w:hint="eastAsia"/>
-          <w:lang w:eastAsia="zh-CN"/>
-        </w:rPr>
-        <w:t>“</w:t>
-      </w:r>
-      <w:r>
-        <w:rPr>
-          <w:rFonts w:hint="eastAsia"/>
-        </w:rPr>
-        <w:t>并公开价值取舍 [Zhu et al., 2024; Kleinberg et al., 2017; Chouldechova, 2017]。第四,</w:t>
-      </w:r>
-      <w:r>
-        <w:rPr>
-          <w:rFonts w:hint="eastAsia"/>
-          <w:lang w:eastAsia="zh-CN"/>
-        </w:rPr>
-        <w:t>“</w:t>
-      </w:r>
-      <w:r>
-        <w:rPr>
-          <w:rFonts w:hint="eastAsia"/>
-        </w:rPr>
-        <w:t>人始终在环</w:t>
-      </w:r>
-      <w:r>
-        <w:rPr>
-          <w:rFonts w:hint="eastAsia"/>
-          <w:lang w:eastAsia="zh-CN"/>
-        </w:rPr>
-        <w:t>“</w:t>
-      </w:r>
-      <w:r>
-        <w:rPr>
-          <w:rFonts w:hint="eastAsia"/>
-        </w:rPr>
-        <w:t>:定位AI为辅助决策工具,保留人类把关点,警惕自动化偏见 [Wang et al., 2026; Li et al., 2025; Lin et al., 2026]。</w:t>
-      </w:r>
-    </w:p>
-    <w:p>
-      <w:pPr>
-        <w:pageBreakBefore w:val="0"/>
-        <w:widowControl w:val="0"/>
-        <w:kinsoku/>
-        <w:wordWrap/>
-        <w:overflowPunct/>
-        <w:topLinePunct w:val="0"/>
-        <w:autoSpaceDE/>
-        <w:autoSpaceDN/>
-        <w:bidi w:val="0"/>
-        <w:adjustRightInd/>
-        <w:snapToGrid/>
-        <w:spacing w:beforeAutospacing="0" w:afterAutospacing="0"/>
-        <w:ind w:firstLine="480" w:firstLineChars="200"/>
-        <w:textAlignment w:val="auto"/>
-        <w:rPr>
-          <w:rFonts w:hint="eastAsia" w:eastAsia="仿宋_GB2312"/>
-          <w:lang w:eastAsia="zh-CN"/>
-        </w:rPr>
-      </w:pPr>
-      <w:r>
-        <w:rPr>
-          <w:rFonts w:hint="eastAsia"/>
-        </w:rPr>
-        <w:t>最后必须如实承认,也正是本章最重要的展望:当前中医药领域在可信AI上的研究仍处早期——UQ、对抗鲁棒性、系统化公平性评估的专门工作相对匮乏,多数证据是从</w:t>
-      </w:r>
-      <w:r>
-        <w:rPr>
-          <w:rFonts w:hint="eastAsia"/>
-          <w:lang w:eastAsia="zh-CN"/>
-        </w:rPr>
-        <w:t>“</w:t>
-      </w:r>
-      <w:r>
-        <w:rPr>
-          <w:rFonts w:hint="eastAsia"/>
-        </w:rPr>
-        <w:t>减少幻觉、提升安全性、揭示文化偏倚</w:t>
-      </w:r>
-      <w:r>
-        <w:rPr>
-          <w:rFonts w:hint="eastAsia"/>
-          <w:lang w:eastAsia="zh-CN"/>
-        </w:rPr>
-        <w:t>“</w:t>
-      </w:r>
-      <w:r>
-        <w:rPr>
-          <w:rFonts w:hint="eastAsia"/>
-        </w:rPr>
-        <w:t>等侧面间接获得 [Wang et al., 2026; Zheng et al., 2025; Zhu et al., 2024]。通用领域成熟的可信AI方法学——两类不确定性的区分 [Kendall &amp; Gal, 2017; Hüllermeier &amp; Waegeman, 2021]、MC Dropout/深度集成/校准/共形预测 [Gal &amp; Ghahramani, 2016; Lakshminarayanan et al., 2017; Guo et al., 2017; Angelopoulos &amp; Bates, 2021]、公平性度量与不可兼得定理 [Hardt et al., 2016; Kleinberg et al., 2017; Chouldechova, 2017]——尚未与中医药的特殊数据特征系统结合。这恰恰意味着,可信AI是中医药人工智能研究中一片兼具前沿性与紧迫性的开放疆域。对有志于此的研究生而言,把成熟的可信AI方法学与中医药特性结合,去构建中医药专属的可信性评测基准与安全工程范式,既是方法学的创新点,也是让上一节所述美好前景得以安全落地的必由之路。</w:t>
-      </w:r>
-    </w:p>
-    <w:p>
-      <w:pPr>
-        <w:pageBreakBefore w:val="0"/>
-        <w:widowControl w:val="0"/>
-        <w:kinsoku/>
-        <w:wordWrap/>
-        <w:overflowPunct/>
-        <w:topLinePunct w:val="0"/>
-        <w:autoSpaceDE/>
-        <w:autoSpaceDN/>
-        <w:bidi w:val="0"/>
-        <w:adjustRightInd/>
-        <w:snapToGrid/>
-        <w:spacing w:beforeAutospacing="0" w:afterAutospacing="0"/>
-        <w:ind w:firstLine="480" w:firstLineChars="200"/>
-        <w:textAlignment w:val="auto"/>
-        <w:rPr>
-          <w:rFonts w:hint="eastAsia" w:eastAsia="仿宋_GB2312"/>
-          <w:lang w:eastAsia="zh-CN"/>
-        </w:rPr>
-      </w:pPr>
-      <w:r>
-        <w:rPr>
-          <w:rFonts w:hint="eastAsia"/>
-        </w:rPr>
-        <w:t>本节小结:可信AI是医疗AI的底线。不确定性量化让模型</w:t>
-      </w:r>
-      <w:r>
-        <w:rPr>
-          <w:rFonts w:hint="eastAsia"/>
-          <w:lang w:eastAsia="zh-CN"/>
-        </w:rPr>
-        <w:t>“</w:t>
-      </w:r>
-      <w:r>
-        <w:rPr>
-          <w:rFonts w:hint="eastAsia"/>
-        </w:rPr>
-        <w:t>知道自己不知道</w:t>
-      </w:r>
-      <w:r>
-        <w:rPr>
-          <w:rFonts w:hint="eastAsia"/>
-          <w:lang w:eastAsia="zh-CN"/>
-        </w:rPr>
-        <w:t>“</w:t>
-      </w:r>
-      <w:r>
-        <w:rPr>
-          <w:rFonts w:hint="eastAsia"/>
-        </w:rPr>
-        <w:t>,鲁棒性让模型</w:t>
-      </w:r>
-      <w:r>
-        <w:rPr>
-          <w:rFonts w:hint="eastAsia"/>
-          <w:lang w:eastAsia="zh-CN"/>
-        </w:rPr>
-        <w:t>“</w:t>
-      </w:r>
-      <w:r>
-        <w:rPr>
-          <w:rFonts w:hint="eastAsia"/>
-        </w:rPr>
-        <w:t>经得起扰动与分布变化</w:t>
-      </w:r>
-      <w:r>
-        <w:rPr>
-          <w:rFonts w:hint="eastAsia"/>
-          <w:lang w:eastAsia="zh-CN"/>
-        </w:rPr>
-        <w:t>“</w:t>
+        <w:t>”</w:t>
       </w:r>
       <w:r>
         <w:rPr>
@@ -8055,7 +6475,7 @@
           <w:rFonts w:hint="eastAsia"/>
           <w:lang w:eastAsia="zh-CN"/>
         </w:rPr>
-        <w:t>“</w:t>
+        <w:t>”</w:t>
       </w:r>
       <w:r>
         <w:rPr>
@@ -9919,6 +8339,306 @@
           <w:rFonts w:hint="eastAsia"/>
         </w:rPr>
         <w:t>Obermeyer Z, Powers B, Vogeli C, Mullainathan S. Dissecting racial bias in an algorithm used to manage the health of populations. Science, 2019, 366: 447–453. DOI: 10.1126/science.aax2342</w:t>
+      </w:r>
+    </w:p>
+    <w:p>
+      <w:pPr>
+        <w:pageBreakBefore w:val="0"/>
+        <w:widowControl w:val="0"/>
+        <w:numPr>
+          <w:ilvl w:val="0"/>
+          <w:numId w:val="1"/>
+        </w:numPr>
+        <w:kinsoku/>
+        <w:wordWrap/>
+        <w:overflowPunct/>
+        <w:topLinePunct w:val="0"/>
+        <w:autoSpaceDE/>
+        <w:autoSpaceDN/>
+        <w:bidi w:val="0"/>
+        <w:adjustRightInd/>
+        <w:snapToGrid/>
+        <w:spacing w:beforeAutospacing="0" w:afterAutospacing="0"/>
+        <w:ind w:left="425" w:leftChars="0" w:hanging="425" w:firstLineChars="0"/>
+        <w:textAlignment w:val="auto"/>
+      </w:pPr>
+      <w:r>
+        <w:t>Pfeiffer J, Kamath A, Rücklé A, Cho K, Gurevych I. AdapterFusion: Non-Destructive Task Composition for Transfer Learning. EACL 2021: 487–503. DOI: 10.18653/v1/2021.eacl-main.39</w:t>
+      </w:r>
+    </w:p>
+    <w:p>
+      <w:pPr>
+        <w:pageBreakBefore w:val="0"/>
+        <w:widowControl w:val="0"/>
+        <w:numPr>
+          <w:ilvl w:val="0"/>
+          <w:numId w:val="1"/>
+        </w:numPr>
+        <w:kinsoku/>
+        <w:wordWrap/>
+        <w:overflowPunct/>
+        <w:topLinePunct w:val="0"/>
+        <w:autoSpaceDE/>
+        <w:autoSpaceDN/>
+        <w:bidi w:val="0"/>
+        <w:adjustRightInd/>
+        <w:snapToGrid/>
+        <w:spacing w:beforeAutospacing="0" w:afterAutospacing="0"/>
+        <w:ind w:left="425" w:leftChars="0" w:hanging="425" w:firstLineChars="0"/>
+        <w:textAlignment w:val="auto"/>
+      </w:pPr>
+      <w:r>
+        <w:t>Huang C, Liu Q, Lin BY, Pang T, Du C, Lin M. LoraHub: Efficient Cross-Task Generalization via Dynamic LoRA Composition. COLM 2024. arXiv:2307.13269</w:t>
+      </w:r>
+    </w:p>
+    <w:p>
+      <w:pPr>
+        <w:pageBreakBefore w:val="0"/>
+        <w:widowControl w:val="0"/>
+        <w:numPr>
+          <w:ilvl w:val="0"/>
+          <w:numId w:val="1"/>
+        </w:numPr>
+        <w:kinsoku/>
+        <w:wordWrap/>
+        <w:overflowPunct/>
+        <w:topLinePunct w:val="0"/>
+        <w:autoSpaceDE/>
+        <w:autoSpaceDN/>
+        <w:bidi w:val="0"/>
+        <w:adjustRightInd/>
+        <w:snapToGrid/>
+        <w:spacing w:beforeAutospacing="0" w:afterAutospacing="0"/>
+        <w:ind w:left="425" w:leftChars="0" w:hanging="425" w:firstLineChars="0"/>
+        <w:textAlignment w:val="auto"/>
+      </w:pPr>
+      <w:r>
+        <w:t>Tang X, Zou A, Zhang Z, et al. MedAgents: Large Language Models as Collaborators for Zero-shot Medical Reasoning. Findings of ACL 2024: 599–621. DOI: 10.18653/v1/2024.findings-acl.33</w:t>
+      </w:r>
+    </w:p>
+    <w:p>
+      <w:pPr>
+        <w:pageBreakBefore w:val="0"/>
+        <w:widowControl w:val="0"/>
+        <w:numPr>
+          <w:ilvl w:val="0"/>
+          <w:numId w:val="1"/>
+        </w:numPr>
+        <w:kinsoku/>
+        <w:wordWrap/>
+        <w:overflowPunct/>
+        <w:topLinePunct w:val="0"/>
+        <w:autoSpaceDE/>
+        <w:autoSpaceDN/>
+        <w:bidi w:val="0"/>
+        <w:adjustRightInd/>
+        <w:snapToGrid/>
+        <w:spacing w:beforeAutospacing="0" w:afterAutospacing="0"/>
+        <w:ind w:left="425" w:leftChars="0" w:hanging="425" w:firstLineChars="0"/>
+        <w:textAlignment w:val="auto"/>
+      </w:pPr>
+      <w:r>
+        <w:t>Kim Y, Park C, Jeong H, et al. MDAgents: An Adaptive Collaboration of LLMs for Medical Decision-Making. NeurIPS 2024. arXiv:2404.15155</w:t>
+      </w:r>
+    </w:p>
+    <w:p>
+      <w:pPr>
+        <w:pageBreakBefore w:val="0"/>
+        <w:widowControl w:val="0"/>
+        <w:numPr>
+          <w:ilvl w:val="0"/>
+          <w:numId w:val="1"/>
+        </w:numPr>
+        <w:kinsoku/>
+        <w:wordWrap/>
+        <w:overflowPunct/>
+        <w:topLinePunct w:val="0"/>
+        <w:autoSpaceDE/>
+        <w:autoSpaceDN/>
+        <w:bidi w:val="0"/>
+        <w:adjustRightInd/>
+        <w:snapToGrid/>
+        <w:spacing w:beforeAutospacing="0" w:afterAutospacing="0"/>
+        <w:ind w:left="425" w:leftChars="0" w:hanging="425" w:firstLineChars="0"/>
+        <w:textAlignment w:val="auto"/>
+      </w:pPr>
+      <w:r>
+        <w:t>Chen J, Cai Z, Liu Z, et al. ShizhenGPT: Towards Multimodal LLMs for Traditional Chinese Medicine. 2025. arXiv:2508.14706</w:t>
+      </w:r>
+    </w:p>
+    <w:p>
+      <w:pPr>
+        <w:pageBreakBefore w:val="0"/>
+        <w:widowControl w:val="0"/>
+        <w:numPr>
+          <w:ilvl w:val="0"/>
+          <w:numId w:val="1"/>
+        </w:numPr>
+        <w:kinsoku/>
+        <w:wordWrap/>
+        <w:overflowPunct/>
+        <w:topLinePunct w:val="0"/>
+        <w:autoSpaceDE/>
+        <w:autoSpaceDN/>
+        <w:bidi w:val="0"/>
+        <w:adjustRightInd/>
+        <w:snapToGrid/>
+        <w:spacing w:beforeAutospacing="0" w:afterAutospacing="0"/>
+        <w:ind w:left="425" w:leftChars="0" w:hanging="425" w:firstLineChars="0"/>
+        <w:textAlignment w:val="auto"/>
+      </w:pPr>
+      <w:r>
+        <w:t>Alakhdar A, Poczos B, Washburn N. Diffusion Models in De Novo Drug Design. Journal of Chemical Information and Modeling, 2024, 64(19): 7238–7256. DOI: 10.1021/acs.jcim.4c01107</w:t>
+      </w:r>
+    </w:p>
+    <w:p>
+      <w:pPr>
+        <w:pageBreakBefore w:val="0"/>
+        <w:widowControl w:val="0"/>
+        <w:numPr>
+          <w:ilvl w:val="0"/>
+          <w:numId w:val="1"/>
+        </w:numPr>
+        <w:kinsoku/>
+        <w:wordWrap/>
+        <w:overflowPunct/>
+        <w:topLinePunct w:val="0"/>
+        <w:autoSpaceDE/>
+        <w:autoSpaceDN/>
+        <w:bidi w:val="0"/>
+        <w:adjustRightInd/>
+        <w:snapToGrid/>
+        <w:spacing w:beforeAutospacing="0" w:afterAutospacing="0"/>
+        <w:ind w:left="425" w:leftChars="0" w:hanging="425" w:firstLineChars="0"/>
+        <w:textAlignment w:val="auto"/>
+      </w:pPr>
+      <w:r>
+        <w:t>Yang Y, Gu S, Liu B, et al. DiffMC-Gen: A Dual Denoising Diffusion Model for Multi-Conditional Molecular Generation. Advanced Science, 2025, 12(22): 2417726. DOI: 10.1002/advs.202417726</w:t>
+      </w:r>
+    </w:p>
+    <w:p>
+      <w:pPr>
+        <w:pageBreakBefore w:val="0"/>
+        <w:widowControl w:val="0"/>
+        <w:numPr>
+          <w:ilvl w:val="0"/>
+          <w:numId w:val="1"/>
+        </w:numPr>
+        <w:kinsoku/>
+        <w:wordWrap/>
+        <w:overflowPunct/>
+        <w:topLinePunct w:val="0"/>
+        <w:autoSpaceDE/>
+        <w:autoSpaceDN/>
+        <w:bidi w:val="0"/>
+        <w:adjustRightInd/>
+        <w:snapToGrid/>
+        <w:spacing w:beforeAutospacing="0" w:afterAutospacing="0"/>
+        <w:ind w:left="425" w:leftChars="0" w:hanging="425" w:firstLineChars="0"/>
+        <w:textAlignment w:val="auto"/>
+      </w:pPr>
+      <w:r>
+        <w:t>Liu Y, Cao X, Chen T, et al. From Screens to Scenes: A Survey of Embodied AI in Healthcare. 2025. arXiv:2501.07468</w:t>
+      </w:r>
+    </w:p>
+    <w:p>
+      <w:pPr>
+        <w:pageBreakBefore w:val="0"/>
+        <w:widowControl w:val="0"/>
+        <w:numPr>
+          <w:ilvl w:val="0"/>
+          <w:numId w:val="1"/>
+        </w:numPr>
+        <w:kinsoku/>
+        <w:wordWrap/>
+        <w:overflowPunct/>
+        <w:topLinePunct w:val="0"/>
+        <w:autoSpaceDE/>
+        <w:autoSpaceDN/>
+        <w:bidi w:val="0"/>
+        <w:adjustRightInd/>
+        <w:snapToGrid/>
+        <w:spacing w:beforeAutospacing="0" w:afterAutospacing="0"/>
+        <w:ind w:left="425" w:leftChars="0" w:hanging="425" w:firstLineChars="0"/>
+        <w:textAlignment w:val="auto"/>
+      </w:pPr>
+      <w:r>
+        <w:t>Xu R, Yu M, Han X, et al. HMR-1: Hierarchical Massage Robot with Vision-Language-Model for Embodied Healthcare. 2026. arXiv:2603.08817</w:t>
+      </w:r>
+    </w:p>
+    <w:p>
+      <w:pPr>
+        <w:pageBreakBefore w:val="0"/>
+        <w:widowControl w:val="0"/>
+        <w:numPr>
+          <w:ilvl w:val="0"/>
+          <w:numId w:val="1"/>
+        </w:numPr>
+        <w:kinsoku/>
+        <w:wordWrap/>
+        <w:overflowPunct/>
+        <w:topLinePunct w:val="0"/>
+        <w:autoSpaceDE/>
+        <w:autoSpaceDN/>
+        <w:bidi w:val="0"/>
+        <w:adjustRightInd/>
+        <w:snapToGrid/>
+        <w:spacing w:beforeAutospacing="0" w:afterAutospacing="0"/>
+        <w:ind w:left="425" w:leftChars="0" w:hanging="425" w:firstLineChars="0"/>
+        <w:textAlignment w:val="auto"/>
+      </w:pPr>
+      <w:r>
+        <w:t>Hu G, Fang X. FLCMC: Federated Learning Approach for Chinese Medicinal Text Classification. Entropy, 2024, 26(10): 871. DOI: 10.3390/e26100871</w:t>
+      </w:r>
+    </w:p>
+    <w:p>
+      <w:pPr>
+        <w:pageBreakBefore w:val="0"/>
+        <w:widowControl w:val="0"/>
+        <w:numPr>
+          <w:ilvl w:val="0"/>
+          <w:numId w:val="1"/>
+        </w:numPr>
+        <w:kinsoku/>
+        <w:wordWrap/>
+        <w:overflowPunct/>
+        <w:topLinePunct w:val="0"/>
+        <w:autoSpaceDE/>
+        <w:autoSpaceDN/>
+        <w:bidi w:val="0"/>
+        <w:adjustRightInd/>
+        <w:snapToGrid/>
+        <w:spacing w:beforeAutospacing="0" w:afterAutospacing="0"/>
+        <w:ind w:left="425" w:leftChars="0" w:hanging="425" w:firstLineChars="0"/>
+        <w:textAlignment w:val="auto"/>
+      </w:pPr>
+      <w:r>
+        <w:t>Ness RO, Matton K, Helm H, et al. MedFuzz: Exploring the Robustness of Large Language Models in Medical Question Answering. 2024. arXiv:2406.06573</w:t>
+      </w:r>
+    </w:p>
+    <w:p>
+      <w:pPr>
+        <w:pageBreakBefore w:val="0"/>
+        <w:widowControl w:val="0"/>
+        <w:numPr>
+          <w:ilvl w:val="0"/>
+          <w:numId w:val="1"/>
+        </w:numPr>
+        <w:kinsoku/>
+        <w:wordWrap/>
+        <w:overflowPunct/>
+        <w:topLinePunct w:val="0"/>
+        <w:autoSpaceDE/>
+        <w:autoSpaceDN/>
+        <w:bidi w:val="0"/>
+        <w:adjustRightInd/>
+        <w:snapToGrid/>
+        <w:spacing w:beforeAutospacing="0" w:afterAutospacing="0"/>
+        <w:ind w:left="425" w:leftChars="0" w:hanging="425" w:firstLineChars="0"/>
+        <w:textAlignment w:val="auto"/>
+      </w:pPr>
+      <w:r>
+        <w:t>Chen S, Li X, Zhang M, et al. CARES: Comprehensive Evaluation of Safety and Adversarial Robustness in Medical LLMs. 2025. arXiv:2505.11413</w:t>
       </w:r>
     </w:p>
     <w:sectPr>

--- a/第一节生成式大模型与下一代AI技术在中医药中的适配前景0611.docx
+++ b/第一节生成式大模型与下一代AI技术在中医药中的适配前景0611.docx
@@ -242,7 +242,7 @@
         <w:rPr>
           <w:rFonts w:hint="eastAsia"/>
         </w:rPr>
-        <w:t>未来的关键不在于增加语料规模,而在于三个尚未解决的问题。其一,灾难性遗忘(catastrophic forgetting)与知识叠加之间的平衡:中医语料注入越深,模型的通用推理能力越可能受到侵蚀,如何在习得中医知识的同时保持通用能力,是持续学习(continual learning)需要回答的开放问题 [Ke Z, et al.,2023]。其二,古籍语料中高密度知识的有效内化:古籍语义复杂、流派各异,简单的下一词预测难以捕捉其中的辨证逻辑;面向古籍命名实体识别的研究显示,经领域预训练与微调的 7B 模型可显著优于通用模型(F1 约 0.93),表明古籍需要专门的语料工程与适配策略,而非通用方案 [Zheng et al., 2025]。其三,语料质量与代表性的治理:多数模型仍依赖文本挖掘结合人工校验自建语料 [Dai et al., 2024],未来需建立语料、术语与证据等级三位一体的中医知识基座,使继续预训练立足于可治理、可追溯的数据之上。可以预见,下一阶段的竞争焦点将由模型规模转向知识基座的质量:能否构建高质量、标准化、流派可辨的中医知识语料,将在很大程度上决定垂直大模型的上游优势。</w:t>
+        <w:t>未来的关键不在于增加语料规模,而在于三个尚未解决的问题。其一,灾难性遗忘(catastrophic forgetting)与知识叠加之间的平衡:中医语料注入越深,模型的通用推理能力越可能受到侵蚀,如何在习得中医知识的同时保持通用能力,是持续学习(continual learning)需要回答的开放问题 [Ke et al., 2023]。其二,古籍语料中高密度知识的有效内化:古籍语义复杂、流派各异,简单的下一词预测难以捕捉其中的辨证逻辑;面向古籍命名实体识别的研究显示,经领域预训练与微调的 7B 模型可显著优于通用模型(F1 约 0.93),表明古籍需要专门的语料工程与适配策略,而非通用方案 [Zheng et al., 2025]。其三,语料质量与代表性的治理:多数模型仍依赖文本挖掘结合人工校验自建语料 [Dai et al., 2024],未来需建立语料、术语与证据等级三位一体的中医知识基座,使继续预训练立足于可治理、可追溯的数据之上。可以预见,下一阶段的竞争焦点将由模型规模转向知识基座的质量:能否构建高质量、标准化、流派可辨的中医知识语料,将在很大程度上决定垂直大模型的上游优势。</w:t>
       </w:r>
     </w:p>
     <w:p>
@@ -4501,6 +4501,31 @@
       </w:pPr>
       <w:r>
         <w:t>Chen S, Li X, Zhang M, et al. CARES: Comprehensive Evaluation of Safety and Adversarial Robustness in Medical LLMs. 2025. arXiv:2505.11413</w:t>
+      </w:r>
+    </w:p>
+    <w:p>
+      <w:pPr>
+        <w:pageBreakBefore w:val="0"/>
+        <w:widowControl w:val="0"/>
+        <w:numPr>
+          <w:ilvl w:val="0"/>
+          <w:numId w:val="1"/>
+        </w:numPr>
+        <w:kinsoku/>
+        <w:wordWrap/>
+        <w:overflowPunct/>
+        <w:topLinePunct w:val="0"/>
+        <w:autoSpaceDE/>
+        <w:autoSpaceDN/>
+        <w:bidi w:val="0"/>
+        <w:adjustRightInd/>
+        <w:snapToGrid/>
+        <w:spacing w:beforeAutospacing="0" w:afterAutospacing="0"/>
+        <w:ind w:left="425" w:leftChars="0" w:hanging="425" w:firstLineChars="0"/>
+        <w:textAlignment w:val="auto"/>
+      </w:pPr>
+      <w:r>
+        <w:t>Ke Z, Shao Y, Lin H, et al. Continual Pre-training of Language Models. ICLR 2023. arXiv:2302.03241</w:t>
       </w:r>
     </w:p>
     <w:sectPr>
